--- a/resumes/ryanparman-general-cv.docx
+++ b/resumes/ryanparman-general-cv.docx
@@ -2,7 +2,7 @@
 <file path=word/document.xml><?xml version="1.0" encoding="utf-8"?>
 <w:document xmlns:w="http://schemas.openxmlformats.org/wordprocessingml/2006/main" xmlns:m="http://schemas.openxmlformats.org/officeDocument/2006/math" xmlns:r="http://schemas.openxmlformats.org/officeDocument/2006/relationships" xmlns:o="urn:schemas-microsoft-com:office:office" xmlns:v="urn:schemas-microsoft-com:vml" xmlns:w10="urn:schemas-microsoft-com:office:word" xmlns:a="http://schemas.openxmlformats.org/drawingml/2006/main" xmlns:pic="http://schemas.openxmlformats.org/drawingml/2006/picture" xmlns:wp="http://schemas.openxmlformats.org/drawingml/2006/wordprocessingDrawing">
   <w:body>
-    <w:bookmarkStart w:id="142" w:name="ryan-parman--jobsryanparmancom"/>
+    <w:bookmarkStart w:id="138" w:name="ryan-parman--jobsryanparmancom"/>
     <w:p>
       <w:pPr>
         <w:pStyle w:val="Heading1"/>
@@ -294,7 +294,7 @@
     </w:p>
     <w:bookmarkEnd w:id="18"/>
     <w:bookmarkEnd w:id="19"/>
-    <w:bookmarkStart w:id="99" w:name="work-experience"/>
+    <w:bookmarkStart w:id="102" w:name="work-experience"/>
     <w:p>
       <w:pPr>
         <w:pStyle w:val="Heading2"/>
@@ -303,7 +303,7 @@
         <w:t xml:space="preserve">Work Experience</w:t>
       </w:r>
     </w:p>
-    <w:bookmarkStart w:id="23" w:name="stripe--remote"/>
+    <w:bookmarkStart w:id="22" w:name="rackspace--remote"/>
     <w:p>
       <w:pPr>
         <w:pStyle w:val="Heading3"/>
@@ -313,6 +313,57 @@
           <w:rPr>
             <w:rStyle w:val="Hyperlink"/>
           </w:rPr>
+          <w:t xml:space="preserve">Rackspace</w:t>
+        </w:r>
+      </w:hyperlink>
+      <w:r>
+        <w:t xml:space="preserve"> </w:t>
+      </w:r>
+      <w:r>
+        <w:t xml:space="preserve">— Remote</w:t>
+      </w:r>
+    </w:p>
+    <w:p>
+      <w:pPr>
+        <w:pStyle w:val="BlockText"/>
+      </w:pPr>
+      <w:r>
+        <w:t xml:space="preserve">Trusted partner in cloud solutions, offering management and support services across private, hybrid, and public cloud.</w:t>
+      </w:r>
+    </w:p>
+    <w:bookmarkStart w:id="21" w:name="cloud-architect-december-2025present"/>
+    <w:p>
+      <w:pPr>
+        <w:pStyle w:val="Heading4"/>
+      </w:pPr>
+      <w:r>
+        <w:t xml:space="preserve">Cloud Architect (December 2025—Present)</w:t>
+      </w:r>
+    </w:p>
+    <w:p>
+      <w:pPr>
+        <w:pStyle w:val="Compact"/>
+        <w:numPr>
+          <w:ilvl w:val="0"/>
+          <w:numId w:val="1004"/>
+        </w:numPr>
+      </w:pPr>
+      <w:r>
+        <w:t xml:space="preserve">TBD</w:t>
+      </w:r>
+    </w:p>
+    <w:bookmarkEnd w:id="21"/>
+    <w:bookmarkEnd w:id="22"/>
+    <w:bookmarkStart w:id="26" w:name="stripe--remote"/>
+    <w:p>
+      <w:pPr>
+        <w:pStyle w:val="Heading3"/>
+      </w:pPr>
+      <w:hyperlink r:id="rId23">
+        <w:r>
+          <w:rPr>
+            <w:rStyle w:val="Hyperlink"/>
+          </w:rPr>
           <w:t xml:space="preserve">Stripe</w:t>
         </w:r>
       </w:hyperlink>
@@ -331,21 +382,21 @@
         <w:t xml:space="preserve">Stripe provides a fully integrated suite of financial and payments products.</w:t>
       </w:r>
     </w:p>
-    <w:bookmarkStart w:id="22" w:name="Xa50bf6bc0e7e953e76e3e516697b18f880b37c6"/>
+    <w:bookmarkStart w:id="25" w:name="X561a22126282ac7898e4df904d3ee5757c4d9ff"/>
     <w:p>
       <w:pPr>
         <w:pStyle w:val="Heading4"/>
       </w:pPr>
       <w:r>
-        <w:t xml:space="preserve">Senior Technical Program Manager, Databases (March 2025—Present)</w:t>
-      </w:r>
-    </w:p>
-    <w:p>
-      <w:pPr>
-        <w:pStyle w:val="Compact"/>
-        <w:numPr>
-          <w:ilvl w:val="0"/>
-          <w:numId w:val="1004"/>
+        <w:t xml:space="preserve">Senior Technical Program Manager, Databases (March 2025—October 2025)</w:t>
+      </w:r>
+    </w:p>
+    <w:p>
+      <w:pPr>
+        <w:pStyle w:val="Compact"/>
+        <w:numPr>
+          <w:ilvl w:val="0"/>
+          <w:numId w:val="1005"/>
         </w:numPr>
       </w:pPr>
       <w:r>
@@ -357,7 +408,7 @@
         <w:pStyle w:val="Compact"/>
         <w:numPr>
           <w:ilvl w:val="0"/>
-          <w:numId w:val="1004"/>
+          <w:numId w:val="1005"/>
         </w:numPr>
       </w:pPr>
       <w:r>
@@ -369,7 +420,7 @@
         <w:pStyle w:val="Compact"/>
         <w:numPr>
           <w:ilvl w:val="0"/>
-          <w:numId w:val="1004"/>
+          <w:numId w:val="1005"/>
         </w:numPr>
       </w:pPr>
       <w:r>
@@ -378,7 +429,7 @@
       <w:r>
         <w:t xml:space="preserve"> </w:t>
       </w:r>
-      <w:hyperlink r:id="rId21">
+      <w:hyperlink r:id="rId24">
         <w:r>
           <w:rPr>
             <w:rStyle w:val="Hyperlink"/>
@@ -390,14 +441,14 @@
         <w:t xml:space="preserve">-like approach (project management, technical writing).</w:t>
       </w:r>
     </w:p>
-    <w:bookmarkEnd w:id="22"/>
-    <w:bookmarkEnd w:id="23"/>
-    <w:bookmarkStart w:id="76" w:name="Xf1ca04f93ae92722b2d43ad420b5bb917dd645c"/>
+    <w:bookmarkEnd w:id="25"/>
+    <w:bookmarkEnd w:id="26"/>
+    <w:bookmarkStart w:id="79" w:name="Xf1ca04f93ae92722b2d43ad420b5bb917dd645c"/>
     <w:p>
       <w:pPr>
         <w:pStyle w:val="Heading3"/>
       </w:pPr>
-      <w:hyperlink r:id="rId24">
+      <w:hyperlink r:id="rId27">
         <w:r>
           <w:rPr>
             <w:rStyle w:val="Hyperlink"/>
@@ -436,7 +487,7 @@
         <w:t xml:space="preserve">company which produces textbooks, digital learning tools, and adaptive technology to enhance learning. It is one of the “big three” educational publishers in the U.S.</w:t>
       </w:r>
     </w:p>
-    <w:bookmarkStart w:id="40" w:name="X1c953dc6f81fd51192c2a7027262a1036e142a8"/>
+    <w:bookmarkStart w:id="43" w:name="X1c953dc6f81fd51192c2a7027262a1036e142a8"/>
     <w:p>
       <w:pPr>
         <w:pStyle w:val="Heading4"/>
@@ -450,7 +501,7 @@
         <w:pStyle w:val="Compact"/>
         <w:numPr>
           <w:ilvl w:val="0"/>
-          <w:numId w:val="1005"/>
+          <w:numId w:val="1006"/>
         </w:numPr>
       </w:pPr>
       <w:r>
@@ -459,7 +510,7 @@
       <w:r>
         <w:t xml:space="preserve"> </w:t>
       </w:r>
-      <w:hyperlink r:id="rId25">
+      <w:hyperlink r:id="rId28">
         <w:r>
           <w:rPr>
             <w:rStyle w:val="Hyperlink"/>
@@ -479,7 +530,7 @@
         <w:pStyle w:val="Compact"/>
         <w:numPr>
           <w:ilvl w:val="0"/>
-          <w:numId w:val="1005"/>
+          <w:numId w:val="1006"/>
         </w:numPr>
       </w:pPr>
       <w:r>
@@ -488,7 +539,7 @@
       <w:r>
         <w:t xml:space="preserve"> </w:t>
       </w:r>
-      <w:hyperlink r:id="rId26">
+      <w:hyperlink r:id="rId29">
         <w:r>
           <w:rPr>
             <w:rStyle w:val="Hyperlink"/>
@@ -505,7 +556,7 @@
       <w:r>
         <w:t xml:space="preserve"> </w:t>
       </w:r>
-      <w:hyperlink r:id="rId27">
+      <w:hyperlink r:id="rId30">
         <w:r>
           <w:rPr>
             <w:rStyle w:val="Hyperlink"/>
@@ -525,7 +576,7 @@
         <w:pStyle w:val="Compact"/>
         <w:numPr>
           <w:ilvl w:val="0"/>
-          <w:numId w:val="1005"/>
+          <w:numId w:val="1006"/>
         </w:numPr>
       </w:pPr>
       <w:r>
@@ -537,7 +588,7 @@
         <w:pStyle w:val="Compact"/>
         <w:numPr>
           <w:ilvl w:val="0"/>
-          <w:numId w:val="1005"/>
+          <w:numId w:val="1006"/>
         </w:numPr>
       </w:pPr>
       <w:r>
@@ -546,7 +597,7 @@
       <w:r>
         <w:t xml:space="preserve"> </w:t>
       </w:r>
-      <w:hyperlink r:id="rId28">
+      <w:hyperlink r:id="rId31">
         <w:r>
           <w:rPr>
             <w:rStyle w:val="Hyperlink"/>
@@ -560,7 +611,7 @@
       <w:r>
         <w:t xml:space="preserve"> </w:t>
       </w:r>
-      <w:hyperlink r:id="rId29">
+      <w:hyperlink r:id="rId32">
         <w:r>
           <w:rPr>
             <w:rStyle w:val="Hyperlink"/>
@@ -574,7 +625,7 @@
       <w:r>
         <w:t xml:space="preserve"> </w:t>
       </w:r>
-      <w:hyperlink r:id="rId30">
+      <w:hyperlink r:id="rId33">
         <w:r>
           <w:rPr>
             <w:rStyle w:val="Hyperlink"/>
@@ -588,7 +639,7 @@
       <w:r>
         <w:t xml:space="preserve"> </w:t>
       </w:r>
-      <w:hyperlink r:id="rId31">
+      <w:hyperlink r:id="rId34">
         <w:r>
           <w:rPr>
             <w:rStyle w:val="Hyperlink"/>
@@ -602,7 +653,7 @@
       <w:r>
         <w:t xml:space="preserve"> </w:t>
       </w:r>
-      <w:hyperlink r:id="rId32">
+      <w:hyperlink r:id="rId35">
         <w:r>
           <w:rPr>
             <w:rStyle w:val="Hyperlink"/>
@@ -616,7 +667,7 @@
       <w:r>
         <w:t xml:space="preserve"> </w:t>
       </w:r>
-      <w:hyperlink r:id="rId33">
+      <w:hyperlink r:id="rId36">
         <w:r>
           <w:rPr>
             <w:rStyle w:val="Hyperlink"/>
@@ -630,7 +681,7 @@
       <w:r>
         <w:t xml:space="preserve"> </w:t>
       </w:r>
-      <w:hyperlink r:id="rId34">
+      <w:hyperlink r:id="rId37">
         <w:r>
           <w:rPr>
             <w:rStyle w:val="Hyperlink"/>
@@ -644,7 +695,7 @@
       <w:r>
         <w:t xml:space="preserve"> </w:t>
       </w:r>
-      <w:hyperlink r:id="rId35">
+      <w:hyperlink r:id="rId38">
         <w:r>
           <w:rPr>
             <w:rStyle w:val="Hyperlink"/>
@@ -658,7 +709,7 @@
       <w:r>
         <w:t xml:space="preserve"> </w:t>
       </w:r>
-      <w:hyperlink r:id="rId36">
+      <w:hyperlink r:id="rId39">
         <w:r>
           <w:rPr>
             <w:rStyle w:val="Hyperlink"/>
@@ -672,7 +723,7 @@
       <w:r>
         <w:t xml:space="preserve"> </w:t>
       </w:r>
-      <w:hyperlink r:id="rId37">
+      <w:hyperlink r:id="rId40">
         <w:r>
           <w:rPr>
             <w:rStyle w:val="Hyperlink"/>
@@ -686,7 +737,7 @@
       <w:r>
         <w:t xml:space="preserve"> </w:t>
       </w:r>
-      <w:hyperlink r:id="rId38">
+      <w:hyperlink r:id="rId41">
         <w:r>
           <w:rPr>
             <w:rStyle w:val="Hyperlink"/>
@@ -700,7 +751,7 @@
       <w:r>
         <w:t xml:space="preserve"> </w:t>
       </w:r>
-      <w:hyperlink r:id="rId39">
+      <w:hyperlink r:id="rId42">
         <w:r>
           <w:rPr>
             <w:rStyle w:val="Hyperlink"/>
@@ -712,8 +763,8 @@
         <w:t xml:space="preserve">, platform engineering.</w:t>
       </w:r>
     </w:p>
-    <w:bookmarkEnd w:id="40"/>
-    <w:bookmarkStart w:id="63" w:name="X4cbec74ef50d2bac18d76b486d664134b376b29"/>
+    <w:bookmarkEnd w:id="43"/>
+    <w:bookmarkStart w:id="66" w:name="X4cbec74ef50d2bac18d76b486d664134b376b29"/>
     <w:p>
       <w:pPr>
         <w:pStyle w:val="Heading4"/>
@@ -727,7 +778,7 @@
         <w:pStyle w:val="Compact"/>
         <w:numPr>
           <w:ilvl w:val="0"/>
-          <w:numId w:val="1006"/>
+          <w:numId w:val="1007"/>
         </w:numPr>
       </w:pPr>
       <w:r>
@@ -739,7 +790,7 @@
         <w:pStyle w:val="Compact"/>
         <w:numPr>
           <w:ilvl w:val="0"/>
-          <w:numId w:val="1006"/>
+          <w:numId w:val="1007"/>
         </w:numPr>
       </w:pPr>
       <w:r>
@@ -748,7 +799,7 @@
       <w:r>
         <w:t xml:space="preserve"> </w:t>
       </w:r>
-      <w:hyperlink r:id="rId41">
+      <w:hyperlink r:id="rId44">
         <w:r>
           <w:rPr>
             <w:rStyle w:val="Hyperlink"/>
@@ -765,7 +816,7 @@
       <w:r>
         <w:t xml:space="preserve"> </w:t>
       </w:r>
-      <w:hyperlink r:id="rId42">
+      <w:hyperlink r:id="rId45">
         <w:r>
           <w:rPr>
             <w:rStyle w:val="Hyperlink"/>
@@ -782,7 +833,7 @@
       <w:r>
         <w:t xml:space="preserve"> </w:t>
       </w:r>
-      <w:hyperlink r:id="rId43">
+      <w:hyperlink r:id="rId46">
         <w:r>
           <w:rPr>
             <w:rStyle w:val="Hyperlink"/>
@@ -799,7 +850,7 @@
         <w:pStyle w:val="Compact"/>
         <w:numPr>
           <w:ilvl w:val="0"/>
-          <w:numId w:val="1006"/>
+          <w:numId w:val="1007"/>
         </w:numPr>
       </w:pPr>
       <w:r>
@@ -808,7 +859,7 @@
       <w:r>
         <w:t xml:space="preserve"> </w:t>
       </w:r>
-      <w:hyperlink r:id="rId44">
+      <w:hyperlink r:id="rId47">
         <w:r>
           <w:rPr>
             <w:rStyle w:val="Hyperlink"/>
@@ -825,7 +876,7 @@
       <w:r>
         <w:t xml:space="preserve"> </w:t>
       </w:r>
-      <w:hyperlink r:id="rId45">
+      <w:hyperlink r:id="rId48">
         <w:r>
           <w:rPr>
             <w:rStyle w:val="Hyperlink"/>
@@ -845,7 +896,7 @@
         <w:pStyle w:val="Compact"/>
         <w:numPr>
           <w:ilvl w:val="0"/>
-          <w:numId w:val="1006"/>
+          <w:numId w:val="1007"/>
         </w:numPr>
       </w:pPr>
       <w:r>
@@ -857,7 +908,7 @@
         <w:pStyle w:val="Compact"/>
         <w:numPr>
           <w:ilvl w:val="0"/>
-          <w:numId w:val="1006"/>
+          <w:numId w:val="1007"/>
         </w:numPr>
       </w:pPr>
       <w:r>
@@ -869,7 +920,7 @@
         <w:pStyle w:val="Compact"/>
         <w:numPr>
           <w:ilvl w:val="0"/>
-          <w:numId w:val="1006"/>
+          <w:numId w:val="1007"/>
         </w:numPr>
       </w:pPr>
       <w:r>
@@ -878,7 +929,7 @@
       <w:r>
         <w:t xml:space="preserve"> </w:t>
       </w:r>
-      <w:hyperlink r:id="rId46">
+      <w:hyperlink r:id="rId49">
         <w:r>
           <w:rPr>
             <w:rStyle w:val="Hyperlink"/>
@@ -898,7 +949,7 @@
         <w:pStyle w:val="Compact"/>
         <w:numPr>
           <w:ilvl w:val="0"/>
-          <w:numId w:val="1006"/>
+          <w:numId w:val="1007"/>
         </w:numPr>
       </w:pPr>
       <w:r>
@@ -907,7 +958,7 @@
       <w:r>
         <w:t xml:space="preserve"> </w:t>
       </w:r>
-      <w:hyperlink r:id="rId47">
+      <w:hyperlink r:id="rId50">
         <w:r>
           <w:rPr>
             <w:rStyle w:val="Hyperlink"/>
@@ -924,7 +975,7 @@
         <w:pStyle w:val="Compact"/>
         <w:numPr>
           <w:ilvl w:val="0"/>
-          <w:numId w:val="1006"/>
+          <w:numId w:val="1007"/>
         </w:numPr>
       </w:pPr>
       <w:r>
@@ -949,7 +1000,7 @@
         <w:pStyle w:val="Compact"/>
         <w:numPr>
           <w:ilvl w:val="0"/>
-          <w:numId w:val="1006"/>
+          <w:numId w:val="1007"/>
         </w:numPr>
       </w:pPr>
       <w:r>
@@ -961,7 +1012,7 @@
         <w:pStyle w:val="Compact"/>
         <w:numPr>
           <w:ilvl w:val="0"/>
-          <w:numId w:val="1006"/>
+          <w:numId w:val="1007"/>
         </w:numPr>
       </w:pPr>
       <w:r>
@@ -970,7 +1021,7 @@
       <w:r>
         <w:t xml:space="preserve"> </w:t>
       </w:r>
-      <w:hyperlink r:id="rId48">
+      <w:hyperlink r:id="rId51">
         <w:r>
           <w:rPr>
             <w:rStyle w:val="Hyperlink"/>
@@ -990,7 +1041,7 @@
         <w:pStyle w:val="Compact"/>
         <w:numPr>
           <w:ilvl w:val="0"/>
-          <w:numId w:val="1006"/>
+          <w:numId w:val="1007"/>
         </w:numPr>
       </w:pPr>
       <w:r>
@@ -999,7 +1050,7 @@
       <w:r>
         <w:t xml:space="preserve"> </w:t>
       </w:r>
-      <w:hyperlink r:id="rId49">
+      <w:hyperlink r:id="rId52">
         <w:r>
           <w:rPr>
             <w:rStyle w:val="Hyperlink"/>
@@ -1032,7 +1083,7 @@
         <w:pStyle w:val="Compact"/>
         <w:numPr>
           <w:ilvl w:val="0"/>
-          <w:numId w:val="1006"/>
+          <w:numId w:val="1007"/>
         </w:numPr>
       </w:pPr>
       <w:r>
@@ -1041,83 +1092,181 @@
       <w:r>
         <w:t xml:space="preserve"> </w:t>
       </w:r>
+      <w:hyperlink r:id="rId38">
+        <w:r>
+          <w:rPr>
+            <w:rStyle w:val="Hyperlink"/>
+          </w:rPr>
+          <w:t xml:space="preserve">Amazon ECS</w:t>
+        </w:r>
+      </w:hyperlink>
+      <w:r>
+        <w:t xml:space="preserve"> </w:t>
+      </w:r>
+      <w:r>
+        <w:t xml:space="preserve">scale their systems and improve their reliability and scalability, while reducing toil.</w:t>
+      </w:r>
+    </w:p>
+    <w:p>
+      <w:pPr>
+        <w:pStyle w:val="Compact"/>
+        <w:numPr>
+          <w:ilvl w:val="0"/>
+          <w:numId w:val="1007"/>
+        </w:numPr>
+      </w:pPr>
+      <w:r>
+        <w:t xml:space="preserve">Skills:</w:t>
+      </w:r>
+      <w:r>
+        <w:t xml:space="preserve"> </w:t>
+      </w:r>
+      <w:hyperlink r:id="rId50">
+        <w:r>
+          <w:rPr>
+            <w:rStyle w:val="Hyperlink"/>
+          </w:rPr>
+          <w:t xml:space="preserve">Artifactory</w:t>
+        </w:r>
+      </w:hyperlink>
+      <w:r>
+        <w:t xml:space="preserve">,</w:t>
+      </w:r>
+      <w:r>
+        <w:t xml:space="preserve"> </w:t>
+      </w:r>
+      <w:hyperlink r:id="rId46">
+        <w:r>
+          <w:rPr>
+            <w:rStyle w:val="Hyperlink"/>
+          </w:rPr>
+          <w:t xml:space="preserve">AWS Identity Center</w:t>
+        </w:r>
+      </w:hyperlink>
+      <w:r>
+        <w:t xml:space="preserve">,</w:t>
+      </w:r>
+      <w:r>
+        <w:t xml:space="preserve"> </w:t>
+      </w:r>
+      <w:hyperlink r:id="rId53">
+        <w:r>
+          <w:rPr>
+            <w:rStyle w:val="Hyperlink"/>
+          </w:rPr>
+          <w:t xml:space="preserve">AWS ImageBuilder</w:t>
+        </w:r>
+      </w:hyperlink>
+      <w:r>
+        <w:t xml:space="preserve">,</w:t>
+      </w:r>
+      <w:r>
+        <w:t xml:space="preserve"> </w:t>
+      </w:r>
+      <w:hyperlink r:id="rId54">
+        <w:r>
+          <w:rPr>
+            <w:rStyle w:val="Hyperlink"/>
+          </w:rPr>
+          <w:t xml:space="preserve">AWS Secrets Manager</w:t>
+        </w:r>
+      </w:hyperlink>
+      <w:r>
+        <w:t xml:space="preserve">,</w:t>
+      </w:r>
+      <w:r>
+        <w:t xml:space="preserve"> </w:t>
+      </w:r>
       <w:hyperlink r:id="rId35">
         <w:r>
           <w:rPr>
             <w:rStyle w:val="Hyperlink"/>
           </w:rPr>
-          <w:t xml:space="preserve">Amazon ECS</w:t>
-        </w:r>
-      </w:hyperlink>
-      <w:r>
-        <w:t xml:space="preserve"> </w:t>
-      </w:r>
-      <w:r>
-        <w:t xml:space="preserve">scale their systems and improve their reliability and scalability, while reducing toil.</w:t>
-      </w:r>
-    </w:p>
-    <w:p>
-      <w:pPr>
-        <w:pStyle w:val="Compact"/>
-        <w:numPr>
-          <w:ilvl w:val="0"/>
-          <w:numId w:val="1006"/>
-        </w:numPr>
-      </w:pPr>
-      <w:r>
-        <w:t xml:space="preserve">Skills:</w:t>
-      </w:r>
-      <w:r>
-        <w:t xml:space="preserve"> </w:t>
-      </w:r>
-      <w:hyperlink r:id="rId47">
-        <w:r>
-          <w:rPr>
-            <w:rStyle w:val="Hyperlink"/>
-          </w:rPr>
-          <w:t xml:space="preserve">Artifactory</w:t>
-        </w:r>
-      </w:hyperlink>
-      <w:r>
-        <w:t xml:space="preserve">,</w:t>
-      </w:r>
-      <w:r>
-        <w:t xml:space="preserve"> </w:t>
-      </w:r>
-      <w:hyperlink r:id="rId43">
-        <w:r>
-          <w:rPr>
-            <w:rStyle w:val="Hyperlink"/>
-          </w:rPr>
-          <w:t xml:space="preserve">AWS Identity Center</w:t>
-        </w:r>
-      </w:hyperlink>
-      <w:r>
-        <w:t xml:space="preserve">,</w:t>
-      </w:r>
-      <w:r>
-        <w:t xml:space="preserve"> </w:t>
-      </w:r>
-      <w:hyperlink r:id="rId50">
-        <w:r>
-          <w:rPr>
-            <w:rStyle w:val="Hyperlink"/>
-          </w:rPr>
-          <w:t xml:space="preserve">AWS ImageBuilder</w:t>
-        </w:r>
-      </w:hyperlink>
-      <w:r>
-        <w:t xml:space="preserve">,</w:t>
-      </w:r>
-      <w:r>
-        <w:t xml:space="preserve"> </w:t>
-      </w:r>
-      <w:hyperlink r:id="rId51">
-        <w:r>
-          <w:rPr>
-            <w:rStyle w:val="Hyperlink"/>
-          </w:rPr>
-          <w:t xml:space="preserve">AWS Secrets Manager</w:t>
+          <w:t xml:space="preserve">AWS</w:t>
+        </w:r>
+      </w:hyperlink>
+      <w:r>
+        <w:t xml:space="preserve">,</w:t>
+      </w:r>
+      <w:r>
+        <w:t xml:space="preserve"> </w:t>
+      </w:r>
+      <w:hyperlink r:id="rId55">
+        <w:r>
+          <w:rPr>
+            <w:rStyle w:val="Hyperlink"/>
+          </w:rPr>
+          <w:t xml:space="preserve">Bash</w:t>
+        </w:r>
+      </w:hyperlink>
+      <w:r>
+        <w:t xml:space="preserve">,</w:t>
+      </w:r>
+      <w:r>
+        <w:t xml:space="preserve"> </w:t>
+      </w:r>
+      <w:hyperlink r:id="rId48">
+        <w:r>
+          <w:rPr>
+            <w:rStyle w:val="Hyperlink"/>
+          </w:rPr>
+          <w:t xml:space="preserve">CIS</w:t>
+        </w:r>
+      </w:hyperlink>
+      <w:r>
+        <w:t xml:space="preserve">,</w:t>
+      </w:r>
+      <w:r>
+        <w:t xml:space="preserve"> </w:t>
+      </w:r>
+      <w:hyperlink r:id="rId56">
+        <w:r>
+          <w:rPr>
+            <w:rStyle w:val="Hyperlink"/>
+          </w:rPr>
+          <w:t xml:space="preserve">CloudFormation</w:t>
+        </w:r>
+      </w:hyperlink>
+      <w:r>
+        <w:t xml:space="preserve">,</w:t>
+      </w:r>
+      <w:r>
+        <w:t xml:space="preserve"> </w:t>
+      </w:r>
+      <w:hyperlink r:id="rId36">
+        <w:r>
+          <w:rPr>
+            <w:rStyle w:val="Hyperlink"/>
+          </w:rPr>
+          <w:t xml:space="preserve">CloudFront</w:t>
+        </w:r>
+      </w:hyperlink>
+      <w:r>
+        <w:t xml:space="preserve">,</w:t>
+      </w:r>
+      <w:r>
+        <w:t xml:space="preserve"> </w:t>
+      </w:r>
+      <w:hyperlink r:id="rId45">
+        <w:r>
+          <w:rPr>
+            <w:rStyle w:val="Hyperlink"/>
+          </w:rPr>
+          <w:t xml:space="preserve">Control Tower</w:t>
+        </w:r>
+      </w:hyperlink>
+      <w:r>
+        <w:t xml:space="preserve">,</w:t>
+      </w:r>
+      <w:r>
+        <w:t xml:space="preserve"> </w:t>
+      </w:r>
+      <w:hyperlink r:id="rId57">
+        <w:r>
+          <w:rPr>
+            <w:rStyle w:val="Hyperlink"/>
+          </w:rPr>
+          <w:t xml:space="preserve">Datadog</w:t>
         </w:r>
       </w:hyperlink>
       <w:r>
@@ -1131,49 +1280,231 @@
           <w:rPr>
             <w:rStyle w:val="Hyperlink"/>
           </w:rPr>
-          <w:t xml:space="preserve">AWS</w:t>
-        </w:r>
-      </w:hyperlink>
-      <w:r>
-        <w:t xml:space="preserve">,</w:t>
-      </w:r>
-      <w:r>
-        <w:t xml:space="preserve"> </w:t>
-      </w:r>
-      <w:hyperlink r:id="rId52">
-        <w:r>
-          <w:rPr>
-            <w:rStyle w:val="Hyperlink"/>
-          </w:rPr>
-          <w:t xml:space="preserve">Bash</w:t>
-        </w:r>
-      </w:hyperlink>
-      <w:r>
-        <w:t xml:space="preserve">,</w:t>
-      </w:r>
-      <w:r>
-        <w:t xml:space="preserve"> </w:t>
-      </w:r>
-      <w:hyperlink r:id="rId45">
-        <w:r>
-          <w:rPr>
-            <w:rStyle w:val="Hyperlink"/>
-          </w:rPr>
-          <w:t xml:space="preserve">CIS</w:t>
-        </w:r>
-      </w:hyperlink>
-      <w:r>
-        <w:t xml:space="preserve">,</w:t>
-      </w:r>
-      <w:r>
-        <w:t xml:space="preserve"> </w:t>
-      </w:r>
-      <w:hyperlink r:id="rId53">
-        <w:r>
-          <w:rPr>
-            <w:rStyle w:val="Hyperlink"/>
-          </w:rPr>
-          <w:t xml:space="preserve">CloudFormation</w:t>
+          <w:t xml:space="preserve">Docker</w:t>
+        </w:r>
+      </w:hyperlink>
+      <w:r>
+        <w:t xml:space="preserve">,</w:t>
+      </w:r>
+      <w:r>
+        <w:t xml:space="preserve"> </w:t>
+      </w:r>
+      <w:hyperlink r:id="rId37">
+        <w:r>
+          <w:rPr>
+            <w:rStyle w:val="Hyperlink"/>
+          </w:rPr>
+          <w:t xml:space="preserve">EC2</w:t>
+        </w:r>
+      </w:hyperlink>
+      <w:r>
+        <w:t xml:space="preserve">,</w:t>
+      </w:r>
+      <w:r>
+        <w:t xml:space="preserve"> </w:t>
+      </w:r>
+      <w:hyperlink r:id="rId38">
+        <w:r>
+          <w:rPr>
+            <w:rStyle w:val="Hyperlink"/>
+          </w:rPr>
+          <w:t xml:space="preserve">ECS</w:t>
+        </w:r>
+      </w:hyperlink>
+      <w:r>
+        <w:t xml:space="preserve">,</w:t>
+      </w:r>
+      <w:r>
+        <w:t xml:space="preserve"> </w:t>
+      </w:r>
+      <w:hyperlink r:id="rId39">
+        <w:r>
+          <w:rPr>
+            <w:rStyle w:val="Hyperlink"/>
+          </w:rPr>
+          <w:t xml:space="preserve">EKS</w:t>
+        </w:r>
+      </w:hyperlink>
+      <w:r>
+        <w:t xml:space="preserve">,</w:t>
+      </w:r>
+      <w:r>
+        <w:t xml:space="preserve"> </w:t>
+      </w:r>
+      <w:hyperlink r:id="rId49">
+        <w:r>
+          <w:rPr>
+            <w:rStyle w:val="Hyperlink"/>
+          </w:rPr>
+          <w:t xml:space="preserve">GitHub Actions</w:t>
+        </w:r>
+      </w:hyperlink>
+      <w:r>
+        <w:t xml:space="preserve">,</w:t>
+      </w:r>
+      <w:r>
+        <w:t xml:space="preserve"> </w:t>
+      </w:r>
+      <w:hyperlink r:id="rId34">
+        <w:r>
+          <w:rPr>
+            <w:rStyle w:val="Hyperlink"/>
+          </w:rPr>
+          <w:t xml:space="preserve">GitOps</w:t>
+        </w:r>
+      </w:hyperlink>
+      <w:r>
+        <w:t xml:space="preserve">,</w:t>
+      </w:r>
+      <w:r>
+        <w:t xml:space="preserve"> </w:t>
+      </w:r>
+      <w:hyperlink r:id="rId31">
+        <w:r>
+          <w:rPr>
+            <w:rStyle w:val="Hyperlink"/>
+          </w:rPr>
+          <w:t xml:space="preserve">Go</w:t>
+        </w:r>
+      </w:hyperlink>
+      <w:r>
+        <w:t xml:space="preserve">,</w:t>
+      </w:r>
+      <w:r>
+        <w:t xml:space="preserve"> </w:t>
+      </w:r>
+      <w:hyperlink r:id="rId58">
+        <w:r>
+          <w:rPr>
+            <w:rStyle w:val="Hyperlink"/>
+          </w:rPr>
+          <w:t xml:space="preserve">Gradle</w:t>
+        </w:r>
+      </w:hyperlink>
+      <w:r>
+        <w:t xml:space="preserve">,</w:t>
+      </w:r>
+      <w:r>
+        <w:t xml:space="preserve"> </w:t>
+      </w:r>
+      <w:hyperlink r:id="rId40">
+        <w:r>
+          <w:rPr>
+            <w:rStyle w:val="Hyperlink"/>
+          </w:rPr>
+          <w:t xml:space="preserve">IAM</w:t>
+        </w:r>
+      </w:hyperlink>
+      <w:r>
+        <w:t xml:space="preserve">,</w:t>
+      </w:r>
+      <w:r>
+        <w:t xml:space="preserve"> </w:t>
+      </w:r>
+      <w:hyperlink r:id="rId41">
+        <w:r>
+          <w:rPr>
+            <w:rStyle w:val="Hyperlink"/>
+          </w:rPr>
+          <w:t xml:space="preserve">Lambda</w:t>
+        </w:r>
+      </w:hyperlink>
+      <w:r>
+        <w:t xml:space="preserve">,</w:t>
+      </w:r>
+      <w:r>
+        <w:t xml:space="preserve"> </w:t>
+      </w:r>
+      <w:hyperlink r:id="rId59">
+        <w:r>
+          <w:rPr>
+            <w:rStyle w:val="Hyperlink"/>
+          </w:rPr>
+          <w:t xml:space="preserve">Maven</w:t>
+        </w:r>
+      </w:hyperlink>
+      <w:r>
+        <w:t xml:space="preserve">,</w:t>
+      </w:r>
+      <w:r>
+        <w:t xml:space="preserve"> </w:t>
+      </w:r>
+      <w:hyperlink r:id="rId60">
+        <w:r>
+          <w:rPr>
+            <w:rStyle w:val="Hyperlink"/>
+          </w:rPr>
+          <w:t xml:space="preserve">New Relic</w:t>
+        </w:r>
+      </w:hyperlink>
+      <w:r>
+        <w:t xml:space="preserve">,</w:t>
+      </w:r>
+      <w:r>
+        <w:t xml:space="preserve"> </w:t>
+      </w:r>
+      <w:hyperlink r:id="rId61">
+        <w:r>
+          <w:rPr>
+            <w:rStyle w:val="Hyperlink"/>
+          </w:rPr>
+          <w:t xml:space="preserve">Node.js</w:t>
+        </w:r>
+      </w:hyperlink>
+      <w:r>
+        <w:t xml:space="preserve">,</w:t>
+      </w:r>
+      <w:r>
+        <w:t xml:space="preserve"> </w:t>
+      </w:r>
+      <w:hyperlink r:id="rId62">
+        <w:r>
+          <w:rPr>
+            <w:rStyle w:val="Hyperlink"/>
+          </w:rPr>
+          <w:t xml:space="preserve">Packer</w:t>
+        </w:r>
+      </w:hyperlink>
+      <w:r>
+        <w:t xml:space="preserve">,</w:t>
+      </w:r>
+      <w:r>
+        <w:t xml:space="preserve"> </w:t>
+      </w:r>
+      <w:hyperlink r:id="rId63">
+        <w:r>
+          <w:rPr>
+            <w:rStyle w:val="Hyperlink"/>
+          </w:rPr>
+          <w:t xml:space="preserve">PostgreSQL</w:t>
+        </w:r>
+      </w:hyperlink>
+      <w:r>
+        <w:t xml:space="preserve">,</w:t>
+      </w:r>
+      <w:r>
+        <w:t xml:space="preserve"> </w:t>
+      </w:r>
+      <w:hyperlink r:id="rId64">
+        <w:r>
+          <w:rPr>
+            <w:rStyle w:val="Hyperlink"/>
+          </w:rPr>
+          <w:t xml:space="preserve">Python</w:t>
+        </w:r>
+      </w:hyperlink>
+      <w:r>
+        <w:t xml:space="preserve">,</w:t>
+      </w:r>
+      <w:r>
+        <w:t xml:space="preserve"> </w:t>
+      </w:r>
+      <w:hyperlink r:id="rId42">
+        <w:r>
+          <w:rPr>
+            <w:rStyle w:val="Hyperlink"/>
+          </w:rPr>
+          <w:t xml:space="preserve">S3</w:t>
         </w:r>
       </w:hyperlink>
       <w:r>
@@ -1187,286 +1518,6 @@
           <w:rPr>
             <w:rStyle w:val="Hyperlink"/>
           </w:rPr>
-          <w:t xml:space="preserve">CloudFront</w:t>
-        </w:r>
-      </w:hyperlink>
-      <w:r>
-        <w:t xml:space="preserve">,</w:t>
-      </w:r>
-      <w:r>
-        <w:t xml:space="preserve"> </w:t>
-      </w:r>
-      <w:hyperlink r:id="rId42">
-        <w:r>
-          <w:rPr>
-            <w:rStyle w:val="Hyperlink"/>
-          </w:rPr>
-          <w:t xml:space="preserve">Control Tower</w:t>
-        </w:r>
-      </w:hyperlink>
-      <w:r>
-        <w:t xml:space="preserve">,</w:t>
-      </w:r>
-      <w:r>
-        <w:t xml:space="preserve"> </w:t>
-      </w:r>
-      <w:hyperlink r:id="rId54">
-        <w:r>
-          <w:rPr>
-            <w:rStyle w:val="Hyperlink"/>
-          </w:rPr>
-          <w:t xml:space="preserve">Datadog</w:t>
-        </w:r>
-      </w:hyperlink>
-      <w:r>
-        <w:t xml:space="preserve">,</w:t>
-      </w:r>
-      <w:r>
-        <w:t xml:space="preserve"> </w:t>
-      </w:r>
-      <w:hyperlink r:id="rId29">
-        <w:r>
-          <w:rPr>
-            <w:rStyle w:val="Hyperlink"/>
-          </w:rPr>
-          <w:t xml:space="preserve">Docker</w:t>
-        </w:r>
-      </w:hyperlink>
-      <w:r>
-        <w:t xml:space="preserve">,</w:t>
-      </w:r>
-      <w:r>
-        <w:t xml:space="preserve"> </w:t>
-      </w:r>
-      <w:hyperlink r:id="rId34">
-        <w:r>
-          <w:rPr>
-            <w:rStyle w:val="Hyperlink"/>
-          </w:rPr>
-          <w:t xml:space="preserve">EC2</w:t>
-        </w:r>
-      </w:hyperlink>
-      <w:r>
-        <w:t xml:space="preserve">,</w:t>
-      </w:r>
-      <w:r>
-        <w:t xml:space="preserve"> </w:t>
-      </w:r>
-      <w:hyperlink r:id="rId35">
-        <w:r>
-          <w:rPr>
-            <w:rStyle w:val="Hyperlink"/>
-          </w:rPr>
-          <w:t xml:space="preserve">ECS</w:t>
-        </w:r>
-      </w:hyperlink>
-      <w:r>
-        <w:t xml:space="preserve">,</w:t>
-      </w:r>
-      <w:r>
-        <w:t xml:space="preserve"> </w:t>
-      </w:r>
-      <w:hyperlink r:id="rId36">
-        <w:r>
-          <w:rPr>
-            <w:rStyle w:val="Hyperlink"/>
-          </w:rPr>
-          <w:t xml:space="preserve">EKS</w:t>
-        </w:r>
-      </w:hyperlink>
-      <w:r>
-        <w:t xml:space="preserve">,</w:t>
-      </w:r>
-      <w:r>
-        <w:t xml:space="preserve"> </w:t>
-      </w:r>
-      <w:hyperlink r:id="rId46">
-        <w:r>
-          <w:rPr>
-            <w:rStyle w:val="Hyperlink"/>
-          </w:rPr>
-          <w:t xml:space="preserve">GitHub Actions</w:t>
-        </w:r>
-      </w:hyperlink>
-      <w:r>
-        <w:t xml:space="preserve">,</w:t>
-      </w:r>
-      <w:r>
-        <w:t xml:space="preserve"> </w:t>
-      </w:r>
-      <w:hyperlink r:id="rId31">
-        <w:r>
-          <w:rPr>
-            <w:rStyle w:val="Hyperlink"/>
-          </w:rPr>
-          <w:t xml:space="preserve">GitOps</w:t>
-        </w:r>
-      </w:hyperlink>
-      <w:r>
-        <w:t xml:space="preserve">,</w:t>
-      </w:r>
-      <w:r>
-        <w:t xml:space="preserve"> </w:t>
-      </w:r>
-      <w:hyperlink r:id="rId28">
-        <w:r>
-          <w:rPr>
-            <w:rStyle w:val="Hyperlink"/>
-          </w:rPr>
-          <w:t xml:space="preserve">Go</w:t>
-        </w:r>
-      </w:hyperlink>
-      <w:r>
-        <w:t xml:space="preserve">,</w:t>
-      </w:r>
-      <w:r>
-        <w:t xml:space="preserve"> </w:t>
-      </w:r>
-      <w:hyperlink r:id="rId55">
-        <w:r>
-          <w:rPr>
-            <w:rStyle w:val="Hyperlink"/>
-          </w:rPr>
-          <w:t xml:space="preserve">Gradle</w:t>
-        </w:r>
-      </w:hyperlink>
-      <w:r>
-        <w:t xml:space="preserve">,</w:t>
-      </w:r>
-      <w:r>
-        <w:t xml:space="preserve"> </w:t>
-      </w:r>
-      <w:hyperlink r:id="rId37">
-        <w:r>
-          <w:rPr>
-            <w:rStyle w:val="Hyperlink"/>
-          </w:rPr>
-          <w:t xml:space="preserve">IAM</w:t>
-        </w:r>
-      </w:hyperlink>
-      <w:r>
-        <w:t xml:space="preserve">,</w:t>
-      </w:r>
-      <w:r>
-        <w:t xml:space="preserve"> </w:t>
-      </w:r>
-      <w:hyperlink r:id="rId38">
-        <w:r>
-          <w:rPr>
-            <w:rStyle w:val="Hyperlink"/>
-          </w:rPr>
-          <w:t xml:space="preserve">Lambda</w:t>
-        </w:r>
-      </w:hyperlink>
-      <w:r>
-        <w:t xml:space="preserve">,</w:t>
-      </w:r>
-      <w:r>
-        <w:t xml:space="preserve"> </w:t>
-      </w:r>
-      <w:hyperlink r:id="rId56">
-        <w:r>
-          <w:rPr>
-            <w:rStyle w:val="Hyperlink"/>
-          </w:rPr>
-          <w:t xml:space="preserve">Maven</w:t>
-        </w:r>
-      </w:hyperlink>
-      <w:r>
-        <w:t xml:space="preserve">,</w:t>
-      </w:r>
-      <w:r>
-        <w:t xml:space="preserve"> </w:t>
-      </w:r>
-      <w:hyperlink r:id="rId57">
-        <w:r>
-          <w:rPr>
-            <w:rStyle w:val="Hyperlink"/>
-          </w:rPr>
-          <w:t xml:space="preserve">New Relic</w:t>
-        </w:r>
-      </w:hyperlink>
-      <w:r>
-        <w:t xml:space="preserve">,</w:t>
-      </w:r>
-      <w:r>
-        <w:t xml:space="preserve"> </w:t>
-      </w:r>
-      <w:hyperlink r:id="rId58">
-        <w:r>
-          <w:rPr>
-            <w:rStyle w:val="Hyperlink"/>
-          </w:rPr>
-          <w:t xml:space="preserve">Node.js</w:t>
-        </w:r>
-      </w:hyperlink>
-      <w:r>
-        <w:t xml:space="preserve">,</w:t>
-      </w:r>
-      <w:r>
-        <w:t xml:space="preserve"> </w:t>
-      </w:r>
-      <w:hyperlink r:id="rId59">
-        <w:r>
-          <w:rPr>
-            <w:rStyle w:val="Hyperlink"/>
-          </w:rPr>
-          <w:t xml:space="preserve">Packer</w:t>
-        </w:r>
-      </w:hyperlink>
-      <w:r>
-        <w:t xml:space="preserve">,</w:t>
-      </w:r>
-      <w:r>
-        <w:t xml:space="preserve"> </w:t>
-      </w:r>
-      <w:hyperlink r:id="rId60">
-        <w:r>
-          <w:rPr>
-            <w:rStyle w:val="Hyperlink"/>
-          </w:rPr>
-          <w:t xml:space="preserve">PostgreSQL</w:t>
-        </w:r>
-      </w:hyperlink>
-      <w:r>
-        <w:t xml:space="preserve">,</w:t>
-      </w:r>
-      <w:r>
-        <w:t xml:space="preserve"> </w:t>
-      </w:r>
-      <w:hyperlink r:id="rId61">
-        <w:r>
-          <w:rPr>
-            <w:rStyle w:val="Hyperlink"/>
-          </w:rPr>
-          <w:t xml:space="preserve">Python</w:t>
-        </w:r>
-      </w:hyperlink>
-      <w:r>
-        <w:t xml:space="preserve">,</w:t>
-      </w:r>
-      <w:r>
-        <w:t xml:space="preserve"> </w:t>
-      </w:r>
-      <w:hyperlink r:id="rId39">
-        <w:r>
-          <w:rPr>
-            <w:rStyle w:val="Hyperlink"/>
-          </w:rPr>
-          <w:t xml:space="preserve">S3</w:t>
-        </w:r>
-      </w:hyperlink>
-      <w:r>
-        <w:t xml:space="preserve">,</w:t>
-      </w:r>
-      <w:r>
-        <w:t xml:space="preserve"> </w:t>
-      </w:r>
-      <w:hyperlink r:id="rId30">
-        <w:r>
-          <w:rPr>
-            <w:rStyle w:val="Hyperlink"/>
-          </w:rPr>
           <w:t xml:space="preserve">Terraform</w:t>
         </w:r>
       </w:hyperlink>
@@ -1476,7 +1527,7 @@
       <w:r>
         <w:t xml:space="preserve"> </w:t>
       </w:r>
-      <w:hyperlink r:id="rId62">
+      <w:hyperlink r:id="rId65">
         <w:r>
           <w:rPr>
             <w:rStyle w:val="Hyperlink"/>
@@ -1500,8 +1551,8 @@
         <w:t xml:space="preserve">, async/concurrency, cybersecurity, Linux packaging, observability, project management, platform engineering.</w:t>
       </w:r>
     </w:p>
-    <w:bookmarkEnd w:id="63"/>
-    <w:bookmarkStart w:id="66" w:name="X10db8962cfbd6696b1143be0f8a86ec8231ce42"/>
+    <w:bookmarkEnd w:id="66"/>
+    <w:bookmarkStart w:id="69" w:name="X10db8962cfbd6696b1143be0f8a86ec8231ce42"/>
     <w:p>
       <w:pPr>
         <w:pStyle w:val="Heading4"/>
@@ -1515,7 +1566,7 @@
         <w:pStyle w:val="Compact"/>
         <w:numPr>
           <w:ilvl w:val="0"/>
-          <w:numId w:val="1007"/>
+          <w:numId w:val="1008"/>
         </w:numPr>
       </w:pPr>
       <w:r>
@@ -1524,7 +1575,7 @@
       <w:r>
         <w:t xml:space="preserve"> </w:t>
       </w:r>
-      <w:hyperlink r:id="rId64">
+      <w:hyperlink r:id="rId67">
         <w:r>
           <w:rPr>
             <w:rStyle w:val="Hyperlink"/>
@@ -1546,7 +1597,7 @@
         <w:pStyle w:val="Compact"/>
         <w:numPr>
           <w:ilvl w:val="0"/>
-          <w:numId w:val="1007"/>
+          <w:numId w:val="1008"/>
         </w:numPr>
       </w:pPr>
       <w:r>
@@ -1571,7 +1622,7 @@
         <w:pStyle w:val="Compact"/>
         <w:numPr>
           <w:ilvl w:val="0"/>
-          <w:numId w:val="1007"/>
+          <w:numId w:val="1008"/>
         </w:numPr>
       </w:pPr>
       <w:r>
@@ -1580,7 +1631,7 @@
       <w:r>
         <w:t xml:space="preserve"> </w:t>
       </w:r>
-      <w:hyperlink r:id="rId65">
+      <w:hyperlink r:id="rId68">
         <w:r>
           <w:rPr>
             <w:rStyle w:val="Hyperlink"/>
@@ -1600,7 +1651,7 @@
         <w:pStyle w:val="Compact"/>
         <w:numPr>
           <w:ilvl w:val="0"/>
-          <w:numId w:val="1007"/>
+          <w:numId w:val="1008"/>
         </w:numPr>
       </w:pPr>
       <w:r>
@@ -1609,7 +1660,7 @@
       <w:r>
         <w:t xml:space="preserve"> </w:t>
       </w:r>
-      <w:hyperlink r:id="rId27">
+      <w:hyperlink r:id="rId30">
         <w:r>
           <w:rPr>
             <w:rStyle w:val="Hyperlink"/>
@@ -1626,7 +1677,7 @@
       <w:r>
         <w:t xml:space="preserve"> </w:t>
       </w:r>
-      <w:hyperlink r:id="rId45">
+      <w:hyperlink r:id="rId48">
         <w:r>
           <w:rPr>
             <w:rStyle w:val="Hyperlink"/>
@@ -1643,7 +1694,7 @@
       <w:r>
         <w:t xml:space="preserve"> </w:t>
       </w:r>
-      <w:hyperlink r:id="rId29">
+      <w:hyperlink r:id="rId32">
         <w:r>
           <w:rPr>
             <w:rStyle w:val="Hyperlink"/>
@@ -1660,7 +1711,7 @@
         <w:pStyle w:val="Compact"/>
         <w:numPr>
           <w:ilvl w:val="0"/>
-          <w:numId w:val="1007"/>
+          <w:numId w:val="1008"/>
         </w:numPr>
       </w:pPr>
       <w:r>
@@ -1672,7 +1723,7 @@
         <w:pStyle w:val="Compact"/>
         <w:numPr>
           <w:ilvl w:val="0"/>
-          <w:numId w:val="1007"/>
+          <w:numId w:val="1008"/>
         </w:numPr>
       </w:pPr>
       <w:r>
@@ -1681,40 +1732,264 @@
       <w:r>
         <w:t xml:space="preserve"> </w:t>
       </w:r>
+      <w:hyperlink r:id="rId35">
+        <w:r>
+          <w:rPr>
+            <w:rStyle w:val="Hyperlink"/>
+          </w:rPr>
+          <w:t xml:space="preserve">AWS</w:t>
+        </w:r>
+      </w:hyperlink>
+      <w:r>
+        <w:t xml:space="preserve">,</w:t>
+      </w:r>
+      <w:r>
+        <w:t xml:space="preserve"> </w:t>
+      </w:r>
+      <w:hyperlink r:id="rId55">
+        <w:r>
+          <w:rPr>
+            <w:rStyle w:val="Hyperlink"/>
+          </w:rPr>
+          <w:t xml:space="preserve">Bash</w:t>
+        </w:r>
+      </w:hyperlink>
+      <w:r>
+        <w:t xml:space="preserve">,</w:t>
+      </w:r>
+      <w:r>
+        <w:t xml:space="preserve"> </w:t>
+      </w:r>
+      <w:hyperlink r:id="rId48">
+        <w:r>
+          <w:rPr>
+            <w:rStyle w:val="Hyperlink"/>
+          </w:rPr>
+          <w:t xml:space="preserve">CIS</w:t>
+        </w:r>
+      </w:hyperlink>
+      <w:r>
+        <w:t xml:space="preserve">,</w:t>
+      </w:r>
+      <w:r>
+        <w:t xml:space="preserve"> </w:t>
+      </w:r>
+      <w:hyperlink r:id="rId36">
+        <w:r>
+          <w:rPr>
+            <w:rStyle w:val="Hyperlink"/>
+          </w:rPr>
+          <w:t xml:space="preserve">CloudFront</w:t>
+        </w:r>
+      </w:hyperlink>
+      <w:r>
+        <w:t xml:space="preserve">,</w:t>
+      </w:r>
+      <w:r>
+        <w:t xml:space="preserve"> </w:t>
+      </w:r>
+      <w:hyperlink r:id="rId57">
+        <w:r>
+          <w:rPr>
+            <w:rStyle w:val="Hyperlink"/>
+          </w:rPr>
+          <w:t xml:space="preserve">Datadog</w:t>
+        </w:r>
+      </w:hyperlink>
+      <w:r>
+        <w:t xml:space="preserve">,</w:t>
+      </w:r>
+      <w:r>
+        <w:t xml:space="preserve"> </w:t>
+      </w:r>
       <w:hyperlink r:id="rId32">
         <w:r>
           <w:rPr>
             <w:rStyle w:val="Hyperlink"/>
           </w:rPr>
-          <w:t xml:space="preserve">AWS</w:t>
-        </w:r>
-      </w:hyperlink>
-      <w:r>
-        <w:t xml:space="preserve">,</w:t>
-      </w:r>
-      <w:r>
-        <w:t xml:space="preserve"> </w:t>
-      </w:r>
-      <w:hyperlink r:id="rId52">
-        <w:r>
-          <w:rPr>
-            <w:rStyle w:val="Hyperlink"/>
-          </w:rPr>
-          <w:t xml:space="preserve">Bash</w:t>
-        </w:r>
-      </w:hyperlink>
-      <w:r>
-        <w:t xml:space="preserve">,</w:t>
-      </w:r>
-      <w:r>
-        <w:t xml:space="preserve"> </w:t>
-      </w:r>
-      <w:hyperlink r:id="rId45">
-        <w:r>
-          <w:rPr>
-            <w:rStyle w:val="Hyperlink"/>
-          </w:rPr>
-          <w:t xml:space="preserve">CIS</w:t>
+          <w:t xml:space="preserve">Docker</w:t>
+        </w:r>
+      </w:hyperlink>
+      <w:r>
+        <w:t xml:space="preserve">,</w:t>
+      </w:r>
+      <w:r>
+        <w:t xml:space="preserve"> </w:t>
+      </w:r>
+      <w:hyperlink r:id="rId37">
+        <w:r>
+          <w:rPr>
+            <w:rStyle w:val="Hyperlink"/>
+          </w:rPr>
+          <w:t xml:space="preserve">EC2</w:t>
+        </w:r>
+      </w:hyperlink>
+      <w:r>
+        <w:t xml:space="preserve">,</w:t>
+      </w:r>
+      <w:r>
+        <w:t xml:space="preserve"> </w:t>
+      </w:r>
+      <w:hyperlink r:id="rId38">
+        <w:r>
+          <w:rPr>
+            <w:rStyle w:val="Hyperlink"/>
+          </w:rPr>
+          <w:t xml:space="preserve">ECS</w:t>
+        </w:r>
+      </w:hyperlink>
+      <w:r>
+        <w:t xml:space="preserve">,</w:t>
+      </w:r>
+      <w:r>
+        <w:t xml:space="preserve"> </w:t>
+      </w:r>
+      <w:hyperlink r:id="rId49">
+        <w:r>
+          <w:rPr>
+            <w:rStyle w:val="Hyperlink"/>
+          </w:rPr>
+          <w:t xml:space="preserve">GitHub Actions</w:t>
+        </w:r>
+      </w:hyperlink>
+      <w:r>
+        <w:t xml:space="preserve">,</w:t>
+      </w:r>
+      <w:r>
+        <w:t xml:space="preserve"> </w:t>
+      </w:r>
+      <w:hyperlink r:id="rId34">
+        <w:r>
+          <w:rPr>
+            <w:rStyle w:val="Hyperlink"/>
+          </w:rPr>
+          <w:t xml:space="preserve">GitOps</w:t>
+        </w:r>
+      </w:hyperlink>
+      <w:r>
+        <w:t xml:space="preserve">,</w:t>
+      </w:r>
+      <w:r>
+        <w:t xml:space="preserve"> </w:t>
+      </w:r>
+      <w:hyperlink r:id="rId31">
+        <w:r>
+          <w:rPr>
+            <w:rStyle w:val="Hyperlink"/>
+          </w:rPr>
+          <w:t xml:space="preserve">Go</w:t>
+        </w:r>
+      </w:hyperlink>
+      <w:r>
+        <w:t xml:space="preserve">,</w:t>
+      </w:r>
+      <w:r>
+        <w:t xml:space="preserve"> </w:t>
+      </w:r>
+      <w:hyperlink r:id="rId40">
+        <w:r>
+          <w:rPr>
+            <w:rStyle w:val="Hyperlink"/>
+          </w:rPr>
+          <w:t xml:space="preserve">IAM</w:t>
+        </w:r>
+      </w:hyperlink>
+      <w:r>
+        <w:t xml:space="preserve">,</w:t>
+      </w:r>
+      <w:r>
+        <w:t xml:space="preserve"> </w:t>
+      </w:r>
+      <w:hyperlink r:id="rId41">
+        <w:r>
+          <w:rPr>
+            <w:rStyle w:val="Hyperlink"/>
+          </w:rPr>
+          <w:t xml:space="preserve">Lambda</w:t>
+        </w:r>
+      </w:hyperlink>
+      <w:r>
+        <w:t xml:space="preserve">,</w:t>
+      </w:r>
+      <w:r>
+        <w:t xml:space="preserve"> </w:t>
+      </w:r>
+      <w:hyperlink r:id="rId60">
+        <w:r>
+          <w:rPr>
+            <w:rStyle w:val="Hyperlink"/>
+          </w:rPr>
+          <w:t xml:space="preserve">New Relic</w:t>
+        </w:r>
+      </w:hyperlink>
+      <w:r>
+        <w:t xml:space="preserve">,</w:t>
+      </w:r>
+      <w:r>
+        <w:t xml:space="preserve"> </w:t>
+      </w:r>
+      <w:hyperlink r:id="rId62">
+        <w:r>
+          <w:rPr>
+            <w:rStyle w:val="Hyperlink"/>
+          </w:rPr>
+          <w:t xml:space="preserve">Packer</w:t>
+        </w:r>
+      </w:hyperlink>
+      <w:r>
+        <w:t xml:space="preserve">,</w:t>
+      </w:r>
+      <w:r>
+        <w:t xml:space="preserve"> </w:t>
+      </w:r>
+      <w:hyperlink r:id="rId63">
+        <w:r>
+          <w:rPr>
+            <w:rStyle w:val="Hyperlink"/>
+          </w:rPr>
+          <w:t xml:space="preserve">PostgreSQL</w:t>
+        </w:r>
+      </w:hyperlink>
+      <w:r>
+        <w:t xml:space="preserve">,</w:t>
+      </w:r>
+      <w:r>
+        <w:t xml:space="preserve"> </w:t>
+      </w:r>
+      <w:hyperlink r:id="rId64">
+        <w:r>
+          <w:rPr>
+            <w:rStyle w:val="Hyperlink"/>
+          </w:rPr>
+          <w:t xml:space="preserve">Python</w:t>
+        </w:r>
+      </w:hyperlink>
+      <w:r>
+        <w:t xml:space="preserve">,</w:t>
+      </w:r>
+      <w:r>
+        <w:t xml:space="preserve"> </w:t>
+      </w:r>
+      <w:hyperlink r:id="rId42">
+        <w:r>
+          <w:rPr>
+            <w:rStyle w:val="Hyperlink"/>
+          </w:rPr>
+          <w:t xml:space="preserve">S3</w:t>
+        </w:r>
+      </w:hyperlink>
+      <w:r>
+        <w:t xml:space="preserve">,</w:t>
+      </w:r>
+      <w:r>
+        <w:t xml:space="preserve"> </w:t>
+      </w:r>
+      <w:hyperlink r:id="rId54">
+        <w:r>
+          <w:rPr>
+            <w:rStyle w:val="Hyperlink"/>
+          </w:rPr>
+          <w:t xml:space="preserve">Secrets Manager</w:t>
         </w:r>
       </w:hyperlink>
       <w:r>
@@ -1728,30 +2003,97 @@
           <w:rPr>
             <w:rStyle w:val="Hyperlink"/>
           </w:rPr>
-          <w:t xml:space="preserve">CloudFront</w:t>
-        </w:r>
-      </w:hyperlink>
-      <w:r>
-        <w:t xml:space="preserve">,</w:t>
-      </w:r>
-      <w:r>
-        <w:t xml:space="preserve"> </w:t>
-      </w:r>
-      <w:hyperlink r:id="rId54">
-        <w:r>
-          <w:rPr>
-            <w:rStyle w:val="Hyperlink"/>
-          </w:rPr>
-          <w:t xml:space="preserve">Datadog</w:t>
-        </w:r>
-      </w:hyperlink>
-      <w:r>
-        <w:t xml:space="preserve">,</w:t>
-      </w:r>
-      <w:r>
-        <w:t xml:space="preserve"> </w:t>
-      </w:r>
-      <w:hyperlink r:id="rId29">
+          <w:t xml:space="preserve">Terraform</w:t>
+        </w:r>
+      </w:hyperlink>
+      <w:r>
+        <w:t xml:space="preserve">, async/concurrency, cybersecurity, observability, platform engineering.</w:t>
+      </w:r>
+    </w:p>
+    <w:bookmarkEnd w:id="69"/>
+    <w:bookmarkStart w:id="78" w:name="Xbb0df5850d4c183c9a79a02a33b92ad2a2543dd"/>
+    <w:p>
+      <w:pPr>
+        <w:pStyle w:val="Heading4"/>
+      </w:pPr>
+      <w:r>
+        <w:t xml:space="preserve">Staff Software Engineer (October 2016—October 2018)</w:t>
+      </w:r>
+    </w:p>
+    <w:p>
+      <w:pPr>
+        <w:pStyle w:val="Compact"/>
+        <w:numPr>
+          <w:ilvl w:val="0"/>
+          <w:numId w:val="1009"/>
+        </w:numPr>
+      </w:pPr>
+      <w:r>
+        <w:t xml:space="preserve">Led the development of Tier-1 services within the educational content authoring pipeline, leveraging technologies such as</w:t>
+      </w:r>
+      <w:r>
+        <w:t xml:space="preserve"> </w:t>
+      </w:r>
+      <w:hyperlink r:id="rId70">
+        <w:r>
+          <w:rPr>
+            <w:rStyle w:val="Hyperlink"/>
+          </w:rPr>
+          <w:t xml:space="preserve">REST</w:t>
+        </w:r>
+      </w:hyperlink>
+      <w:r>
+        <w:t xml:space="preserve">,</w:t>
+      </w:r>
+      <w:r>
+        <w:t xml:space="preserve"> </w:t>
+      </w:r>
+      <w:hyperlink r:id="rId71">
+        <w:r>
+          <w:rPr>
+            <w:rStyle w:val="Hyperlink"/>
+          </w:rPr>
+          <w:t xml:space="preserve">GraphQL</w:t>
+        </w:r>
+      </w:hyperlink>
+      <w:r>
+        <w:t xml:space="preserve">, API design,</w:t>
+      </w:r>
+      <w:r>
+        <w:t xml:space="preserve"> </w:t>
+      </w:r>
+      <w:hyperlink r:id="rId38">
+        <w:r>
+          <w:rPr>
+            <w:rStyle w:val="Hyperlink"/>
+          </w:rPr>
+          <w:t xml:space="preserve">Amazon ECS</w:t>
+        </w:r>
+      </w:hyperlink>
+      <w:r>
+        <w:t xml:space="preserve"> </w:t>
+      </w:r>
+      <w:r>
+        <w:t xml:space="preserve">(similar to</w:t>
+      </w:r>
+      <w:r>
+        <w:t xml:space="preserve"> </w:t>
+      </w:r>
+      <w:hyperlink r:id="rId72">
+        <w:r>
+          <w:rPr>
+            <w:rStyle w:val="Hyperlink"/>
+          </w:rPr>
+          <w:t xml:space="preserve">Kubernetes</w:t>
+        </w:r>
+      </w:hyperlink>
+      <w:r>
+        <w:t xml:space="preserve">),</w:t>
+      </w:r>
+      <w:r>
+        <w:t xml:space="preserve"> </w:t>
+      </w:r>
+      <w:hyperlink r:id="rId32">
         <w:r>
           <w:rPr>
             <w:rStyle w:val="Hyperlink"/>
@@ -1765,189 +2107,7 @@
       <w:r>
         <w:t xml:space="preserve"> </w:t>
       </w:r>
-      <w:hyperlink r:id="rId34">
-        <w:r>
-          <w:rPr>
-            <w:rStyle w:val="Hyperlink"/>
-          </w:rPr>
-          <w:t xml:space="preserve">EC2</w:t>
-        </w:r>
-      </w:hyperlink>
-      <w:r>
-        <w:t xml:space="preserve">,</w:t>
-      </w:r>
-      <w:r>
-        <w:t xml:space="preserve"> </w:t>
-      </w:r>
-      <w:hyperlink r:id="rId35">
-        <w:r>
-          <w:rPr>
-            <w:rStyle w:val="Hyperlink"/>
-          </w:rPr>
-          <w:t xml:space="preserve">ECS</w:t>
-        </w:r>
-      </w:hyperlink>
-      <w:r>
-        <w:t xml:space="preserve">,</w:t>
-      </w:r>
-      <w:r>
-        <w:t xml:space="preserve"> </w:t>
-      </w:r>
-      <w:hyperlink r:id="rId46">
-        <w:r>
-          <w:rPr>
-            <w:rStyle w:val="Hyperlink"/>
-          </w:rPr>
-          <w:t xml:space="preserve">GitHub Actions</w:t>
-        </w:r>
-      </w:hyperlink>
-      <w:r>
-        <w:t xml:space="preserve">,</w:t>
-      </w:r>
-      <w:r>
-        <w:t xml:space="preserve"> </w:t>
-      </w:r>
-      <w:hyperlink r:id="rId31">
-        <w:r>
-          <w:rPr>
-            <w:rStyle w:val="Hyperlink"/>
-          </w:rPr>
-          <w:t xml:space="preserve">GitOps</w:t>
-        </w:r>
-      </w:hyperlink>
-      <w:r>
-        <w:t xml:space="preserve">,</w:t>
-      </w:r>
-      <w:r>
-        <w:t xml:space="preserve"> </w:t>
-      </w:r>
-      <w:hyperlink r:id="rId28">
-        <w:r>
-          <w:rPr>
-            <w:rStyle w:val="Hyperlink"/>
-          </w:rPr>
-          <w:t xml:space="preserve">Go</w:t>
-        </w:r>
-      </w:hyperlink>
-      <w:r>
-        <w:t xml:space="preserve">,</w:t>
-      </w:r>
-      <w:r>
-        <w:t xml:space="preserve"> </w:t>
-      </w:r>
-      <w:hyperlink r:id="rId37">
-        <w:r>
-          <w:rPr>
-            <w:rStyle w:val="Hyperlink"/>
-          </w:rPr>
-          <w:t xml:space="preserve">IAM</w:t>
-        </w:r>
-      </w:hyperlink>
-      <w:r>
-        <w:t xml:space="preserve">,</w:t>
-      </w:r>
-      <w:r>
-        <w:t xml:space="preserve"> </w:t>
-      </w:r>
-      <w:hyperlink r:id="rId38">
-        <w:r>
-          <w:rPr>
-            <w:rStyle w:val="Hyperlink"/>
-          </w:rPr>
-          <w:t xml:space="preserve">Lambda</w:t>
-        </w:r>
-      </w:hyperlink>
-      <w:r>
-        <w:t xml:space="preserve">,</w:t>
-      </w:r>
-      <w:r>
-        <w:t xml:space="preserve"> </w:t>
-      </w:r>
-      <w:hyperlink r:id="rId57">
-        <w:r>
-          <w:rPr>
-            <w:rStyle w:val="Hyperlink"/>
-          </w:rPr>
-          <w:t xml:space="preserve">New Relic</w:t>
-        </w:r>
-      </w:hyperlink>
-      <w:r>
-        <w:t xml:space="preserve">,</w:t>
-      </w:r>
-      <w:r>
-        <w:t xml:space="preserve"> </w:t>
-      </w:r>
-      <w:hyperlink r:id="rId59">
-        <w:r>
-          <w:rPr>
-            <w:rStyle w:val="Hyperlink"/>
-          </w:rPr>
-          <w:t xml:space="preserve">Packer</w:t>
-        </w:r>
-      </w:hyperlink>
-      <w:r>
-        <w:t xml:space="preserve">,</w:t>
-      </w:r>
-      <w:r>
-        <w:t xml:space="preserve"> </w:t>
-      </w:r>
-      <w:hyperlink r:id="rId60">
-        <w:r>
-          <w:rPr>
-            <w:rStyle w:val="Hyperlink"/>
-          </w:rPr>
-          <w:t xml:space="preserve">PostgreSQL</w:t>
-        </w:r>
-      </w:hyperlink>
-      <w:r>
-        <w:t xml:space="preserve">,</w:t>
-      </w:r>
-      <w:r>
-        <w:t xml:space="preserve"> </w:t>
-      </w:r>
-      <w:hyperlink r:id="rId61">
-        <w:r>
-          <w:rPr>
-            <w:rStyle w:val="Hyperlink"/>
-          </w:rPr>
-          <w:t xml:space="preserve">Python</w:t>
-        </w:r>
-      </w:hyperlink>
-      <w:r>
-        <w:t xml:space="preserve">,</w:t>
-      </w:r>
-      <w:r>
-        <w:t xml:space="preserve"> </w:t>
-      </w:r>
-      <w:hyperlink r:id="rId39">
-        <w:r>
-          <w:rPr>
-            <w:rStyle w:val="Hyperlink"/>
-          </w:rPr>
-          <w:t xml:space="preserve">S3</w:t>
-        </w:r>
-      </w:hyperlink>
-      <w:r>
-        <w:t xml:space="preserve">,</w:t>
-      </w:r>
-      <w:r>
-        <w:t xml:space="preserve"> </w:t>
-      </w:r>
-      <w:hyperlink r:id="rId51">
-        <w:r>
-          <w:rPr>
-            <w:rStyle w:val="Hyperlink"/>
-          </w:rPr>
-          <w:t xml:space="preserve">Secrets Manager</w:t>
-        </w:r>
-      </w:hyperlink>
-      <w:r>
-        <w:t xml:space="preserve">,</w:t>
-      </w:r>
-      <w:r>
-        <w:t xml:space="preserve"> </w:t>
-      </w:r>
-      <w:hyperlink r:id="rId30">
+      <w:hyperlink r:id="rId33">
         <w:r>
           <w:rPr>
             <w:rStyle w:val="Hyperlink"/>
@@ -1956,121 +2116,12 @@
         </w:r>
       </w:hyperlink>
       <w:r>
-        <w:t xml:space="preserve">, async/concurrency, cybersecurity, observability, platform engineering.</w:t>
-      </w:r>
-    </w:p>
-    <w:bookmarkEnd w:id="66"/>
-    <w:bookmarkStart w:id="75" w:name="Xbb0df5850d4c183c9a79a02a33b92ad2a2543dd"/>
-    <w:p>
-      <w:pPr>
-        <w:pStyle w:val="Heading4"/>
-      </w:pPr>
-      <w:r>
-        <w:t xml:space="preserve">Staff Software Engineer (October 2016—October 2018)</w:t>
-      </w:r>
-    </w:p>
-    <w:p>
-      <w:pPr>
-        <w:pStyle w:val="Compact"/>
-        <w:numPr>
-          <w:ilvl w:val="0"/>
-          <w:numId w:val="1008"/>
-        </w:numPr>
-      </w:pPr>
-      <w:r>
-        <w:t xml:space="preserve">Led the development of Tier-1 services within the educational content authoring pipeline, leveraging technologies such as</w:t>
-      </w:r>
-      <w:r>
-        <w:t xml:space="preserve"> </w:t>
-      </w:r>
-      <w:hyperlink r:id="rId67">
-        <w:r>
-          <w:rPr>
-            <w:rStyle w:val="Hyperlink"/>
-          </w:rPr>
-          <w:t xml:space="preserve">REST</w:t>
-        </w:r>
-      </w:hyperlink>
-      <w:r>
-        <w:t xml:space="preserve">,</w:t>
-      </w:r>
-      <w:r>
-        <w:t xml:space="preserve"> </w:t>
-      </w:r>
-      <w:hyperlink r:id="rId68">
-        <w:r>
-          <w:rPr>
-            <w:rStyle w:val="Hyperlink"/>
-          </w:rPr>
-          <w:t xml:space="preserve">GraphQL</w:t>
-        </w:r>
-      </w:hyperlink>
-      <w:r>
-        <w:t xml:space="preserve">, API design,</w:t>
-      </w:r>
-      <w:r>
-        <w:t xml:space="preserve"> </w:t>
-      </w:r>
-      <w:hyperlink r:id="rId35">
-        <w:r>
-          <w:rPr>
-            <w:rStyle w:val="Hyperlink"/>
-          </w:rPr>
-          <w:t xml:space="preserve">Amazon ECS</w:t>
-        </w:r>
-      </w:hyperlink>
-      <w:r>
-        <w:t xml:space="preserve"> </w:t>
-      </w:r>
-      <w:r>
-        <w:t xml:space="preserve">(similar to</w:t>
-      </w:r>
-      <w:r>
-        <w:t xml:space="preserve"> </w:t>
-      </w:r>
-      <w:hyperlink r:id="rId69">
-        <w:r>
-          <w:rPr>
-            <w:rStyle w:val="Hyperlink"/>
-          </w:rPr>
-          <w:t xml:space="preserve">Kubernetes</w:t>
-        </w:r>
-      </w:hyperlink>
-      <w:r>
-        <w:t xml:space="preserve">),</w:t>
-      </w:r>
-      <w:r>
-        <w:t xml:space="preserve"> </w:t>
-      </w:r>
-      <w:hyperlink r:id="rId29">
-        <w:r>
-          <w:rPr>
-            <w:rStyle w:val="Hyperlink"/>
-          </w:rPr>
-          <w:t xml:space="preserve">Docker</w:t>
-        </w:r>
-      </w:hyperlink>
-      <w:r>
-        <w:t xml:space="preserve">,</w:t>
-      </w:r>
-      <w:r>
-        <w:t xml:space="preserve"> </w:t>
-      </w:r>
-      <w:hyperlink r:id="rId30">
-        <w:r>
-          <w:rPr>
-            <w:rStyle w:val="Hyperlink"/>
-          </w:rPr>
-          <w:t xml:space="preserve">Terraform</w:t>
-        </w:r>
-      </w:hyperlink>
-      <w:r>
-        <w:t xml:space="preserve">,</w:t>
-      </w:r>
-      <w:r>
-        <w:t xml:space="preserve"> </w:t>
-      </w:r>
-      <w:hyperlink r:id="rId70">
+        <w:t xml:space="preserve">,</w:t>
+      </w:r>
+      <w:r>
+        <w:t xml:space="preserve"> </w:t>
+      </w:r>
+      <w:hyperlink r:id="rId73">
         <w:r>
           <w:rPr>
             <w:rStyle w:val="Hyperlink"/>
@@ -2087,7 +2138,7 @@
         <w:pStyle w:val="Compact"/>
         <w:numPr>
           <w:ilvl w:val="0"/>
-          <w:numId w:val="1008"/>
+          <w:numId w:val="1009"/>
         </w:numPr>
       </w:pPr>
       <w:r>
@@ -2096,7 +2147,7 @@
       <w:r>
         <w:t xml:space="preserve"> </w:t>
       </w:r>
-      <w:hyperlink r:id="rId71">
+      <w:hyperlink r:id="rId74">
         <w:r>
           <w:rPr>
             <w:rStyle w:val="Hyperlink"/>
@@ -2110,7 +2161,7 @@
       <w:r>
         <w:t xml:space="preserve"> </w:t>
       </w:r>
-      <w:hyperlink r:id="rId72">
+      <w:hyperlink r:id="rId75">
         <w:r>
           <w:rPr>
             <w:rStyle w:val="Hyperlink"/>
@@ -2127,7 +2178,7 @@
       <w:r>
         <w:t xml:space="preserve"> </w:t>
       </w:r>
-      <w:hyperlink r:id="rId73">
+      <w:hyperlink r:id="rId76">
         <w:r>
           <w:rPr>
             <w:rStyle w:val="Hyperlink"/>
@@ -2147,7 +2198,7 @@
         <w:pStyle w:val="Compact"/>
         <w:numPr>
           <w:ilvl w:val="0"/>
-          <w:numId w:val="1008"/>
+          <w:numId w:val="1009"/>
         </w:numPr>
       </w:pPr>
       <w:r>
@@ -2159,7 +2210,7 @@
         <w:pStyle w:val="Compact"/>
         <w:numPr>
           <w:ilvl w:val="0"/>
-          <w:numId w:val="1008"/>
+          <w:numId w:val="1009"/>
         </w:numPr>
       </w:pPr>
       <w:r>
@@ -2171,7 +2222,7 @@
         <w:pStyle w:val="Compact"/>
         <w:numPr>
           <w:ilvl w:val="0"/>
-          <w:numId w:val="1008"/>
+          <w:numId w:val="1009"/>
         </w:numPr>
       </w:pPr>
       <w:r>
@@ -2196,7 +2247,7 @@
       <w:r>
         <w:t xml:space="preserve"> </w:t>
       </w:r>
-      <w:hyperlink r:id="rId30">
+      <w:hyperlink r:id="rId33">
         <w:r>
           <w:rPr>
             <w:rStyle w:val="Hyperlink"/>
@@ -2213,7 +2264,7 @@
       <w:r>
         <w:t xml:space="preserve"> </w:t>
       </w:r>
-      <w:hyperlink r:id="rId59">
+      <w:hyperlink r:id="rId62">
         <w:r>
           <w:rPr>
             <w:rStyle w:val="Hyperlink"/>
@@ -2230,7 +2281,7 @@
         <w:pStyle w:val="Compact"/>
         <w:numPr>
           <w:ilvl w:val="0"/>
-          <w:numId w:val="1008"/>
+          <w:numId w:val="1009"/>
         </w:numPr>
       </w:pPr>
       <w:r>
@@ -2239,7 +2290,7 @@
       <w:r>
         <w:t xml:space="preserve"> </w:t>
       </w:r>
-      <w:hyperlink r:id="rId35">
+      <w:hyperlink r:id="rId38">
         <w:r>
           <w:rPr>
             <w:rStyle w:val="Hyperlink"/>
@@ -2253,7 +2304,7 @@
       <w:r>
         <w:t xml:space="preserve"> </w:t>
       </w:r>
-      <w:hyperlink r:id="rId29">
+      <w:hyperlink r:id="rId32">
         <w:r>
           <w:rPr>
             <w:rStyle w:val="Hyperlink"/>
@@ -2267,77 +2318,170 @@
       <w:r>
         <w:t xml:space="preserve"> </w:t>
       </w:r>
+      <w:hyperlink r:id="rId73">
+        <w:r>
+          <w:rPr>
+            <w:rStyle w:val="Hyperlink"/>
+          </w:rPr>
+          <w:t xml:space="preserve">ePubs</w:t>
+        </w:r>
+      </w:hyperlink>
+      <w:r>
+        <w:t xml:space="preserve">,</w:t>
+      </w:r>
+      <w:r>
+        <w:t xml:space="preserve"> </w:t>
+      </w:r>
+      <w:hyperlink r:id="rId75">
+        <w:r>
+          <w:rPr>
+            <w:rStyle w:val="Hyperlink"/>
+          </w:rPr>
+          <w:t xml:space="preserve">ffmpeg</w:t>
+        </w:r>
+      </w:hyperlink>
+      <w:r>
+        <w:t xml:space="preserve">,</w:t>
+      </w:r>
+      <w:r>
+        <w:t xml:space="preserve"> </w:t>
+      </w:r>
+      <w:hyperlink r:id="rId71">
+        <w:r>
+          <w:rPr>
+            <w:rStyle w:val="Hyperlink"/>
+          </w:rPr>
+          <w:t xml:space="preserve">GraphQL</w:t>
+        </w:r>
+      </w:hyperlink>
+      <w:r>
+        <w:t xml:space="preserve">,</w:t>
+      </w:r>
+      <w:r>
+        <w:t xml:space="preserve"> </w:t>
+      </w:r>
+      <w:hyperlink r:id="rId76">
+        <w:r>
+          <w:rPr>
+            <w:rStyle w:val="Hyperlink"/>
+          </w:rPr>
+          <w:t xml:space="preserve">HLS</w:t>
+        </w:r>
+      </w:hyperlink>
+      <w:r>
+        <w:t xml:space="preserve">,</w:t>
+      </w:r>
+      <w:r>
+        <w:t xml:space="preserve"> </w:t>
+      </w:r>
+      <w:hyperlink r:id="rId62">
+        <w:r>
+          <w:rPr>
+            <w:rStyle w:val="Hyperlink"/>
+          </w:rPr>
+          <w:t xml:space="preserve">Packer</w:t>
+        </w:r>
+      </w:hyperlink>
+      <w:r>
+        <w:t xml:space="preserve">,</w:t>
+      </w:r>
+      <w:r>
+        <w:t xml:space="preserve"> </w:t>
+      </w:r>
+      <w:hyperlink r:id="rId77">
+        <w:r>
+          <w:rPr>
+            <w:rStyle w:val="Hyperlink"/>
+          </w:rPr>
+          <w:t xml:space="preserve">PHP</w:t>
+        </w:r>
+      </w:hyperlink>
+      <w:r>
+        <w:t xml:space="preserve">,</w:t>
+      </w:r>
+      <w:r>
+        <w:t xml:space="preserve"> </w:t>
+      </w:r>
       <w:hyperlink r:id="rId70">
         <w:r>
           <w:rPr>
             <w:rStyle w:val="Hyperlink"/>
           </w:rPr>
-          <w:t xml:space="preserve">ePubs</w:t>
-        </w:r>
-      </w:hyperlink>
-      <w:r>
-        <w:t xml:space="preserve">,</w:t>
-      </w:r>
-      <w:r>
-        <w:t xml:space="preserve"> </w:t>
-      </w:r>
-      <w:hyperlink r:id="rId72">
-        <w:r>
-          <w:rPr>
-            <w:rStyle w:val="Hyperlink"/>
-          </w:rPr>
-          <w:t xml:space="preserve">ffmpeg</w:t>
-        </w:r>
-      </w:hyperlink>
-      <w:r>
-        <w:t xml:space="preserve">,</w:t>
-      </w:r>
-      <w:r>
-        <w:t xml:space="preserve"> </w:t>
-      </w:r>
-      <w:hyperlink r:id="rId68">
-        <w:r>
-          <w:rPr>
-            <w:rStyle w:val="Hyperlink"/>
-          </w:rPr>
-          <w:t xml:space="preserve">GraphQL</w:t>
-        </w:r>
-      </w:hyperlink>
-      <w:r>
-        <w:t xml:space="preserve">,</w:t>
-      </w:r>
-      <w:r>
-        <w:t xml:space="preserve"> </w:t>
-      </w:r>
-      <w:hyperlink r:id="rId73">
-        <w:r>
-          <w:rPr>
-            <w:rStyle w:val="Hyperlink"/>
-          </w:rPr>
-          <w:t xml:space="preserve">HLS</w:t>
-        </w:r>
-      </w:hyperlink>
-      <w:r>
-        <w:t xml:space="preserve">,</w:t>
-      </w:r>
-      <w:r>
-        <w:t xml:space="preserve"> </w:t>
-      </w:r>
-      <w:hyperlink r:id="rId59">
-        <w:r>
-          <w:rPr>
-            <w:rStyle w:val="Hyperlink"/>
-          </w:rPr>
-          <w:t xml:space="preserve">Packer</w:t>
-        </w:r>
-      </w:hyperlink>
-      <w:r>
-        <w:t xml:space="preserve">,</w:t>
-      </w:r>
-      <w:r>
-        <w:t xml:space="preserve"> </w:t>
-      </w:r>
-      <w:hyperlink r:id="rId74">
+          <w:t xml:space="preserve">REST</w:t>
+        </w:r>
+      </w:hyperlink>
+      <w:r>
+        <w:t xml:space="preserve">,</w:t>
+      </w:r>
+      <w:r>
+        <w:t xml:space="preserve"> </w:t>
+      </w:r>
+      <w:hyperlink r:id="rId33">
+        <w:r>
+          <w:rPr>
+            <w:rStyle w:val="Hyperlink"/>
+          </w:rPr>
+          <w:t xml:space="preserve">Terraform</w:t>
+        </w:r>
+      </w:hyperlink>
+      <w:r>
+        <w:t xml:space="preserve">, observability, technical leadership, technical writing.</w:t>
+      </w:r>
+    </w:p>
+    <w:bookmarkEnd w:id="78"/>
+    <w:bookmarkEnd w:id="79"/>
+    <w:bookmarkStart w:id="91" w:name="wepay--redwood-city-ca"/>
+    <w:p>
+      <w:pPr>
+        <w:pStyle w:val="Heading3"/>
+      </w:pPr>
+      <w:hyperlink r:id="rId80">
+        <w:r>
+          <w:rPr>
+            <w:rStyle w:val="Hyperlink"/>
+          </w:rPr>
+          <w:t xml:space="preserve">WePay</w:t>
+        </w:r>
+      </w:hyperlink>
+      <w:r>
+        <w:t xml:space="preserve"> </w:t>
+      </w:r>
+      <w:r>
+        <w:t xml:space="preserve">— Redwood City, CA</w:t>
+      </w:r>
+    </w:p>
+    <w:p>
+      <w:pPr>
+        <w:pStyle w:val="BlockText"/>
+      </w:pPr>
+      <w:r>
+        <w:t xml:space="preserve">WePay is an online payment service provider which provides “payments for platforms”, where examples of platforms were GoFundMe, Care.com, and Xbox. JPMorgan Chase acquired WePay in October 2017.</w:t>
+      </w:r>
+    </w:p>
+    <w:bookmarkStart w:id="84" w:name="Xdec534679361bad3495b96f8fff62025730684e"/>
+    <w:p>
+      <w:pPr>
+        <w:pStyle w:val="Heading4"/>
+      </w:pPr>
+      <w:r>
+        <w:t xml:space="preserve">Senior DevOps Engineer (April 2015—September 2016)</w:t>
+      </w:r>
+    </w:p>
+    <w:p>
+      <w:pPr>
+        <w:pStyle w:val="Compact"/>
+        <w:numPr>
+          <w:ilvl w:val="0"/>
+          <w:numId w:val="1010"/>
+        </w:numPr>
+      </w:pPr>
+      <w:r>
+        <w:t xml:space="preserve">Led a cross-company initiative to upgrade the monolithic application from</w:t>
+      </w:r>
+      <w:r>
+        <w:t xml:space="preserve"> </w:t>
+      </w:r>
+      <w:hyperlink r:id="rId77">
         <w:r>
           <w:rPr>
             <w:rStyle w:val="Hyperlink"/>
@@ -2346,113 +2490,20 @@
         </w:r>
       </w:hyperlink>
       <w:r>
-        <w:t xml:space="preserve">,</w:t>
-      </w:r>
-      <w:r>
-        <w:t xml:space="preserve"> </w:t>
-      </w:r>
-      <w:hyperlink r:id="rId67">
-        <w:r>
-          <w:rPr>
-            <w:rStyle w:val="Hyperlink"/>
-          </w:rPr>
-          <w:t xml:space="preserve">REST</w:t>
-        </w:r>
-      </w:hyperlink>
-      <w:r>
-        <w:t xml:space="preserve">,</w:t>
-      </w:r>
-      <w:r>
-        <w:t xml:space="preserve"> </w:t>
-      </w:r>
-      <w:hyperlink r:id="rId30">
-        <w:r>
-          <w:rPr>
-            <w:rStyle w:val="Hyperlink"/>
-          </w:rPr>
-          <w:t xml:space="preserve">Terraform</w:t>
-        </w:r>
-      </w:hyperlink>
-      <w:r>
-        <w:t xml:space="preserve">, observability, technical leadership, technical writing.</w:t>
-      </w:r>
-    </w:p>
-    <w:bookmarkEnd w:id="75"/>
-    <w:bookmarkEnd w:id="76"/>
-    <w:bookmarkStart w:id="88" w:name="wepay--redwood-city-ca"/>
-    <w:p>
-      <w:pPr>
-        <w:pStyle w:val="Heading3"/>
-      </w:pPr>
+        <w:t xml:space="preserve"> </w:t>
+      </w:r>
+      <w:r>
+        <w:t xml:space="preserve">5.4 to PHP 5.6 (the latest at the time). Facilitated cross-team collaboration among all major engineering teams and QA departments to achieve results (</w:t>
+      </w:r>
       <w:hyperlink r:id="rId77">
         <w:r>
           <w:rPr>
             <w:rStyle w:val="Hyperlink"/>
           </w:rPr>
-          <w:t xml:space="preserve">WePay</w:t>
-        </w:r>
-      </w:hyperlink>
-      <w:r>
-        <w:t xml:space="preserve"> </w:t>
-      </w:r>
-      <w:r>
-        <w:t xml:space="preserve">— Redwood City, CA</w:t>
-      </w:r>
-    </w:p>
-    <w:p>
-      <w:pPr>
-        <w:pStyle w:val="BlockText"/>
-      </w:pPr>
-      <w:r>
-        <w:t xml:space="preserve">WePay is an online payment service provider which provides “payments for platforms”, where examples of platforms were GoFundMe, Care.com, and Xbox. JPMorgan Chase acquired WePay in October 2017.</w:t>
-      </w:r>
-    </w:p>
-    <w:bookmarkStart w:id="81" w:name="Xdec534679361bad3495b96f8fff62025730684e"/>
-    <w:p>
-      <w:pPr>
-        <w:pStyle w:val="Heading4"/>
-      </w:pPr>
-      <w:r>
-        <w:t xml:space="preserve">Senior DevOps Engineer (April 2015—September 2016)</w:t>
-      </w:r>
-    </w:p>
-    <w:p>
-      <w:pPr>
-        <w:pStyle w:val="Compact"/>
-        <w:numPr>
-          <w:ilvl w:val="0"/>
-          <w:numId w:val="1009"/>
-        </w:numPr>
-      </w:pPr>
-      <w:r>
-        <w:t xml:space="preserve">Led a cross-company initiative to upgrade the monolithic application from</w:t>
-      </w:r>
-      <w:r>
-        <w:t xml:space="preserve"> </w:t>
-      </w:r>
-      <w:hyperlink r:id="rId74">
-        <w:r>
-          <w:rPr>
-            <w:rStyle w:val="Hyperlink"/>
-          </w:rPr>
           <w:t xml:space="preserve">PHP</w:t>
         </w:r>
       </w:hyperlink>
       <w:r>
-        <w:t xml:space="preserve"> </w:t>
-      </w:r>
-      <w:r>
-        <w:t xml:space="preserve">5.4 to PHP 5.6 (the latest at the time). Facilitated cross-team collaboration among all major engineering teams and QA departments to achieve results (</w:t>
-      </w:r>
-      <w:hyperlink r:id="rId74">
-        <w:r>
-          <w:rPr>
-            <w:rStyle w:val="Hyperlink"/>
-          </w:rPr>
-          <w:t xml:space="preserve">PHP</w:t>
-        </w:r>
-      </w:hyperlink>
-      <w:r>
         <w:t xml:space="preserve">, project management).</w:t>
       </w:r>
     </w:p>
@@ -2461,13 +2512,13 @@
         <w:pStyle w:val="Compact"/>
         <w:numPr>
           <w:ilvl w:val="0"/>
-          <w:numId w:val="1009"/>
+          <w:numId w:val="1010"/>
         </w:numPr>
       </w:pPr>
       <w:r>
         <w:t xml:space="preserve">Initiated a program to automate the creation of base server images for cloud servers. This allowed new servers to boot and begin serving traffic ~75% faster (</w:t>
       </w:r>
-      <w:hyperlink r:id="rId78">
+      <w:hyperlink r:id="rId81">
         <w:r>
           <w:rPr>
             <w:rStyle w:val="Hyperlink"/>
@@ -2481,7 +2532,7 @@
       <w:r>
         <w:t xml:space="preserve"> </w:t>
       </w:r>
-      <w:hyperlink r:id="rId61">
+      <w:hyperlink r:id="rId64">
         <w:r>
           <w:rPr>
             <w:rStyle w:val="Hyperlink"/>
@@ -2495,7 +2546,7 @@
       <w:r>
         <w:t xml:space="preserve"> </w:t>
       </w:r>
-      <w:hyperlink r:id="rId79">
+      <w:hyperlink r:id="rId82">
         <w:r>
           <w:rPr>
             <w:rStyle w:val="Hyperlink"/>
@@ -2512,13 +2563,13 @@
         <w:pStyle w:val="Compact"/>
         <w:numPr>
           <w:ilvl w:val="0"/>
-          <w:numId w:val="1009"/>
+          <w:numId w:val="1010"/>
         </w:numPr>
       </w:pPr>
       <w:r>
         <w:t xml:space="preserve">Invested in observability systems to prevent customer-facing issues (</w:t>
       </w:r>
-      <w:hyperlink r:id="rId57">
+      <w:hyperlink r:id="rId60">
         <w:r>
           <w:rPr>
             <w:rStyle w:val="Hyperlink"/>
@@ -2532,7 +2583,7 @@
       <w:r>
         <w:t xml:space="preserve"> </w:t>
       </w:r>
-      <w:hyperlink r:id="rId80">
+      <w:hyperlink r:id="rId83">
         <w:r>
           <w:rPr>
             <w:rStyle w:val="Hyperlink"/>
@@ -2549,7 +2600,7 @@
         <w:pStyle w:val="Compact"/>
         <w:numPr>
           <w:ilvl w:val="0"/>
-          <w:numId w:val="1009"/>
+          <w:numId w:val="1010"/>
         </w:numPr>
       </w:pPr>
       <w:r>
@@ -2574,7 +2625,7 @@
       <w:r>
         <w:t xml:space="preserve"> </w:t>
       </w:r>
-      <w:hyperlink r:id="rId78">
+      <w:hyperlink r:id="rId81">
         <w:r>
           <w:rPr>
             <w:rStyle w:val="Hyperlink"/>
@@ -2588,7 +2639,7 @@
       <w:r>
         <w:t xml:space="preserve">to improve reliability and efficiency (</w:t>
       </w:r>
-      <w:hyperlink r:id="rId61">
+      <w:hyperlink r:id="rId64">
         <w:r>
           <w:rPr>
             <w:rStyle w:val="Hyperlink"/>
@@ -2602,7 +2653,7 @@
       <w:r>
         <w:t xml:space="preserve"> </w:t>
       </w:r>
-      <w:hyperlink r:id="rId30">
+      <w:hyperlink r:id="rId33">
         <w:r>
           <w:rPr>
             <w:rStyle w:val="Hyperlink"/>
@@ -2614,8 +2665,8 @@
         <w:t xml:space="preserve">).</w:t>
       </w:r>
     </w:p>
-    <w:bookmarkEnd w:id="81"/>
-    <w:bookmarkStart w:id="87" w:name="senior-api-engineer-april-2014april-2015"/>
+    <w:bookmarkEnd w:id="84"/>
+    <w:bookmarkStart w:id="90" w:name="senior-api-engineer-april-2014april-2015"/>
     <w:p>
       <w:pPr>
         <w:pStyle w:val="Heading4"/>
@@ -2629,7 +2680,7 @@
         <w:pStyle w:val="Compact"/>
         <w:numPr>
           <w:ilvl w:val="0"/>
-          <w:numId w:val="1010"/>
+          <w:numId w:val="1011"/>
         </w:numPr>
       </w:pPr>
       <w:r>
@@ -2638,7 +2689,7 @@
       <w:r>
         <w:t xml:space="preserve"> </w:t>
       </w:r>
-      <w:hyperlink r:id="rId82">
+      <w:hyperlink r:id="rId85">
         <w:r>
           <w:rPr>
             <w:rStyle w:val="Hyperlink"/>
@@ -2658,13 +2709,13 @@
         <w:pStyle w:val="Compact"/>
         <w:numPr>
           <w:ilvl w:val="0"/>
-          <w:numId w:val="1010"/>
+          <w:numId w:val="1011"/>
         </w:numPr>
       </w:pPr>
       <w:r>
         <w:t xml:space="preserve">Brought performance improvements, new features, improved testing processes, and new QA tooling to WePay (</w:t>
       </w:r>
-      <w:hyperlink r:id="rId74">
+      <w:hyperlink r:id="rId77">
         <w:r>
           <w:rPr>
             <w:rStyle w:val="Hyperlink"/>
@@ -2678,7 +2729,7 @@
       <w:r>
         <w:t xml:space="preserve"> </w:t>
       </w:r>
-      <w:hyperlink r:id="rId83">
+      <w:hyperlink r:id="rId86">
         <w:r>
           <w:rPr>
             <w:rStyle w:val="Hyperlink"/>
@@ -2692,7 +2743,7 @@
       <w:r>
         <w:t xml:space="preserve"> </w:t>
       </w:r>
-      <w:hyperlink r:id="rId84">
+      <w:hyperlink r:id="rId87">
         <w:r>
           <w:rPr>
             <w:rStyle w:val="Hyperlink"/>
@@ -2709,7 +2760,7 @@
         <w:pStyle w:val="Compact"/>
         <w:numPr>
           <w:ilvl w:val="0"/>
-          <w:numId w:val="1010"/>
+          <w:numId w:val="1011"/>
         </w:numPr>
       </w:pPr>
       <w:r>
@@ -2718,7 +2769,7 @@
       <w:r>
         <w:t xml:space="preserve"> </w:t>
       </w:r>
-      <w:hyperlink r:id="rId85">
+      <w:hyperlink r:id="rId88">
         <w:r>
           <w:rPr>
             <w:rStyle w:val="Hyperlink"/>
@@ -2735,7 +2786,7 @@
       <w:r>
         <w:t xml:space="preserve"> </w:t>
       </w:r>
-      <w:hyperlink r:id="rId86">
+      <w:hyperlink r:id="rId89">
         <w:r>
           <w:rPr>
             <w:rStyle w:val="Hyperlink"/>
@@ -2747,9 +2798,9 @@
         <w:t xml:space="preserve">. Eliminated "works on my machine", and reduced new engineer onboarding time from 2 weeks to 1 day (measured by when a new employee could make their first commit).</w:t>
       </w:r>
     </w:p>
-    <w:bookmarkEnd w:id="87"/>
-    <w:bookmarkEnd w:id="88"/>
-    <w:bookmarkStart w:id="98" w:name="older-roles-side-projects"/>
+    <w:bookmarkEnd w:id="90"/>
+    <w:bookmarkEnd w:id="91"/>
+    <w:bookmarkStart w:id="101" w:name="older-roles-side-projects"/>
     <w:p>
       <w:pPr>
         <w:pStyle w:val="Heading3"/>
@@ -2765,7 +2816,7 @@
       <w:r>
         <w:t xml:space="preserve">See “</w:t>
       </w:r>
-      <w:hyperlink r:id="rId89">
+      <w:hyperlink r:id="rId92">
         <w:r>
           <w:rPr>
             <w:rStyle w:val="Hyperlink"/>
@@ -2782,10 +2833,10 @@
         <w:pStyle w:val="Compact"/>
         <w:numPr>
           <w:ilvl w:val="0"/>
-          <w:numId w:val="1011"/>
-        </w:numPr>
-      </w:pPr>
-      <w:hyperlink r:id="rId90">
+          <w:numId w:val="1012"/>
+        </w:numPr>
+      </w:pPr>
+      <w:hyperlink r:id="rId93">
         <w:r>
           <w:rPr>
             <w:rStyle w:val="Hyperlink"/>
@@ -2805,7 +2856,7 @@
         <w:pStyle w:val="Compact"/>
         <w:numPr>
           <w:ilvl w:val="0"/>
-          <w:numId w:val="1011"/>
+          <w:numId w:val="1012"/>
         </w:numPr>
       </w:pPr>
       <w:r>
@@ -2817,7 +2868,7 @@
         <w:pStyle w:val="Compact"/>
         <w:numPr>
           <w:ilvl w:val="0"/>
-          <w:numId w:val="1011"/>
+          <w:numId w:val="1012"/>
         </w:numPr>
       </w:pPr>
       <w:r>
@@ -2829,10 +2880,10 @@
         <w:pStyle w:val="Compact"/>
         <w:numPr>
           <w:ilvl w:val="0"/>
-          <w:numId w:val="1011"/>
-        </w:numPr>
-      </w:pPr>
-      <w:hyperlink r:id="rId91">
+          <w:numId w:val="1012"/>
+        </w:numPr>
+      </w:pPr>
+      <w:hyperlink r:id="rId94">
         <w:r>
           <w:rPr>
             <w:rStyle w:val="Hyperlink"/>
@@ -2852,7 +2903,7 @@
         <w:pStyle w:val="Compact"/>
         <w:numPr>
           <w:ilvl w:val="0"/>
-          <w:numId w:val="1011"/>
+          <w:numId w:val="1012"/>
         </w:numPr>
       </w:pPr>
       <w:r>
@@ -2861,7 +2912,7 @@
       <w:r>
         <w:t xml:space="preserve"> </w:t>
       </w:r>
-      <w:hyperlink r:id="rId92">
+      <w:hyperlink r:id="rId95">
         <w:r>
           <w:rPr>
             <w:rStyle w:val="Hyperlink"/>
@@ -2878,10 +2929,10 @@
         <w:pStyle w:val="Compact"/>
         <w:numPr>
           <w:ilvl w:val="0"/>
-          <w:numId w:val="1011"/>
-        </w:numPr>
-      </w:pPr>
-      <w:hyperlink r:id="rId93">
+          <w:numId w:val="1012"/>
+        </w:numPr>
+      </w:pPr>
+      <w:hyperlink r:id="rId96">
         <w:r>
           <w:rPr>
             <w:rStyle w:val="Hyperlink"/>
@@ -2901,10 +2952,10 @@
         <w:pStyle w:val="Compact"/>
         <w:numPr>
           <w:ilvl w:val="0"/>
-          <w:numId w:val="1011"/>
-        </w:numPr>
-      </w:pPr>
-      <w:hyperlink r:id="rId94">
+          <w:numId w:val="1012"/>
+        </w:numPr>
+      </w:pPr>
+      <w:hyperlink r:id="rId97">
         <w:r>
           <w:rPr>
             <w:rStyle w:val="Hyperlink"/>
@@ -2924,10 +2975,10 @@
         <w:pStyle w:val="Compact"/>
         <w:numPr>
           <w:ilvl w:val="0"/>
-          <w:numId w:val="1011"/>
-        </w:numPr>
-      </w:pPr>
-      <w:hyperlink r:id="rId95">
+          <w:numId w:val="1012"/>
+        </w:numPr>
+      </w:pPr>
+      <w:hyperlink r:id="rId98">
         <w:r>
           <w:rPr>
             <w:rStyle w:val="Hyperlink"/>
@@ -2947,10 +2998,10 @@
         <w:pStyle w:val="Compact"/>
         <w:numPr>
           <w:ilvl w:val="0"/>
-          <w:numId w:val="1011"/>
-        </w:numPr>
-      </w:pPr>
-      <w:hyperlink r:id="rId96">
+          <w:numId w:val="1012"/>
+        </w:numPr>
+      </w:pPr>
+      <w:hyperlink r:id="rId99">
         <w:r>
           <w:rPr>
             <w:rStyle w:val="Hyperlink"/>
@@ -2967,7 +3018,7 @@
       <w:r>
         <w:t xml:space="preserve"> </w:t>
       </w:r>
-      <w:hyperlink r:id="rId97">
+      <w:hyperlink r:id="rId100">
         <w:r>
           <w:rPr>
             <w:rStyle w:val="Hyperlink"/>
@@ -2979,9 +3030,9 @@
         <w:t xml:space="preserve">) — Production Specialist (March 2004—April 2005)</w:t>
       </w:r>
     </w:p>
-    <w:bookmarkEnd w:id="98"/>
-    <w:bookmarkEnd w:id="99"/>
-    <w:bookmarkStart w:id="108" w:name="projects"/>
+    <w:bookmarkEnd w:id="101"/>
+    <w:bookmarkEnd w:id="102"/>
+    <w:bookmarkStart w:id="107" w:name="projects"/>
     <w:p>
       <w:pPr>
         <w:pStyle w:val="Heading2"/>
@@ -3003,99 +3054,7 @@
         <w:pStyle w:val="Compact"/>
         <w:numPr>
           <w:ilvl w:val="0"/>
-          <w:numId w:val="1012"/>
-        </w:numPr>
-      </w:pPr>
-      <w:r>
-        <w:rPr>
-          <w:b/>
-          <w:bCs/>
-        </w:rPr>
-        <w:t xml:space="preserve">DevSec Tools:</w:t>
-      </w:r>
-      <w:r>
-        <w:t xml:space="preserve"> </w:t>
-      </w:r>
-      <w:r>
-        <w:t xml:space="preserve">Building a</w:t>
-      </w:r>
-      <w:r>
-        <w:t xml:space="preserve"> </w:t>
-      </w:r>
-      <w:hyperlink r:id="rId100">
-        <w:r>
-          <w:rPr>
-            <w:rStyle w:val="Hyperlink"/>
-          </w:rPr>
-          <w:t xml:space="preserve">website</w:t>
-        </w:r>
-      </w:hyperlink>
-      <w:r>
-        <w:t xml:space="preserve">,</w:t>
-      </w:r>
-      <w:r>
-        <w:t xml:space="preserve"> </w:t>
-      </w:r>
-      <w:hyperlink r:id="rId101">
-        <w:r>
-          <w:rPr>
-            <w:rStyle w:val="Hyperlink"/>
-          </w:rPr>
-          <w:t xml:space="preserve">CLI tool, and Go library</w:t>
-        </w:r>
-      </w:hyperlink>
-      <w:r>
-        <w:t xml:space="preserve"> </w:t>
-      </w:r>
-      <w:r>
-        <w:t xml:space="preserve">for identifying potential security configuration issues (in-progress).</w:t>
-      </w:r>
-    </w:p>
-    <w:p>
-      <w:pPr>
-        <w:pStyle w:val="Compact"/>
-        <w:numPr>
-          <w:ilvl w:val="0"/>
-          <w:numId w:val="1012"/>
-        </w:numPr>
-      </w:pPr>
-      <w:r>
-        <w:rPr>
-          <w:b/>
-          <w:bCs/>
-        </w:rPr>
-        <w:t xml:space="preserve">Custom Linux Packages:</w:t>
-      </w:r>
-      <w:r>
-        <w:t xml:space="preserve"> </w:t>
-      </w:r>
-      <w:r>
-        <w:t xml:space="preserve">Building a</w:t>
-      </w:r>
-      <w:r>
-        <w:t xml:space="preserve"> </w:t>
-      </w:r>
-      <w:hyperlink r:id="rId102">
-        <w:r>
-          <w:rPr>
-            <w:rStyle w:val="Hyperlink"/>
-          </w:rPr>
-          <w:t xml:space="preserve">repository of custom Linux packages</w:t>
-        </w:r>
-      </w:hyperlink>
-      <w:r>
-        <w:t xml:space="preserve"> </w:t>
-      </w:r>
-      <w:r>
-        <w:t xml:space="preserve">(in-progress).</w:t>
-      </w:r>
-    </w:p>
-    <w:p>
-      <w:pPr>
-        <w:pStyle w:val="Compact"/>
-        <w:numPr>
-          <w:ilvl w:val="0"/>
-          <w:numId w:val="1012"/>
+          <w:numId w:val="1013"/>
         </w:numPr>
       </w:pPr>
       <w:r>
@@ -3134,46 +3093,7 @@
         <w:pStyle w:val="Compact"/>
         <w:numPr>
           <w:ilvl w:val="0"/>
-          <w:numId w:val="1012"/>
-        </w:numPr>
-      </w:pPr>
-      <w:r>
-        <w:rPr>
-          <w:b/>
-          <w:bCs/>
-        </w:rPr>
-        <w:t xml:space="preserve">Multi-Platform Docker:</w:t>
-      </w:r>
-      <w:r>
-        <w:t xml:space="preserve"> </w:t>
-      </w:r>
-      <w:r>
-        <w:t xml:space="preserve">Built a</w:t>
-      </w:r>
-      <w:r>
-        <w:t xml:space="preserve"> </w:t>
-      </w:r>
-      <w:hyperlink r:id="rId104">
-        <w:r>
-          <w:rPr>
-            <w:rStyle w:val="Hyperlink"/>
-          </w:rPr>
-          <w:t xml:space="preserve">downloader for GitHub release assets</w:t>
-        </w:r>
-      </w:hyperlink>
-      <w:r>
-        <w:t xml:space="preserve"> </w:t>
-      </w:r>
-      <w:r>
-        <w:t xml:space="preserve">which simplifies building multi-platform images.</w:t>
-      </w:r>
-    </w:p>
-    <w:p>
-      <w:pPr>
-        <w:pStyle w:val="Compact"/>
-        <w:numPr>
-          <w:ilvl w:val="0"/>
-          <w:numId w:val="1012"/>
+          <w:numId w:val="1013"/>
         </w:numPr>
       </w:pPr>
       <w:r>
@@ -3192,7 +3112,7 @@
       <w:r>
         <w:t xml:space="preserve"> </w:t>
       </w:r>
-      <w:hyperlink r:id="rId105">
+      <w:hyperlink r:id="rId104">
         <w:r>
           <w:rPr>
             <w:rStyle w:val="Hyperlink"/>
@@ -3212,7 +3132,7 @@
         <w:pStyle w:val="Compact"/>
         <w:numPr>
           <w:ilvl w:val="0"/>
-          <w:numId w:val="1012"/>
+          <w:numId w:val="1013"/>
         </w:numPr>
       </w:pPr>
       <w:r>
@@ -3231,28 +3151,28 @@
       <w:r>
         <w:t xml:space="preserve"> </w:t>
       </w:r>
+      <w:hyperlink r:id="rId105">
+        <w:r>
+          <w:rPr>
+            <w:rStyle w:val="Hyperlink"/>
+          </w:rPr>
+          <w:t xml:space="preserve">TUI</w:t>
+        </w:r>
+      </w:hyperlink>
+      <w:r>
+        <w:t xml:space="preserve"> </w:t>
+      </w:r>
+      <w:r>
+        <w:t xml:space="preserve">for</w:t>
+      </w:r>
+      <w:r>
+        <w:t xml:space="preserve"> </w:t>
+      </w:r>
       <w:hyperlink r:id="rId106">
         <w:r>
           <w:rPr>
             <w:rStyle w:val="Hyperlink"/>
           </w:rPr>
-          <w:t xml:space="preserve">TUI</w:t>
-        </w:r>
-      </w:hyperlink>
-      <w:r>
-        <w:t xml:space="preserve"> </w:t>
-      </w:r>
-      <w:r>
-        <w:t xml:space="preserve">for</w:t>
-      </w:r>
-      <w:r>
-        <w:t xml:space="preserve"> </w:t>
-      </w:r>
-      <w:hyperlink r:id="rId107">
-        <w:r>
-          <w:rPr>
-            <w:rStyle w:val="Hyperlink"/>
-          </w:rPr>
           <w:t xml:space="preserve">simplifying connections to SSM-enabled EC2 instances</w:t>
         </w:r>
       </w:hyperlink>
@@ -3263,8 +3183,8 @@
         <w:t xml:space="preserve">using your Terminal.</w:t>
       </w:r>
     </w:p>
-    <w:bookmarkEnd w:id="108"/>
-    <w:bookmarkStart w:id="116" w:name="examples-of-technical-documentation"/>
+    <w:bookmarkEnd w:id="107"/>
+    <w:bookmarkStart w:id="112" w:name="examples-of-technical-documentation"/>
     <w:p>
       <w:pPr>
         <w:pStyle w:val="Heading2"/>
@@ -3286,7 +3206,24 @@
         <w:pStyle w:val="Compact"/>
         <w:numPr>
           <w:ilvl w:val="0"/>
-          <w:numId w:val="1013"/>
+          <w:numId w:val="1014"/>
+        </w:numPr>
+      </w:pPr>
+      <w:hyperlink r:id="rId108">
+        <w:r>
+          <w:rPr>
+            <w:rStyle w:val="Hyperlink"/>
+          </w:rPr>
+          <w:t xml:space="preserve">Local development environment (devsec-tools)</w:t>
+        </w:r>
+      </w:hyperlink>
+    </w:p>
+    <w:p>
+      <w:pPr>
+        <w:pStyle w:val="Compact"/>
+        <w:numPr>
+          <w:ilvl w:val="0"/>
+          <w:numId w:val="1014"/>
         </w:numPr>
       </w:pPr>
       <w:hyperlink r:id="rId109">
@@ -3294,71 +3231,72 @@
           <w:rPr>
             <w:rStyle w:val="Hyperlink"/>
           </w:rPr>
-          <w:t xml:space="preserve">Setting up macOS for development</w:t>
-        </w:r>
-      </w:hyperlink>
-    </w:p>
-    <w:p>
-      <w:pPr>
-        <w:pStyle w:val="Compact"/>
-        <w:numPr>
-          <w:ilvl w:val="0"/>
-          <w:numId w:val="1013"/>
-        </w:numPr>
-      </w:pPr>
+          <w:t xml:space="preserve">Configuring DataGrip for Valkey (devsec-tools)</w:t>
+        </w:r>
+      </w:hyperlink>
+    </w:p>
+    <w:p>
+      <w:pPr>
+        <w:pStyle w:val="Compact"/>
+        <w:numPr>
+          <w:ilvl w:val="0"/>
+          <w:numId w:val="1014"/>
+        </w:numPr>
+      </w:pPr>
+      <w:r>
+        <w:t xml:space="preserve">Diagrams of Artifactory</w:t>
+      </w:r>
+      <w:r>
+        <w:t xml:space="preserve"> </w:t>
+      </w:r>
       <w:hyperlink r:id="rId110">
         <w:r>
           <w:rPr>
             <w:rStyle w:val="Hyperlink"/>
           </w:rPr>
-          <w:t xml:space="preserve">Local AWS Lambda environments (with Go)</w:t>
-        </w:r>
-      </w:hyperlink>
-    </w:p>
-    <w:p>
-      <w:pPr>
-        <w:pStyle w:val="Compact"/>
-        <w:numPr>
-          <w:ilvl w:val="0"/>
-          <w:numId w:val="1013"/>
-        </w:numPr>
-      </w:pPr>
+          <w:t xml:space="preserve">infrastructure</w:t>
+        </w:r>
+      </w:hyperlink>
+      <w:r>
+        <w:t xml:space="preserve"> </w:t>
+      </w:r>
+      <w:r>
+        <w:t xml:space="preserve">and</w:t>
+      </w:r>
+      <w:r>
+        <w:t xml:space="preserve"> </w:t>
+      </w:r>
       <w:hyperlink r:id="rId111">
         <w:r>
           <w:rPr>
             <w:rStyle w:val="Hyperlink"/>
           </w:rPr>
-          <w:t xml:space="preserve">Local development environment (devsec-tools)</w:t>
-        </w:r>
-      </w:hyperlink>
-    </w:p>
-    <w:p>
-      <w:pPr>
-        <w:pStyle w:val="Compact"/>
-        <w:numPr>
-          <w:ilvl w:val="0"/>
-          <w:numId w:val="1013"/>
-        </w:numPr>
-      </w:pPr>
-      <w:hyperlink r:id="rId112">
-        <w:r>
-          <w:rPr>
-            <w:rStyle w:val="Hyperlink"/>
-          </w:rPr>
-          <w:t xml:space="preserve">Configuring DataGrip for Valkey (devsec-tools)</w:t>
-        </w:r>
-      </w:hyperlink>
-    </w:p>
-    <w:p>
-      <w:pPr>
-        <w:pStyle w:val="Compact"/>
-        <w:numPr>
-          <w:ilvl w:val="0"/>
-          <w:numId w:val="1013"/>
-        </w:numPr>
-      </w:pPr>
-      <w:r>
-        <w:t xml:space="preserve">Diagrams of Artifactory</w:t>
+          <w:t xml:space="preserve">software</w:t>
+        </w:r>
+      </w:hyperlink>
+      <w:r>
+        <w:t xml:space="preserve"> </w:t>
+      </w:r>
+      <w:r>
+        <w:t xml:space="preserve">configuration.</w:t>
+      </w:r>
+    </w:p>
+    <w:bookmarkEnd w:id="112"/>
+    <w:bookmarkStart w:id="114" w:name="recommendations"/>
+    <w:p>
+      <w:pPr>
+        <w:pStyle w:val="Heading2"/>
+      </w:pPr>
+      <w:r>
+        <w:t xml:space="preserve">Recommendations</w:t>
+      </w:r>
+    </w:p>
+    <w:p>
+      <w:pPr>
+        <w:pStyle w:val="FirstParagraph"/>
+      </w:pPr>
+      <w:r>
+        <w:t xml:space="preserve">See a</w:t>
       </w:r>
       <w:r>
         <w:t xml:space="preserve"> </w:t>
@@ -3368,43 +3306,36 @@
           <w:rPr>
             <w:rStyle w:val="Hyperlink"/>
           </w:rPr>
-          <w:t xml:space="preserve">infrastructure</w:t>
-        </w:r>
-      </w:hyperlink>
-      <w:r>
-        <w:t xml:space="preserve"> </w:t>
-      </w:r>
-      <w:r>
-        <w:t xml:space="preserve">and</w:t>
-      </w:r>
-      <w:r>
-        <w:t xml:space="preserve"> </w:t>
-      </w:r>
-      <w:hyperlink r:id="rId114">
-        <w:r>
-          <w:rPr>
-            <w:rStyle w:val="Hyperlink"/>
-          </w:rPr>
-          <w:t xml:space="preserve">software</w:t>
-        </w:r>
-      </w:hyperlink>
-      <w:r>
-        <w:t xml:space="preserve"> </w:t>
-      </w:r>
-      <w:r>
-        <w:t xml:space="preserve">configuration.</w:t>
-      </w:r>
-    </w:p>
-    <w:p>
-      <w:pPr>
-        <w:pStyle w:val="Compact"/>
-        <w:numPr>
-          <w:ilvl w:val="0"/>
-          <w:numId w:val="1013"/>
-        </w:numPr>
-      </w:pPr>
-      <w:r>
-        <w:t xml:space="preserve">Diagram of a</w:t>
+          <w:t xml:space="preserve">selective list of recommendations</w:t>
+        </w:r>
+      </w:hyperlink>
+      <w:r>
+        <w:t xml:space="preserve"> </w:t>
+      </w:r>
+      <w:r>
+        <w:t xml:space="preserve">from co-workers and peers.</w:t>
+      </w:r>
+    </w:p>
+    <w:bookmarkEnd w:id="114"/>
+    <w:bookmarkStart w:id="120" w:name="patents-and-notable-open-source"/>
+    <w:p>
+      <w:pPr>
+        <w:pStyle w:val="Heading2"/>
+      </w:pPr>
+      <w:r>
+        <w:t xml:space="preserve">Patents and Notable Open-Source</w:t>
+      </w:r>
+    </w:p>
+    <w:p>
+      <w:pPr>
+        <w:pStyle w:val="Compact"/>
+        <w:numPr>
+          <w:ilvl w:val="0"/>
+          <w:numId w:val="1015"/>
+        </w:numPr>
+      </w:pPr>
+      <w:r>
+        <w:t xml:space="preserve">U.S. patent filing,</w:t>
       </w:r>
       <w:r>
         <w:t xml:space="preserve"> </w:t>
@@ -3414,21 +3345,130 @@
           <w:rPr>
             <w:rStyle w:val="Hyperlink"/>
           </w:rPr>
-          <w:t xml:space="preserve">secrets-rotation system</w:t>
-        </w:r>
-      </w:hyperlink>
-      <w:r>
-        <w:t xml:space="preserve">.</w:t>
-      </w:r>
-    </w:p>
-    <w:bookmarkEnd w:id="116"/>
-    <w:bookmarkStart w:id="118" w:name="recommendations"/>
+          <w:t xml:space="preserve">“System and Methods for User Authentication across Multiple Domains”</w:t>
+        </w:r>
+      </w:hyperlink>
+      <w:r>
+        <w:t xml:space="preserve"> </w:t>
+      </w:r>
+      <w:r>
+        <w:t xml:space="preserve">(US15042104) (2016)</w:t>
+      </w:r>
+    </w:p>
+    <w:p>
+      <w:pPr>
+        <w:pStyle w:val="Compact"/>
+        <w:numPr>
+          <w:ilvl w:val="0"/>
+          <w:numId w:val="1015"/>
+        </w:numPr>
+      </w:pPr>
+      <w:r>
+        <w:t xml:space="preserve">U.S. patent filing,</w:t>
+      </w:r>
+      <w:r>
+        <w:t xml:space="preserve"> </w:t>
+      </w:r>
+      <w:hyperlink r:id="rId116">
+        <w:r>
+          <w:rPr>
+            <w:rStyle w:val="Hyperlink"/>
+          </w:rPr>
+          <w:t xml:space="preserve">“Hive-based Peer-to-Peer Network”</w:t>
+        </w:r>
+      </w:hyperlink>
+      <w:r>
+        <w:t xml:space="preserve"> </w:t>
+      </w:r>
+      <w:r>
+        <w:t xml:space="preserve">(US8103870B2) (2007)</w:t>
+      </w:r>
+    </w:p>
+    <w:p>
+      <w:pPr>
+        <w:pStyle w:val="Compact"/>
+        <w:numPr>
+          <w:ilvl w:val="0"/>
+          <w:numId w:val="1015"/>
+        </w:numPr>
+      </w:pPr>
+      <w:hyperlink r:id="rId117">
+        <w:r>
+          <w:rPr>
+            <w:rStyle w:val="Hyperlink"/>
+          </w:rPr>
+          <w:t xml:space="preserve">SimplePie</w:t>
+        </w:r>
+      </w:hyperlink>
+      <w:r>
+        <w:t xml:space="preserve"> </w:t>
+      </w:r>
+      <w:r>
+        <w:t xml:space="preserve">— An RSS parser for PHP; founded in 2004; integrated into</w:t>
+      </w:r>
+      <w:r>
+        <w:t xml:space="preserve"> </w:t>
+      </w:r>
+      <w:hyperlink r:id="rId118">
+        <w:r>
+          <w:rPr>
+            <w:rStyle w:val="Hyperlink"/>
+          </w:rPr>
+          <w:t xml:space="preserve">WordPress</w:t>
+        </w:r>
+      </w:hyperlink>
+      <w:r>
+        <w:t xml:space="preserve"> </w:t>
+      </w:r>
+      <w:r>
+        <w:t xml:space="preserve">core since 2009. Millions of global users.</w:t>
+      </w:r>
+    </w:p>
+    <w:p>
+      <w:pPr>
+        <w:pStyle w:val="Compact"/>
+        <w:numPr>
+          <w:ilvl w:val="0"/>
+          <w:numId w:val="1015"/>
+        </w:numPr>
+      </w:pPr>
+      <w:hyperlink r:id="rId119">
+        <w:r>
+          <w:rPr>
+            <w:rStyle w:val="Hyperlink"/>
+          </w:rPr>
+          <w:t xml:space="preserve">CloudFusion</w:t>
+        </w:r>
+      </w:hyperlink>
+      <w:r>
+        <w:t xml:space="preserve"> </w:t>
+      </w:r>
+      <w:r>
+        <w:t xml:space="preserve">— A PHP SDK for AWS; founded in 2005; later became the official</w:t>
+      </w:r>
+      <w:r>
+        <w:t xml:space="preserve"> </w:t>
+      </w:r>
+      <w:hyperlink r:id="rId119">
+        <w:r>
+          <w:rPr>
+            <w:rStyle w:val="Hyperlink"/>
+          </w:rPr>
+          <w:t xml:space="preserve">AWS SDK for PHP</w:t>
+        </w:r>
+      </w:hyperlink>
+      <w:r>
+        <w:t xml:space="preserve">. Millions of global users.</w:t>
+      </w:r>
+    </w:p>
+    <w:bookmarkEnd w:id="120"/>
+    <w:bookmarkStart w:id="135" w:name="skills"/>
     <w:p>
       <w:pPr>
         <w:pStyle w:val="Heading2"/>
       </w:pPr>
       <w:r>
-        <w:t xml:space="preserve">Recommendations</w:t>
+        <w:t xml:space="preserve">Skills</w:t>
       </w:r>
     </w:p>
     <w:p>
@@ -3436,115 +3476,183 @@
         <w:pStyle w:val="FirstParagraph"/>
       </w:pPr>
       <w:r>
-        <w:t xml:space="preserve">See a</w:t>
-      </w:r>
-      <w:r>
-        <w:t xml:space="preserve"> </w:t>
-      </w:r>
-      <w:hyperlink r:id="rId117">
-        <w:r>
-          <w:rPr>
-            <w:rStyle w:val="Hyperlink"/>
-          </w:rPr>
-          <w:t xml:space="preserve">selective list of recommendations</w:t>
-        </w:r>
-      </w:hyperlink>
-      <w:r>
-        <w:t xml:space="preserve"> </w:t>
-      </w:r>
-      <w:r>
-        <w:t xml:space="preserve">from co-workers and peers.</w:t>
-      </w:r>
-    </w:p>
-    <w:bookmarkEnd w:id="118"/>
-    <w:bookmarkStart w:id="124" w:name="patents-and-notable-open-source"/>
-    <w:p>
-      <w:pPr>
-        <w:pStyle w:val="Heading2"/>
-      </w:pPr>
-      <w:r>
-        <w:t xml:space="preserve">Patents and Notable Open-Source</w:t>
-      </w:r>
-    </w:p>
-    <w:p>
-      <w:pPr>
-        <w:pStyle w:val="Compact"/>
-        <w:numPr>
-          <w:ilvl w:val="0"/>
-          <w:numId w:val="1014"/>
-        </w:numPr>
-      </w:pPr>
-      <w:r>
-        <w:t xml:space="preserve">U.S. patent filing,</w:t>
-      </w:r>
-      <w:r>
-        <w:t xml:space="preserve"> </w:t>
-      </w:r>
-      <w:hyperlink r:id="rId119">
-        <w:r>
-          <w:rPr>
-            <w:rStyle w:val="Hyperlink"/>
-          </w:rPr>
-          <w:t xml:space="preserve">“System and Methods for User Authentication across Multiple Domains”</w:t>
-        </w:r>
-      </w:hyperlink>
-      <w:r>
-        <w:t xml:space="preserve"> </w:t>
-      </w:r>
-      <w:r>
-        <w:t xml:space="preserve">(US15042104) (2016)</w:t>
-      </w:r>
-    </w:p>
-    <w:p>
-      <w:pPr>
-        <w:pStyle w:val="Compact"/>
-        <w:numPr>
-          <w:ilvl w:val="0"/>
-          <w:numId w:val="1014"/>
-        </w:numPr>
-      </w:pPr>
-      <w:r>
-        <w:t xml:space="preserve">U.S. patent filing,</w:t>
-      </w:r>
-      <w:r>
-        <w:t xml:space="preserve"> </w:t>
-      </w:r>
-      <w:hyperlink r:id="rId120">
-        <w:r>
-          <w:rPr>
-            <w:rStyle w:val="Hyperlink"/>
-          </w:rPr>
-          <w:t xml:space="preserve">“Hive-based Peer-to-Peer Network”</w:t>
-        </w:r>
-      </w:hyperlink>
-      <w:r>
-        <w:t xml:space="preserve"> </w:t>
-      </w:r>
-      <w:r>
-        <w:t xml:space="preserve">(US8103870B2) (2007)</w:t>
-      </w:r>
-    </w:p>
-    <w:p>
-      <w:pPr>
-        <w:pStyle w:val="Compact"/>
-        <w:numPr>
-          <w:ilvl w:val="0"/>
-          <w:numId w:val="1014"/>
-        </w:numPr>
-      </w:pPr>
+        <w:t xml:space="preserve">This list is not exhaustive, but these are software and hard skills I leveraged in the roles above.</w:t>
+      </w:r>
+    </w:p>
+    <w:p>
+      <w:pPr>
+        <w:pStyle w:val="BodyText"/>
+      </w:pPr>
+      <w:r>
+        <w:t xml:space="preserve">CI/CD, Cloud Engineering, DevOps, DevSecOps, Platform Engineering, Site Reliability Engineering,</w:t>
+      </w:r>
+      <w:r>
+        <w:t xml:space="preserve"> </w:t>
+      </w:r>
+      <w:hyperlink r:id="rId51">
+        <w:r>
+          <w:rPr>
+            <w:rStyle w:val="Hyperlink"/>
+          </w:rPr>
+          <w:t xml:space="preserve">ARM64</w:t>
+        </w:r>
+      </w:hyperlink>
+      <w:r>
+        <w:t xml:space="preserve">,</w:t>
+      </w:r>
+      <w:r>
+        <w:t xml:space="preserve"> </w:t>
+      </w:r>
+      <w:hyperlink r:id="rId28">
+        <w:r>
+          <w:rPr>
+            <w:rStyle w:val="Hyperlink"/>
+          </w:rPr>
+          <w:t xml:space="preserve">AWS Well-Architected</w:t>
+        </w:r>
+      </w:hyperlink>
+      <w:r>
+        <w:t xml:space="preserve">,</w:t>
+      </w:r>
+      <w:r>
+        <w:t xml:space="preserve"> </w:t>
+      </w:r>
+      <w:hyperlink r:id="rId35">
+        <w:r>
+          <w:rPr>
+            <w:rStyle w:val="Hyperlink"/>
+          </w:rPr>
+          <w:t xml:space="preserve">AWS</w:t>
+        </w:r>
+      </w:hyperlink>
+      <w:r>
+        <w:t xml:space="preserve">,</w:t>
+      </w:r>
+      <w:r>
+        <w:t xml:space="preserve"> </w:t>
+      </w:r>
+      <w:hyperlink r:id="rId30">
+        <w:r>
+          <w:rPr>
+            <w:rStyle w:val="Hyperlink"/>
+          </w:rPr>
+          <w:t xml:space="preserve">Amazon Linux</w:t>
+        </w:r>
+      </w:hyperlink>
+      <w:r>
+        <w:t xml:space="preserve">,</w:t>
+      </w:r>
+      <w:r>
+        <w:t xml:space="preserve"> </w:t>
+      </w:r>
+      <w:hyperlink r:id="rId35">
+        <w:r>
+          <w:rPr>
+            <w:rStyle w:val="Hyperlink"/>
+          </w:rPr>
+          <w:t xml:space="preserve">Amazon Web Services</w:t>
+        </w:r>
+      </w:hyperlink>
+      <w:r>
+        <w:t xml:space="preserve">,</w:t>
+      </w:r>
+      <w:r>
+        <w:t xml:space="preserve"> </w:t>
+      </w:r>
+      <w:hyperlink r:id="rId82">
+        <w:r>
+          <w:rPr>
+            <w:rStyle w:val="Hyperlink"/>
+          </w:rPr>
+          <w:t xml:space="preserve">Ansible</w:t>
+        </w:r>
+      </w:hyperlink>
+      <w:r>
+        <w:t xml:space="preserve">,</w:t>
+      </w:r>
+      <w:r>
+        <w:t xml:space="preserve"> </w:t>
+      </w:r>
+      <w:hyperlink r:id="rId50">
+        <w:r>
+          <w:rPr>
+            <w:rStyle w:val="Hyperlink"/>
+          </w:rPr>
+          <w:t xml:space="preserve">Artifactory</w:t>
+        </w:r>
+      </w:hyperlink>
+      <w:r>
+        <w:t xml:space="preserve">,</w:t>
+      </w:r>
+      <w:r>
+        <w:t xml:space="preserve"> </w:t>
+      </w:r>
+      <w:hyperlink r:id="rId55">
+        <w:r>
+          <w:rPr>
+            <w:rStyle w:val="Hyperlink"/>
+          </w:rPr>
+          <w:t xml:space="preserve">Bash</w:t>
+        </w:r>
+      </w:hyperlink>
+      <w:r>
+        <w:t xml:space="preserve">,</w:t>
+      </w:r>
+      <w:r>
+        <w:t xml:space="preserve"> </w:t>
+      </w:r>
+      <w:hyperlink r:id="rId48">
+        <w:r>
+          <w:rPr>
+            <w:rStyle w:val="Hyperlink"/>
+          </w:rPr>
+          <w:t xml:space="preserve">CIS</w:t>
+        </w:r>
+      </w:hyperlink>
+      <w:r>
+        <w:t xml:space="preserve">,</w:t>
+      </w:r>
+      <w:r>
+        <w:t xml:space="preserve"> </w:t>
+      </w:r>
+      <w:hyperlink r:id="rId29">
+        <w:r>
+          <w:rPr>
+            <w:rStyle w:val="Hyperlink"/>
+          </w:rPr>
+          <w:t xml:space="preserve">CentOS</w:t>
+        </w:r>
+      </w:hyperlink>
+      <w:r>
+        <w:t xml:space="preserve">,</w:t>
+      </w:r>
+      <w:r>
+        <w:t xml:space="preserve"> </w:t>
+      </w:r>
       <w:hyperlink r:id="rId121">
         <w:r>
           <w:rPr>
             <w:rStyle w:val="Hyperlink"/>
           </w:rPr>
-          <w:t xml:space="preserve">SimplePie</w:t>
-        </w:r>
-      </w:hyperlink>
-      <w:r>
-        <w:t xml:space="preserve"> </w:t>
-      </w:r>
-      <w:r>
-        <w:t xml:space="preserve">— An RSS parser for PHP; founded in 2004; integrated into</w:t>
+          <w:t xml:space="preserve">CircleCI</w:t>
+        </w:r>
+      </w:hyperlink>
+      <w:r>
+        <w:t xml:space="preserve">,</w:t>
+      </w:r>
+      <w:r>
+        <w:t xml:space="preserve"> </w:t>
+      </w:r>
+      <w:hyperlink r:id="rId56">
+        <w:r>
+          <w:rPr>
+            <w:rStyle w:val="Hyperlink"/>
+          </w:rPr>
+          <w:t xml:space="preserve">CloudFormation</w:t>
+        </w:r>
+      </w:hyperlink>
+      <w:r>
+        <w:t xml:space="preserve">,</w:t>
       </w:r>
       <w:r>
         <w:t xml:space="preserve"> </w:t>
@@ -3554,213 +3662,161 @@
           <w:rPr>
             <w:rStyle w:val="Hyperlink"/>
           </w:rPr>
-          <w:t xml:space="preserve">WordPress</w:t>
-        </w:r>
-      </w:hyperlink>
-      <w:r>
-        <w:t xml:space="preserve"> </w:t>
-      </w:r>
-      <w:r>
-        <w:t xml:space="preserve">core since 2009. Millions of global users.</w:t>
-      </w:r>
-    </w:p>
-    <w:p>
-      <w:pPr>
-        <w:pStyle w:val="Compact"/>
-        <w:numPr>
-          <w:ilvl w:val="0"/>
-          <w:numId w:val="1014"/>
-        </w:numPr>
-      </w:pPr>
+          <w:t xml:space="preserve">CloudWatch</w:t>
+        </w:r>
+      </w:hyperlink>
+      <w:r>
+        <w:t xml:space="preserve">,</w:t>
+      </w:r>
+      <w:r>
+        <w:t xml:space="preserve"> </w:t>
+      </w:r>
+      <w:hyperlink r:id="rId45">
+        <w:r>
+          <w:rPr>
+            <w:rStyle w:val="Hyperlink"/>
+          </w:rPr>
+          <w:t xml:space="preserve">Control Tower</w:t>
+        </w:r>
+      </w:hyperlink>
+      <w:r>
+        <w:t xml:space="preserve">,</w:t>
+      </w:r>
+      <w:r>
+        <w:t xml:space="preserve"> </w:t>
+      </w:r>
+      <w:hyperlink r:id="rId57">
+        <w:r>
+          <w:rPr>
+            <w:rStyle w:val="Hyperlink"/>
+          </w:rPr>
+          <w:t xml:space="preserve">Datadog</w:t>
+        </w:r>
+      </w:hyperlink>
+      <w:r>
+        <w:t xml:space="preserve">,</w:t>
+      </w:r>
+      <w:r>
+        <w:t xml:space="preserve"> </w:t>
+      </w:r>
+      <w:hyperlink r:id="rId32">
+        <w:r>
+          <w:rPr>
+            <w:rStyle w:val="Hyperlink"/>
+          </w:rPr>
+          <w:t xml:space="preserve">Docker</w:t>
+        </w:r>
+      </w:hyperlink>
+      <w:r>
+        <w:t xml:space="preserve">,</w:t>
+      </w:r>
+      <w:r>
+        <w:t xml:space="preserve"> </w:t>
+      </w:r>
+      <w:hyperlink r:id="rId38">
+        <w:r>
+          <w:rPr>
+            <w:rStyle w:val="Hyperlink"/>
+          </w:rPr>
+          <w:t xml:space="preserve">ECS</w:t>
+        </w:r>
+      </w:hyperlink>
+      <w:r>
+        <w:t xml:space="preserve">,</w:t>
+      </w:r>
+      <w:r>
+        <w:t xml:space="preserve"> </w:t>
+      </w:r>
+      <w:hyperlink r:id="rId49">
+        <w:r>
+          <w:rPr>
+            <w:rStyle w:val="Hyperlink"/>
+          </w:rPr>
+          <w:t xml:space="preserve">GitHub Actions</w:t>
+        </w:r>
+      </w:hyperlink>
+      <w:r>
+        <w:t xml:space="preserve">,</w:t>
+      </w:r>
+      <w:r>
+        <w:t xml:space="preserve"> </w:t>
+      </w:r>
       <w:hyperlink r:id="rId123">
         <w:r>
           <w:rPr>
             <w:rStyle w:val="Hyperlink"/>
           </w:rPr>
-          <w:t xml:space="preserve">CloudFusion</w:t>
-        </w:r>
-      </w:hyperlink>
-      <w:r>
-        <w:t xml:space="preserve"> </w:t>
-      </w:r>
-      <w:r>
-        <w:t xml:space="preserve">— A PHP SDK for AWS; founded in 2005; later became the official</w:t>
-      </w:r>
-      <w:r>
-        <w:t xml:space="preserve"> </w:t>
-      </w:r>
-      <w:hyperlink r:id="rId123">
-        <w:r>
-          <w:rPr>
-            <w:rStyle w:val="Hyperlink"/>
-          </w:rPr>
-          <w:t xml:space="preserve">AWS SDK for PHP</w:t>
-        </w:r>
-      </w:hyperlink>
-      <w:r>
-        <w:t xml:space="preserve">. Millions of global users.</w:t>
-      </w:r>
-    </w:p>
-    <w:bookmarkEnd w:id="124"/>
-    <w:bookmarkStart w:id="139" w:name="skills"/>
-    <w:p>
-      <w:pPr>
-        <w:pStyle w:val="Heading2"/>
-      </w:pPr>
-      <w:r>
-        <w:t xml:space="preserve">Skills</w:t>
-      </w:r>
-    </w:p>
-    <w:p>
-      <w:pPr>
-        <w:pStyle w:val="FirstParagraph"/>
-      </w:pPr>
-      <w:r>
-        <w:t xml:space="preserve">This list is not exhaustive, but these are software and hard skills I leveraged in the roles above.</w:t>
-      </w:r>
-    </w:p>
-    <w:p>
-      <w:pPr>
-        <w:pStyle w:val="BodyText"/>
-      </w:pPr>
-      <w:r>
-        <w:t xml:space="preserve">CI/CD, Cloud Engineering, DevOps, DevSecOps, Platform Engineering, Site Reliability Engineering,</w:t>
-      </w:r>
-      <w:r>
-        <w:t xml:space="preserve"> </w:t>
-      </w:r>
-      <w:hyperlink r:id="rId48">
-        <w:r>
-          <w:rPr>
-            <w:rStyle w:val="Hyperlink"/>
-          </w:rPr>
-          <w:t xml:space="preserve">ARM64</w:t>
-        </w:r>
-      </w:hyperlink>
-      <w:r>
-        <w:t xml:space="preserve">,</w:t>
-      </w:r>
-      <w:r>
-        <w:t xml:space="preserve"> </w:t>
-      </w:r>
-      <w:hyperlink r:id="rId25">
-        <w:r>
-          <w:rPr>
-            <w:rStyle w:val="Hyperlink"/>
-          </w:rPr>
-          <w:t xml:space="preserve">AWS Well-Architected</w:t>
-        </w:r>
-      </w:hyperlink>
-      <w:r>
-        <w:t xml:space="preserve">,</w:t>
-      </w:r>
-      <w:r>
-        <w:t xml:space="preserve"> </w:t>
-      </w:r>
-      <w:hyperlink r:id="rId32">
-        <w:r>
-          <w:rPr>
-            <w:rStyle w:val="Hyperlink"/>
-          </w:rPr>
-          <w:t xml:space="preserve">AWS</w:t>
-        </w:r>
-      </w:hyperlink>
-      <w:r>
-        <w:t xml:space="preserve">,</w:t>
-      </w:r>
-      <w:r>
-        <w:t xml:space="preserve"> </w:t>
-      </w:r>
-      <w:hyperlink r:id="rId27">
-        <w:r>
-          <w:rPr>
-            <w:rStyle w:val="Hyperlink"/>
-          </w:rPr>
-          <w:t xml:space="preserve">Amazon Linux</w:t>
-        </w:r>
-      </w:hyperlink>
-      <w:r>
-        <w:t xml:space="preserve">,</w:t>
-      </w:r>
-      <w:r>
-        <w:t xml:space="preserve"> </w:t>
-      </w:r>
-      <w:hyperlink r:id="rId32">
-        <w:r>
-          <w:rPr>
-            <w:rStyle w:val="Hyperlink"/>
-          </w:rPr>
-          <w:t xml:space="preserve">Amazon Web Services</w:t>
-        </w:r>
-      </w:hyperlink>
-      <w:r>
-        <w:t xml:space="preserve">,</w:t>
-      </w:r>
-      <w:r>
-        <w:t xml:space="preserve"> </w:t>
-      </w:r>
-      <w:hyperlink r:id="rId79">
-        <w:r>
-          <w:rPr>
-            <w:rStyle w:val="Hyperlink"/>
-          </w:rPr>
-          <w:t xml:space="preserve">Ansible</w:t>
-        </w:r>
-      </w:hyperlink>
-      <w:r>
-        <w:t xml:space="preserve">,</w:t>
-      </w:r>
-      <w:r>
-        <w:t xml:space="preserve"> </w:t>
-      </w:r>
-      <w:hyperlink r:id="rId47">
-        <w:r>
-          <w:rPr>
-            <w:rStyle w:val="Hyperlink"/>
-          </w:rPr>
-          <w:t xml:space="preserve">Artifactory</w:t>
-        </w:r>
-      </w:hyperlink>
-      <w:r>
-        <w:t xml:space="preserve">,</w:t>
-      </w:r>
-      <w:r>
-        <w:t xml:space="preserve"> </w:t>
-      </w:r>
-      <w:hyperlink r:id="rId52">
-        <w:r>
-          <w:rPr>
-            <w:rStyle w:val="Hyperlink"/>
-          </w:rPr>
-          <w:t xml:space="preserve">Bash</w:t>
-        </w:r>
-      </w:hyperlink>
-      <w:r>
-        <w:t xml:space="preserve">,</w:t>
-      </w:r>
-      <w:r>
-        <w:t xml:space="preserve"> </w:t>
-      </w:r>
-      <w:hyperlink r:id="rId45">
-        <w:r>
-          <w:rPr>
-            <w:rStyle w:val="Hyperlink"/>
-          </w:rPr>
-          <w:t xml:space="preserve">CIS</w:t>
-        </w:r>
-      </w:hyperlink>
-      <w:r>
-        <w:t xml:space="preserve">,</w:t>
-      </w:r>
-      <w:r>
-        <w:t xml:space="preserve"> </w:t>
-      </w:r>
-      <w:hyperlink r:id="rId26">
-        <w:r>
-          <w:rPr>
-            <w:rStyle w:val="Hyperlink"/>
-          </w:rPr>
-          <w:t xml:space="preserve">CentOS</w:t>
+          <w:t xml:space="preserve">GitHub Enterprise</w:t>
+        </w:r>
+      </w:hyperlink>
+      <w:r>
+        <w:t xml:space="preserve">,</w:t>
+      </w:r>
+      <w:r>
+        <w:t xml:space="preserve"> </w:t>
+      </w:r>
+      <w:hyperlink r:id="rId34">
+        <w:r>
+          <w:rPr>
+            <w:rStyle w:val="Hyperlink"/>
+          </w:rPr>
+          <w:t xml:space="preserve">GitOps</w:t>
+        </w:r>
+      </w:hyperlink>
+      <w:r>
+        <w:t xml:space="preserve">,</w:t>
+      </w:r>
+      <w:r>
+        <w:t xml:space="preserve"> </w:t>
+      </w:r>
+      <w:hyperlink r:id="rId124">
+        <w:r>
+          <w:rPr>
+            <w:rStyle w:val="Hyperlink"/>
+          </w:rPr>
+          <w:t xml:space="preserve">Git</w:t>
+        </w:r>
+      </w:hyperlink>
+      <w:r>
+        <w:t xml:space="preserve">,</w:t>
+      </w:r>
+      <w:r>
+        <w:t xml:space="preserve"> </w:t>
+      </w:r>
+      <w:hyperlink r:id="rId31">
+        <w:r>
+          <w:rPr>
+            <w:rStyle w:val="Hyperlink"/>
+          </w:rPr>
+          <w:t xml:space="preserve">Go</w:t>
+        </w:r>
+      </w:hyperlink>
+      <w:r>
+        <w:t xml:space="preserve">,</w:t>
+      </w:r>
+      <w:r>
+        <w:t xml:space="preserve"> </w:t>
+      </w:r>
+      <w:hyperlink r:id="rId71">
+        <w:r>
+          <w:rPr>
+            <w:rStyle w:val="Hyperlink"/>
+          </w:rPr>
+          <w:t xml:space="preserve">GraphQL</w:t>
+        </w:r>
+      </w:hyperlink>
+      <w:r>
+        <w:t xml:space="preserve">,</w:t>
+      </w:r>
+      <w:r>
+        <w:t xml:space="preserve"> </w:t>
+      </w:r>
+      <w:hyperlink r:id="rId76">
+        <w:r>
+          <w:rPr>
+            <w:rStyle w:val="Hyperlink"/>
+          </w:rPr>
+          <w:t xml:space="preserve">HLS</w:t>
         </w:r>
       </w:hyperlink>
       <w:r>
@@ -3774,21 +3830,7 @@
           <w:rPr>
             <w:rStyle w:val="Hyperlink"/>
           </w:rPr>
-          <w:t xml:space="preserve">CircleCI</w:t>
-        </w:r>
-      </w:hyperlink>
-      <w:r>
-        <w:t xml:space="preserve">,</w:t>
-      </w:r>
-      <w:r>
-        <w:t xml:space="preserve"> </w:t>
-      </w:r>
-      <w:hyperlink r:id="rId53">
-        <w:r>
-          <w:rPr>
-            <w:rStyle w:val="Hyperlink"/>
-          </w:rPr>
-          <w:t xml:space="preserve">CloudFormation</w:t>
+          <w:t xml:space="preserve">JWT</w:t>
         </w:r>
       </w:hyperlink>
       <w:r>
@@ -3802,77 +3844,35 @@
           <w:rPr>
             <w:rStyle w:val="Hyperlink"/>
           </w:rPr>
-          <w:t xml:space="preserve">CloudWatch</w:t>
-        </w:r>
-      </w:hyperlink>
-      <w:r>
-        <w:t xml:space="preserve">,</w:t>
-      </w:r>
-      <w:r>
-        <w:t xml:space="preserve"> </w:t>
-      </w:r>
-      <w:hyperlink r:id="rId42">
-        <w:r>
-          <w:rPr>
-            <w:rStyle w:val="Hyperlink"/>
-          </w:rPr>
-          <w:t xml:space="preserve">Control Tower</w:t>
-        </w:r>
-      </w:hyperlink>
-      <w:r>
-        <w:t xml:space="preserve">,</w:t>
-      </w:r>
-      <w:r>
-        <w:t xml:space="preserve"> </w:t>
-      </w:r>
-      <w:hyperlink r:id="rId54">
-        <w:r>
-          <w:rPr>
-            <w:rStyle w:val="Hyperlink"/>
-          </w:rPr>
-          <w:t xml:space="preserve">Datadog</w:t>
-        </w:r>
-      </w:hyperlink>
-      <w:r>
-        <w:t xml:space="preserve">,</w:t>
-      </w:r>
-      <w:r>
-        <w:t xml:space="preserve"> </w:t>
-      </w:r>
-      <w:hyperlink r:id="rId29">
-        <w:r>
-          <w:rPr>
-            <w:rStyle w:val="Hyperlink"/>
-          </w:rPr>
-          <w:t xml:space="preserve">Docker</w:t>
-        </w:r>
-      </w:hyperlink>
-      <w:r>
-        <w:t xml:space="preserve">,</w:t>
-      </w:r>
-      <w:r>
-        <w:t xml:space="preserve"> </w:t>
-      </w:r>
-      <w:hyperlink r:id="rId35">
-        <w:r>
-          <w:rPr>
-            <w:rStyle w:val="Hyperlink"/>
-          </w:rPr>
-          <w:t xml:space="preserve">ECS</w:t>
-        </w:r>
-      </w:hyperlink>
-      <w:r>
-        <w:t xml:space="preserve">,</w:t>
-      </w:r>
-      <w:r>
-        <w:t xml:space="preserve"> </w:t>
-      </w:r>
-      <w:hyperlink r:id="rId46">
-        <w:r>
-          <w:rPr>
-            <w:rStyle w:val="Hyperlink"/>
-          </w:rPr>
-          <w:t xml:space="preserve">GitHub Actions</w:t>
+          <w:t xml:space="preserve">JavaScript</w:t>
+        </w:r>
+      </w:hyperlink>
+      <w:r>
+        <w:t xml:space="preserve">,</w:t>
+      </w:r>
+      <w:r>
+        <w:t xml:space="preserve"> </w:t>
+      </w:r>
+      <w:hyperlink r:id="rId41">
+        <w:r>
+          <w:rPr>
+            <w:rStyle w:val="Hyperlink"/>
+          </w:rPr>
+          <w:t xml:space="preserve">Lambda</w:t>
+        </w:r>
+      </w:hyperlink>
+      <w:r>
+        <w:t xml:space="preserve">,</w:t>
+      </w:r>
+      <w:r>
+        <w:t xml:space="preserve"> </w:t>
+      </w:r>
+      <w:hyperlink r:id="rId60">
+        <w:r>
+          <w:rPr>
+            <w:rStyle w:val="Hyperlink"/>
+          </w:rPr>
+          <w:t xml:space="preserve">New Relic</w:t>
         </w:r>
       </w:hyperlink>
       <w:r>
@@ -3886,21 +3886,7 @@
           <w:rPr>
             <w:rStyle w:val="Hyperlink"/>
           </w:rPr>
-          <w:t xml:space="preserve">GitHub Enterprise</w:t>
-        </w:r>
-      </w:hyperlink>
-      <w:r>
-        <w:t xml:space="preserve">,</w:t>
-      </w:r>
-      <w:r>
-        <w:t xml:space="preserve"> </w:t>
-      </w:r>
-      <w:hyperlink r:id="rId31">
-        <w:r>
-          <w:rPr>
-            <w:rStyle w:val="Hyperlink"/>
-          </w:rPr>
-          <w:t xml:space="preserve">GitOps</w:t>
+          <w:t xml:space="preserve">Nginx</w:t>
         </w:r>
       </w:hyperlink>
       <w:r>
@@ -3914,49 +3900,7 @@
           <w:rPr>
             <w:rStyle w:val="Hyperlink"/>
           </w:rPr>
-          <w:t xml:space="preserve">Git</w:t>
-        </w:r>
-      </w:hyperlink>
-      <w:r>
-        <w:t xml:space="preserve">,</w:t>
-      </w:r>
-      <w:r>
-        <w:t xml:space="preserve"> </w:t>
-      </w:r>
-      <w:hyperlink r:id="rId28">
-        <w:r>
-          <w:rPr>
-            <w:rStyle w:val="Hyperlink"/>
-          </w:rPr>
-          <w:t xml:space="preserve">Go</w:t>
-        </w:r>
-      </w:hyperlink>
-      <w:r>
-        <w:t xml:space="preserve">,</w:t>
-      </w:r>
-      <w:r>
-        <w:t xml:space="preserve"> </w:t>
-      </w:r>
-      <w:hyperlink r:id="rId68">
-        <w:r>
-          <w:rPr>
-            <w:rStyle w:val="Hyperlink"/>
-          </w:rPr>
-          <w:t xml:space="preserve">GraphQL</w:t>
-        </w:r>
-      </w:hyperlink>
-      <w:r>
-        <w:t xml:space="preserve">,</w:t>
-      </w:r>
-      <w:r>
-        <w:t xml:space="preserve"> </w:t>
-      </w:r>
-      <w:hyperlink r:id="rId73">
-        <w:r>
-          <w:rPr>
-            <w:rStyle w:val="Hyperlink"/>
-          </w:rPr>
-          <w:t xml:space="preserve">HLS</w:t>
+          <w:t xml:space="preserve">OpenTelemetry</w:t>
         </w:r>
       </w:hyperlink>
       <w:r>
@@ -3970,7 +3914,49 @@
           <w:rPr>
             <w:rStyle w:val="Hyperlink"/>
           </w:rPr>
-          <w:t xml:space="preserve">JWT</w:t>
+          <w:t xml:space="preserve">OpenTofu</w:t>
+        </w:r>
+      </w:hyperlink>
+      <w:r>
+        <w:t xml:space="preserve">,</w:t>
+      </w:r>
+      <w:r>
+        <w:t xml:space="preserve"> </w:t>
+      </w:r>
+      <w:hyperlink r:id="rId77">
+        <w:r>
+          <w:rPr>
+            <w:rStyle w:val="Hyperlink"/>
+          </w:rPr>
+          <w:t xml:space="preserve">PHP</w:t>
+        </w:r>
+      </w:hyperlink>
+      <w:r>
+        <w:t xml:space="preserve">,</w:t>
+      </w:r>
+      <w:r>
+        <w:t xml:space="preserve"> </w:t>
+      </w:r>
+      <w:hyperlink r:id="rId62">
+        <w:r>
+          <w:rPr>
+            <w:rStyle w:val="Hyperlink"/>
+          </w:rPr>
+          <w:t xml:space="preserve">Packer</w:t>
+        </w:r>
+      </w:hyperlink>
+      <w:r>
+        <w:t xml:space="preserve">,</w:t>
+      </w:r>
+      <w:r>
+        <w:t xml:space="preserve"> </w:t>
+      </w:r>
+      <w:hyperlink r:id="rId64">
+        <w:r>
+          <w:rPr>
+            <w:rStyle w:val="Hyperlink"/>
+          </w:rPr>
+          <w:t xml:space="preserve">Python</w:t>
         </w:r>
       </w:hyperlink>
       <w:r>
@@ -3984,35 +3970,7 @@
           <w:rPr>
             <w:rStyle w:val="Hyperlink"/>
           </w:rPr>
-          <w:t xml:space="preserve">JavaScript</w:t>
-        </w:r>
-      </w:hyperlink>
-      <w:r>
-        <w:t xml:space="preserve">,</w:t>
-      </w:r>
-      <w:r>
-        <w:t xml:space="preserve"> </w:t>
-      </w:r>
-      <w:hyperlink r:id="rId38">
-        <w:r>
-          <w:rPr>
-            <w:rStyle w:val="Hyperlink"/>
-          </w:rPr>
-          <w:t xml:space="preserve">Lambda</w:t>
-        </w:r>
-      </w:hyperlink>
-      <w:r>
-        <w:t xml:space="preserve">,</w:t>
-      </w:r>
-      <w:r>
-        <w:t xml:space="preserve"> </w:t>
-      </w:r>
-      <w:hyperlink r:id="rId57">
-        <w:r>
-          <w:rPr>
-            <w:rStyle w:val="Hyperlink"/>
-          </w:rPr>
-          <w:t xml:space="preserve">New Relic</w:t>
+          <w:t xml:space="preserve">Redis</w:t>
         </w:r>
       </w:hyperlink>
       <w:r>
@@ -4026,7 +3984,21 @@
           <w:rPr>
             <w:rStyle w:val="Hyperlink"/>
           </w:rPr>
-          <w:t xml:space="preserve">Nginx</w:t>
+          <w:t xml:space="preserve">SDKs</w:t>
+        </w:r>
+      </w:hyperlink>
+      <w:r>
+        <w:t xml:space="preserve">,</w:t>
+      </w:r>
+      <w:r>
+        <w:t xml:space="preserve"> </w:t>
+      </w:r>
+      <w:hyperlink r:id="rId33">
+        <w:r>
+          <w:rPr>
+            <w:rStyle w:val="Hyperlink"/>
+          </w:rPr>
+          <w:t xml:space="preserve">Terraform</w:t>
         </w:r>
       </w:hyperlink>
       <w:r>
@@ -4040,7 +4012,35 @@
           <w:rPr>
             <w:rStyle w:val="Hyperlink"/>
           </w:rPr>
-          <w:t xml:space="preserve">OpenTelemetry</w:t>
+          <w:t xml:space="preserve">Traefik</w:t>
+        </w:r>
+      </w:hyperlink>
+      <w:r>
+        <w:t xml:space="preserve">,</w:t>
+      </w:r>
+      <w:r>
+        <w:t xml:space="preserve"> </w:t>
+      </w:r>
+      <w:hyperlink r:id="rId65">
+        <w:r>
+          <w:rPr>
+            <w:rStyle w:val="Hyperlink"/>
+          </w:rPr>
+          <w:t xml:space="preserve">Ubuntu</w:t>
+        </w:r>
+      </w:hyperlink>
+      <w:r>
+        <w:t xml:space="preserve">,</w:t>
+      </w:r>
+      <w:r>
+        <w:t xml:space="preserve"> </w:t>
+      </w:r>
+      <w:hyperlink r:id="rId88">
+        <w:r>
+          <w:rPr>
+            <w:rStyle w:val="Hyperlink"/>
+          </w:rPr>
+          <w:t xml:space="preserve">Vagrant</w:t>
         </w:r>
       </w:hyperlink>
       <w:r>
@@ -4054,49 +4054,21 @@
           <w:rPr>
             <w:rStyle w:val="Hyperlink"/>
           </w:rPr>
-          <w:t xml:space="preserve">OpenTofu</w:t>
-        </w:r>
-      </w:hyperlink>
-      <w:r>
-        <w:t xml:space="preserve">,</w:t>
-      </w:r>
-      <w:r>
-        <w:t xml:space="preserve"> </w:t>
-      </w:r>
-      <w:hyperlink r:id="rId74">
-        <w:r>
-          <w:rPr>
-            <w:rStyle w:val="Hyperlink"/>
-          </w:rPr>
-          <w:t xml:space="preserve">PHP</w:t>
-        </w:r>
-      </w:hyperlink>
-      <w:r>
-        <w:t xml:space="preserve">,</w:t>
-      </w:r>
-      <w:r>
-        <w:t xml:space="preserve"> </w:t>
-      </w:r>
-      <w:hyperlink r:id="rId59">
-        <w:r>
-          <w:rPr>
-            <w:rStyle w:val="Hyperlink"/>
-          </w:rPr>
-          <w:t xml:space="preserve">Packer</w:t>
-        </w:r>
-      </w:hyperlink>
-      <w:r>
-        <w:t xml:space="preserve">,</w:t>
-      </w:r>
-      <w:r>
-        <w:t xml:space="preserve"> </w:t>
-      </w:r>
-      <w:hyperlink r:id="rId61">
-        <w:r>
-          <w:rPr>
-            <w:rStyle w:val="Hyperlink"/>
-          </w:rPr>
-          <w:t xml:space="preserve">Python</w:t>
+          <w:t xml:space="preserve">cloud-init</w:t>
+        </w:r>
+      </w:hyperlink>
+      <w:r>
+        <w:t xml:space="preserve">,</w:t>
+      </w:r>
+      <w:r>
+        <w:t xml:space="preserve"> </w:t>
+      </w:r>
+      <w:hyperlink r:id="rId75">
+        <w:r>
+          <w:rPr>
+            <w:rStyle w:val="Hyperlink"/>
+          </w:rPr>
+          <w:t xml:space="preserve">ffmpeg</w:t>
         </w:r>
       </w:hyperlink>
       <w:r>
@@ -4110,118 +4082,6 @@
           <w:rPr>
             <w:rStyle w:val="Hyperlink"/>
           </w:rPr>
-          <w:t xml:space="preserve">Redis</w:t>
-        </w:r>
-      </w:hyperlink>
-      <w:r>
-        <w:t xml:space="preserve">,</w:t>
-      </w:r>
-      <w:r>
-        <w:t xml:space="preserve"> </w:t>
-      </w:r>
-      <w:hyperlink r:id="rId135">
-        <w:r>
-          <w:rPr>
-            <w:rStyle w:val="Hyperlink"/>
-          </w:rPr>
-          <w:t xml:space="preserve">SDKs</w:t>
-        </w:r>
-      </w:hyperlink>
-      <w:r>
-        <w:t xml:space="preserve">,</w:t>
-      </w:r>
-      <w:r>
-        <w:t xml:space="preserve"> </w:t>
-      </w:r>
-      <w:hyperlink r:id="rId30">
-        <w:r>
-          <w:rPr>
-            <w:rStyle w:val="Hyperlink"/>
-          </w:rPr>
-          <w:t xml:space="preserve">Terraform</w:t>
-        </w:r>
-      </w:hyperlink>
-      <w:r>
-        <w:t xml:space="preserve">,</w:t>
-      </w:r>
-      <w:r>
-        <w:t xml:space="preserve"> </w:t>
-      </w:r>
-      <w:hyperlink r:id="rId136">
-        <w:r>
-          <w:rPr>
-            <w:rStyle w:val="Hyperlink"/>
-          </w:rPr>
-          <w:t xml:space="preserve">Traefik</w:t>
-        </w:r>
-      </w:hyperlink>
-      <w:r>
-        <w:t xml:space="preserve">,</w:t>
-      </w:r>
-      <w:r>
-        <w:t xml:space="preserve"> </w:t>
-      </w:r>
-      <w:hyperlink r:id="rId62">
-        <w:r>
-          <w:rPr>
-            <w:rStyle w:val="Hyperlink"/>
-          </w:rPr>
-          <w:t xml:space="preserve">Ubuntu</w:t>
-        </w:r>
-      </w:hyperlink>
-      <w:r>
-        <w:t xml:space="preserve">,</w:t>
-      </w:r>
-      <w:r>
-        <w:t xml:space="preserve"> </w:t>
-      </w:r>
-      <w:hyperlink r:id="rId85">
-        <w:r>
-          <w:rPr>
-            <w:rStyle w:val="Hyperlink"/>
-          </w:rPr>
-          <w:t xml:space="preserve">Vagrant</w:t>
-        </w:r>
-      </w:hyperlink>
-      <w:r>
-        <w:t xml:space="preserve">,</w:t>
-      </w:r>
-      <w:r>
-        <w:t xml:space="preserve"> </w:t>
-      </w:r>
-      <w:hyperlink r:id="rId137">
-        <w:r>
-          <w:rPr>
-            <w:rStyle w:val="Hyperlink"/>
-          </w:rPr>
-          <w:t xml:space="preserve">cloud-init</w:t>
-        </w:r>
-      </w:hyperlink>
-      <w:r>
-        <w:t xml:space="preserve">,</w:t>
-      </w:r>
-      <w:r>
-        <w:t xml:space="preserve"> </w:t>
-      </w:r>
-      <w:hyperlink r:id="rId72">
-        <w:r>
-          <w:rPr>
-            <w:rStyle w:val="Hyperlink"/>
-          </w:rPr>
-          <w:t xml:space="preserve">ffmpeg</w:t>
-        </w:r>
-      </w:hyperlink>
-      <w:r>
-        <w:t xml:space="preserve">,</w:t>
-      </w:r>
-      <w:r>
-        <w:t xml:space="preserve"> </w:t>
-      </w:r>
-      <w:hyperlink r:id="rId138">
-        <w:r>
-          <w:rPr>
-            <w:rStyle w:val="Hyperlink"/>
-          </w:rPr>
           <w:t xml:space="preserve">twelve-factor applications</w:t>
         </w:r>
       </w:hyperlink>
@@ -4229,8 +4089,8 @@
         <w:t xml:space="preserve">, architecture, automation, code generation, concurrency, containerization, debugging, disaster recovery, distributed systems, documentation, encryption at rest, error budget, fault tolerance, microservices, multi-platform, optimization, performance, platforms, refactoring, reliability, scalability, scripting, security, test-driven development, testing, troubleshooting, uptime.</w:t>
       </w:r>
     </w:p>
-    <w:bookmarkEnd w:id="139"/>
-    <w:bookmarkStart w:id="141" w:name="education"/>
+    <w:bookmarkEnd w:id="135"/>
+    <w:bookmarkStart w:id="137" w:name="education"/>
     <w:p>
       <w:pPr>
         <w:pStyle w:val="Heading2"/>
@@ -4259,7 +4119,7 @@
       <w:r>
         <w:t xml:space="preserve"> </w:t>
       </w:r>
-      <w:hyperlink r:id="rId140">
+      <w:hyperlink r:id="rId136">
         <w:r>
           <w:rPr>
             <w:rStyle w:val="Hyperlink"/>
@@ -4281,8 +4141,8 @@
         <w:t xml:space="preserve">Design and Visualization</w:t>
       </w:r>
     </w:p>
-    <w:bookmarkEnd w:id="141"/>
-    <w:bookmarkEnd w:id="142"/>
+    <w:bookmarkEnd w:id="137"/>
+    <w:bookmarkEnd w:id="138"/>
     <w:sectPr>
       <w:pgSz w:h="15840" w:w="12240"/>
       <w:pgMar w:bottom="1440" w:footer="720" w:gutter="0" w:header="720" w:left="1440" w:right="1440" w:top="1440"/>
@@ -4756,6 +4616,9 @@
     <w:abstractNumId w:val="991"/>
   </w:num>
   <w:num w:numId="1014">
+    <w:abstractNumId w:val="991"/>
+  </w:num>
+  <w:num w:numId="1015">
     <w:abstractNumId w:val="991"/>
   </w:num>
 </w:numbering>

--- a/resumes/ryanparman-general-cv.docx
+++ b/resumes/ryanparman-general-cv.docx
@@ -331,13 +331,13 @@
         <w:t xml:space="preserve">Trusted partner in cloud solutions, offering management and support services across private, hybrid, and public cloud.</w:t>
       </w:r>
     </w:p>
-    <w:bookmarkStart w:id="21" w:name="cloud-architect-december-2025present"/>
+    <w:bookmarkStart w:id="21" w:name="Xe696b14de2311f0a3554426688ce898d1824ed8"/>
     <w:p>
       <w:pPr>
         <w:pStyle w:val="Heading4"/>
       </w:pPr>
       <w:r>
-        <w:t xml:space="preserve">Cloud Architect (December 2025—Present)</w:t>
+        <w:t xml:space="preserve">Cloud Solutions Architect (December 2025—Present)</w:t>
       </w:r>
     </w:p>
     <w:p>

--- a/resumes/ryanparman-general-cv.docx
+++ b/resumes/ryanparman-general-cv.docx
@@ -2,7 +2,7 @@
 <file path=word/document.xml><?xml version="1.0" encoding="utf-8"?>
 <w:document xmlns:w="http://schemas.openxmlformats.org/wordprocessingml/2006/main" xmlns:m="http://schemas.openxmlformats.org/officeDocument/2006/math" xmlns:r="http://schemas.openxmlformats.org/officeDocument/2006/relationships" xmlns:o="urn:schemas-microsoft-com:office:office" xmlns:v="urn:schemas-microsoft-com:vml" xmlns:w10="urn:schemas-microsoft-com:office:word" xmlns:a="http://schemas.openxmlformats.org/drawingml/2006/main" xmlns:pic="http://schemas.openxmlformats.org/drawingml/2006/picture" xmlns:wp="http://schemas.openxmlformats.org/drawingml/2006/wordprocessingDrawing">
   <w:body>
-    <w:bookmarkStart w:id="138" w:name="ryan-parman--jobsryanparmancom"/>
+    <w:bookmarkStart w:id="129" w:name="ryan-parman--jobsryanparmancom"/>
     <w:p>
       <w:pPr>
         <w:pStyle w:val="Heading1"/>
@@ -294,7 +294,7 @@
     </w:p>
     <w:bookmarkEnd w:id="18"/>
     <w:bookmarkEnd w:id="19"/>
-    <w:bookmarkStart w:id="102" w:name="work-experience"/>
+    <w:bookmarkStart w:id="91" w:name="work-experience"/>
     <w:p>
       <w:pPr>
         <w:pStyle w:val="Heading2"/>
@@ -349,7 +349,31 @@
         </w:numPr>
       </w:pPr>
       <w:r>
-        <w:t xml:space="preserve">TBD</w:t>
+        <w:t xml:space="preserve">Worked with a variety of clients in different industries.</w:t>
+      </w:r>
+    </w:p>
+    <w:p>
+      <w:pPr>
+        <w:pStyle w:val="Compact"/>
+        <w:numPr>
+          <w:ilvl w:val="0"/>
+          <w:numId w:val="1004"/>
+        </w:numPr>
+      </w:pPr>
+      <w:r>
+        <w:t xml:space="preserve">Invested in approaches to get agentic development agents to provide high-quality results (e.g., spec-driven development, steering files, determinate validation of agentic results, custom MCP servers, token management).</w:t>
+      </w:r>
+    </w:p>
+    <w:p>
+      <w:pPr>
+        <w:pStyle w:val="Compact"/>
+        <w:numPr>
+          <w:ilvl w:val="0"/>
+          <w:numId w:val="1004"/>
+        </w:numPr>
+      </w:pPr>
+      <w:r>
+        <w:t xml:space="preserve">Terraform, AWS, and Go development (odds and ends).</w:t>
       </w:r>
     </w:p>
     <w:bookmarkEnd w:id="21"/>
@@ -2430,16 +2454,94 @@
     </w:p>
     <w:bookmarkEnd w:id="78"/>
     <w:bookmarkEnd w:id="79"/>
-    <w:bookmarkStart w:id="91" w:name="wepay--redwood-city-ca"/>
+    <w:bookmarkStart w:id="90" w:name="older-roles-side-projects"/>
     <w:p>
       <w:pPr>
         <w:pStyle w:val="Heading3"/>
       </w:pPr>
+      <w:r>
+        <w:t xml:space="preserve">Older roles, side projects</w:t>
+      </w:r>
+    </w:p>
+    <w:p>
+      <w:pPr>
+        <w:pStyle w:val="FirstParagraph"/>
+      </w:pPr>
+      <w:r>
+        <w:t xml:space="preserve">See “</w:t>
+      </w:r>
       <w:hyperlink r:id="rId80">
         <w:r>
           <w:rPr>
             <w:rStyle w:val="Hyperlink"/>
           </w:rPr>
+          <w:t xml:space="preserve">Previous experience, side projects</w:t>
+        </w:r>
+      </w:hyperlink>
+      <w:r>
+        <w:t xml:space="preserve">” for additional details.</w:t>
+      </w:r>
+    </w:p>
+    <w:p>
+      <w:pPr>
+        <w:pStyle w:val="Compact"/>
+        <w:numPr>
+          <w:ilvl w:val="0"/>
+          <w:numId w:val="1010"/>
+        </w:numPr>
+      </w:pPr>
+      <w:hyperlink r:id="rId81">
+        <w:r>
+          <w:rPr>
+            <w:rStyle w:val="Hyperlink"/>
+          </w:rPr>
+          <w:t xml:space="preserve">Northwood Labs</w:t>
+        </w:r>
+      </w:hyperlink>
+      <w:r>
+        <w:t xml:space="preserve"> </w:t>
+      </w:r>
+      <w:r>
+        <w:t xml:space="preserve">— Owner</w:t>
+      </w:r>
+    </w:p>
+    <w:p>
+      <w:pPr>
+        <w:pStyle w:val="Compact"/>
+        <w:numPr>
+          <w:ilvl w:val="0"/>
+          <w:numId w:val="1010"/>
+        </w:numPr>
+      </w:pPr>
+      <w:r>
+        <w:t xml:space="preserve">PCR Publishing (Side-Project) — Editor, Typesetter, Publisher, Book Producer</w:t>
+      </w:r>
+    </w:p>
+    <w:p>
+      <w:pPr>
+        <w:pStyle w:val="Compact"/>
+        <w:numPr>
+          <w:ilvl w:val="0"/>
+          <w:numId w:val="1010"/>
+        </w:numPr>
+      </w:pPr>
+      <w:r>
+        <w:t xml:space="preserve">Perimeter of Wisdom, LLC (defunct) — Co-Owner, CTO, Producer</w:t>
+      </w:r>
+    </w:p>
+    <w:p>
+      <w:pPr>
+        <w:pStyle w:val="Compact"/>
+        <w:numPr>
+          <w:ilvl w:val="0"/>
+          <w:numId w:val="1010"/>
+        </w:numPr>
+      </w:pPr>
+      <w:hyperlink r:id="rId82">
+        <w:r>
+          <w:rPr>
+            <w:rStyle w:val="Hyperlink"/>
+          </w:rPr>
           <w:t xml:space="preserve">WePay</w:t>
         </w:r>
       </w:hyperlink>
@@ -2447,24 +2549,7 @@
         <w:t xml:space="preserve"> </w:t>
       </w:r>
       <w:r>
-        <w:t xml:space="preserve">— Redwood City, CA</w:t>
-      </w:r>
-    </w:p>
-    <w:p>
-      <w:pPr>
-        <w:pStyle w:val="BlockText"/>
-      </w:pPr>
-      <w:r>
-        <w:t xml:space="preserve">WePay is an online payment service provider which provides “payments for platforms”, where examples of platforms were GoFundMe, Care.com, and Xbox. JPMorgan Chase acquired WePay in October 2017.</w:t>
-      </w:r>
-    </w:p>
-    <w:bookmarkStart w:id="84" w:name="Xdec534679361bad3495b96f8fff62025730684e"/>
-    <w:p>
-      <w:pPr>
-        <w:pStyle w:val="Heading4"/>
-      </w:pPr>
-      <w:r>
-        <w:t xml:space="preserve">Senior DevOps Engineer (April 2015—September 2016)</w:t>
+        <w:t xml:space="preserve">— Senior API/DevOps Engineer</w:t>
       </w:r>
     </w:p>
     <w:p>
@@ -2475,36 +2560,19 @@
           <w:numId w:val="1010"/>
         </w:numPr>
       </w:pPr>
-      <w:r>
-        <w:t xml:space="preserve">Led a cross-company initiative to upgrade the monolithic application from</w:t>
-      </w:r>
-      <w:r>
-        <w:t xml:space="preserve"> </w:t>
-      </w:r>
-      <w:hyperlink r:id="rId77">
-        <w:r>
-          <w:rPr>
-            <w:rStyle w:val="Hyperlink"/>
-          </w:rPr>
-          <w:t xml:space="preserve">PHP</w:t>
-        </w:r>
-      </w:hyperlink>
-      <w:r>
-        <w:t xml:space="preserve"> </w:t>
-      </w:r>
-      <w:r>
-        <w:t xml:space="preserve">5.4 to PHP 5.6 (the latest at the time). Facilitated cross-team collaboration among all major engineering teams and QA departments to achieve results (</w:t>
-      </w:r>
-      <w:hyperlink r:id="rId77">
-        <w:r>
-          <w:rPr>
-            <w:rStyle w:val="Hyperlink"/>
-          </w:rPr>
-          <w:t xml:space="preserve">PHP</w:t>
-        </w:r>
-      </w:hyperlink>
-      <w:r>
-        <w:t xml:space="preserve">, project management).</w:t>
+      <w:hyperlink r:id="rId83">
+        <w:r>
+          <w:rPr>
+            <w:rStyle w:val="Hyperlink"/>
+          </w:rPr>
+          <w:t xml:space="preserve">Amazon Web Services</w:t>
+        </w:r>
+      </w:hyperlink>
+      <w:r>
+        <w:t xml:space="preserve"> </w:t>
+      </w:r>
+      <w:r>
+        <w:t xml:space="preserve">— AWS SDK Developer</w:t>
       </w:r>
     </w:p>
     <w:p>
@@ -2516,46 +2584,21 @@
         </w:numPr>
       </w:pPr>
       <w:r>
-        <w:t xml:space="preserve">Initiated a program to automate the creation of base server images for cloud servers. This allowed new servers to boot and begin serving traffic ~75% faster (</w:t>
-      </w:r>
-      <w:hyperlink r:id="rId81">
-        <w:r>
-          <w:rPr>
-            <w:rStyle w:val="Hyperlink"/>
-          </w:rPr>
-          <w:t xml:space="preserve">GCP</w:t>
-        </w:r>
-      </w:hyperlink>
-      <w:r>
-        <w:t xml:space="preserve">,</w:t>
-      </w:r>
-      <w:r>
-        <w:t xml:space="preserve"> </w:t>
-      </w:r>
-      <w:hyperlink r:id="rId64">
-        <w:r>
-          <w:rPr>
-            <w:rStyle w:val="Hyperlink"/>
-          </w:rPr>
-          <w:t xml:space="preserve">Python</w:t>
-        </w:r>
-      </w:hyperlink>
-      <w:r>
-        <w:t xml:space="preserve">,</w:t>
-      </w:r>
-      <w:r>
-        <w:t xml:space="preserve"> </w:t>
-      </w:r>
-      <w:hyperlink r:id="rId82">
-        <w:r>
-          <w:rPr>
-            <w:rStyle w:val="Hyperlink"/>
-          </w:rPr>
-          <w:t xml:space="preserve">Ansible</w:t>
-        </w:r>
-      </w:hyperlink>
-      <w:r>
-        <w:t xml:space="preserve">).</w:t>
+        <w:t xml:space="preserve">Rearden Commerce (now</w:t>
+      </w:r>
+      <w:r>
+        <w:t xml:space="preserve"> </w:t>
+      </w:r>
+      <w:hyperlink r:id="rId84">
+        <w:r>
+          <w:rPr>
+            <w:rStyle w:val="Hyperlink"/>
+          </w:rPr>
+          <w:t xml:space="preserve">Deem</w:t>
+        </w:r>
+      </w:hyperlink>
+      <w:r>
+        <w:t xml:space="preserve">) — Senior User Experience Developer</w:t>
       </w:r>
     </w:p>
     <w:p>
@@ -2566,33 +2609,19 @@
           <w:numId w:val="1010"/>
         </w:numPr>
       </w:pPr>
-      <w:r>
-        <w:t xml:space="preserve">Invested in observability systems to prevent customer-facing issues (</w:t>
-      </w:r>
-      <w:hyperlink r:id="rId60">
-        <w:r>
-          <w:rPr>
-            <w:rStyle w:val="Hyperlink"/>
-          </w:rPr>
-          <w:t xml:space="preserve">New Relic</w:t>
-        </w:r>
-      </w:hyperlink>
-      <w:r>
-        <w:t xml:space="preserve">,</w:t>
-      </w:r>
-      <w:r>
-        <w:t xml:space="preserve"> </w:t>
-      </w:r>
-      <w:hyperlink r:id="rId83">
-        <w:r>
-          <w:rPr>
-            <w:rStyle w:val="Hyperlink"/>
-          </w:rPr>
-          <w:t xml:space="preserve">Grafana</w:t>
-        </w:r>
-      </w:hyperlink>
-      <w:r>
-        <w:t xml:space="preserve">).</w:t>
+      <w:hyperlink r:id="rId85">
+        <w:r>
+          <w:rPr>
+            <w:rStyle w:val="Hyperlink"/>
+          </w:rPr>
+          <w:t xml:space="preserve">WarpShare</w:t>
+        </w:r>
+      </w:hyperlink>
+      <w:r>
+        <w:t xml:space="preserve"> </w:t>
+      </w:r>
+      <w:r>
+        <w:t xml:space="preserve">(defunct) — Co-Founder and Chief Information Officer</w:t>
       </w:r>
     </w:p>
     <w:p>
@@ -2603,185 +2632,65 @@
           <w:numId w:val="1010"/>
         </w:numPr>
       </w:pPr>
-      <w:r>
-        <w:t xml:space="preserve">Explored</w:t>
-      </w:r>
-      <w:r>
-        <w:t xml:space="preserve"> </w:t>
-      </w:r>
-      <w:r>
-        <w:rPr>
-          <w:i/>
-          <w:iCs/>
-        </w:rPr>
-        <w:t xml:space="preserve">configuration-as-code</w:t>
-      </w:r>
-      <w:r>
-        <w:t xml:space="preserve"> </w:t>
-      </w:r>
-      <w:r>
-        <w:t xml:space="preserve">for cloud infrastructure in</w:t>
-      </w:r>
-      <w:r>
-        <w:t xml:space="preserve"> </w:t>
-      </w:r>
-      <w:hyperlink r:id="rId81">
-        <w:r>
-          <w:rPr>
-            <w:rStyle w:val="Hyperlink"/>
-          </w:rPr>
-          <w:t xml:space="preserve">Google Cloud</w:t>
-        </w:r>
-      </w:hyperlink>
-      <w:r>
-        <w:t xml:space="preserve"> </w:t>
-      </w:r>
-      <w:r>
-        <w:t xml:space="preserve">to improve reliability and efficiency (</w:t>
-      </w:r>
-      <w:hyperlink r:id="rId64">
-        <w:r>
-          <w:rPr>
-            <w:rStyle w:val="Hyperlink"/>
-          </w:rPr>
-          <w:t xml:space="preserve">Python</w:t>
-        </w:r>
-      </w:hyperlink>
-      <w:r>
-        <w:t xml:space="preserve">,</w:t>
-      </w:r>
-      <w:r>
-        <w:t xml:space="preserve"> </w:t>
-      </w:r>
-      <w:hyperlink r:id="rId33">
-        <w:r>
-          <w:rPr>
-            <w:rStyle w:val="Hyperlink"/>
-          </w:rPr>
-          <w:t xml:space="preserve">Terraform</w:t>
-        </w:r>
-      </w:hyperlink>
-      <w:r>
-        <w:t xml:space="preserve">).</w:t>
-      </w:r>
-    </w:p>
-    <w:bookmarkEnd w:id="84"/>
-    <w:bookmarkStart w:id="90" w:name="senior-api-engineer-april-2014april-2015"/>
-    <w:p>
-      <w:pPr>
-        <w:pStyle w:val="Heading4"/>
-      </w:pPr>
-      <w:r>
-        <w:t xml:space="preserve">Senior API Engineer (April 2014—April 2015)</w:t>
-      </w:r>
-    </w:p>
-    <w:p>
-      <w:pPr>
-        <w:pStyle w:val="Compact"/>
-        <w:numPr>
-          <w:ilvl w:val="0"/>
-          <w:numId w:val="1011"/>
-        </w:numPr>
-      </w:pPr>
-      <w:r>
-        <w:t xml:space="preserve">Led the company’s</w:t>
-      </w:r>
-      <w:r>
-        <w:t xml:space="preserve"> </w:t>
-      </w:r>
-      <w:hyperlink r:id="rId85">
-        <w:r>
-          <w:rPr>
-            <w:rStyle w:val="Hyperlink"/>
-          </w:rPr>
-          <w:t xml:space="preserve">HackerOne</w:t>
-        </w:r>
-      </w:hyperlink>
-      <w:r>
-        <w:t xml:space="preserve"> </w:t>
-      </w:r>
-      <w:r>
-        <w:t xml:space="preserve">security program, coordinating across teams to address security issues.</w:t>
-      </w:r>
-    </w:p>
-    <w:p>
-      <w:pPr>
-        <w:pStyle w:val="Compact"/>
-        <w:numPr>
-          <w:ilvl w:val="0"/>
-          <w:numId w:val="1011"/>
-        </w:numPr>
-      </w:pPr>
-      <w:r>
-        <w:t xml:space="preserve">Brought performance improvements, new features, improved testing processes, and new QA tooling to WePay (</w:t>
-      </w:r>
-      <w:hyperlink r:id="rId77">
-        <w:r>
-          <w:rPr>
-            <w:rStyle w:val="Hyperlink"/>
-          </w:rPr>
-          <w:t xml:space="preserve">PHP</w:t>
-        </w:r>
-      </w:hyperlink>
-      <w:r>
-        <w:t xml:space="preserve">,</w:t>
-      </w:r>
-      <w:r>
-        <w:t xml:space="preserve"> </w:t>
-      </w:r>
       <w:hyperlink r:id="rId86">
         <w:r>
           <w:rPr>
             <w:rStyle w:val="Hyperlink"/>
           </w:rPr>
-          <w:t xml:space="preserve">BDD</w:t>
-        </w:r>
-      </w:hyperlink>
-      <w:r>
-        <w:t xml:space="preserve">,</w:t>
-      </w:r>
-      <w:r>
-        <w:t xml:space="preserve"> </w:t>
-      </w:r>
+          <w:t xml:space="preserve">Yahoo!</w:t>
+        </w:r>
+      </w:hyperlink>
+      <w:r>
+        <w:t xml:space="preserve"> </w:t>
+      </w:r>
+      <w:r>
+        <w:t xml:space="preserve">— Front-end Developer (Contract), Yahoo! Messenger</w:t>
+      </w:r>
+    </w:p>
+    <w:p>
+      <w:pPr>
+        <w:pStyle w:val="Compact"/>
+        <w:numPr>
+          <w:ilvl w:val="0"/>
+          <w:numId w:val="1010"/>
+        </w:numPr>
+      </w:pPr>
       <w:hyperlink r:id="rId87">
         <w:r>
           <w:rPr>
             <w:rStyle w:val="Hyperlink"/>
           </w:rPr>
-          <w:t xml:space="preserve">TDD</w:t>
-        </w:r>
-      </w:hyperlink>
-      <w:r>
-        <w:t xml:space="preserve">).</w:t>
-      </w:r>
-    </w:p>
-    <w:p>
-      <w:pPr>
-        <w:pStyle w:val="Compact"/>
-        <w:numPr>
-          <w:ilvl w:val="0"/>
-          <w:numId w:val="1011"/>
-        </w:numPr>
-      </w:pPr>
-      <w:r>
-        <w:t xml:space="preserve">Built a local development environment for engineering teams using</w:t>
-      </w:r>
-      <w:r>
-        <w:t xml:space="preserve"> </w:t>
-      </w:r>
+          <w:t xml:space="preserve">Stryker</w:t>
+        </w:r>
+      </w:hyperlink>
+      <w:r>
+        <w:t xml:space="preserve"> </w:t>
+      </w:r>
+      <w:r>
+        <w:t xml:space="preserve">— User Interface Developer (Contract)</w:t>
+      </w:r>
+    </w:p>
+    <w:p>
+      <w:pPr>
+        <w:pStyle w:val="Compact"/>
+        <w:numPr>
+          <w:ilvl w:val="0"/>
+          <w:numId w:val="1010"/>
+        </w:numPr>
+      </w:pPr>
       <w:hyperlink r:id="rId88">
         <w:r>
           <w:rPr>
             <w:rStyle w:val="Hyperlink"/>
           </w:rPr>
-          <w:t xml:space="preserve">Vagrant</w:t>
-        </w:r>
-      </w:hyperlink>
-      <w:r>
-        <w:t xml:space="preserve"> </w:t>
-      </w:r>
-      <w:r>
-        <w:t xml:space="preserve">and</w:t>
+          <w:t xml:space="preserve">Digital Impact</w:t>
+        </w:r>
+      </w:hyperlink>
+      <w:r>
+        <w:t xml:space="preserve"> </w:t>
+      </w:r>
+      <w:r>
+        <w:t xml:space="preserve">(now part of</w:t>
       </w:r>
       <w:r>
         <w:t xml:space="preserve"> </w:t>
@@ -2791,22 +2700,22 @@
           <w:rPr>
             <w:rStyle w:val="Hyperlink"/>
           </w:rPr>
-          <w:t xml:space="preserve">VMWare Fusion</w:t>
-        </w:r>
-      </w:hyperlink>
-      <w:r>
-        <w:t xml:space="preserve">. Eliminated "works on my machine", and reduced new engineer onboarding time from 2 weeks to 1 day (measured by when a new employee could make their first commit).</w:t>
+          <w:t xml:space="preserve">Axciom</w:t>
+        </w:r>
+      </w:hyperlink>
+      <w:r>
+        <w:t xml:space="preserve">) — Production Specialist</w:t>
       </w:r>
     </w:p>
     <w:bookmarkEnd w:id="90"/>
     <w:bookmarkEnd w:id="91"/>
-    <w:bookmarkStart w:id="101" w:name="older-roles-side-projects"/>
-    <w:p>
-      <w:pPr>
-        <w:pStyle w:val="Heading3"/>
-      </w:pPr>
-      <w:r>
-        <w:t xml:space="preserve">Older roles, side projects</w:t>
+    <w:bookmarkStart w:id="96" w:name="projects"/>
+    <w:p>
+      <w:pPr>
+        <w:pStyle w:val="Heading2"/>
+      </w:pPr>
+      <w:r>
+        <w:t xml:space="preserve">Projects</w:t>
       </w:r>
     </w:p>
     <w:p>
@@ -2814,238 +2723,6 @@
         <w:pStyle w:val="FirstParagraph"/>
       </w:pPr>
       <w:r>
-        <w:t xml:space="preserve">See “</w:t>
-      </w:r>
-      <w:hyperlink r:id="rId92">
-        <w:r>
-          <w:rPr>
-            <w:rStyle w:val="Hyperlink"/>
-          </w:rPr>
-          <w:t xml:space="preserve">Previous experience, side projects</w:t>
-        </w:r>
-      </w:hyperlink>
-      <w:r>
-        <w:t xml:space="preserve">” for additional details.</w:t>
-      </w:r>
-    </w:p>
-    <w:p>
-      <w:pPr>
-        <w:pStyle w:val="Compact"/>
-        <w:numPr>
-          <w:ilvl w:val="0"/>
-          <w:numId w:val="1012"/>
-        </w:numPr>
-      </w:pPr>
-      <w:hyperlink r:id="rId93">
-        <w:r>
-          <w:rPr>
-            <w:rStyle w:val="Hyperlink"/>
-          </w:rPr>
-          <w:t xml:space="preserve">Northwood Labs</w:t>
-        </w:r>
-      </w:hyperlink>
-      <w:r>
-        <w:t xml:space="preserve"> </w:t>
-      </w:r>
-      <w:r>
-        <w:t xml:space="preserve">— Owner (January 2024—Present)</w:t>
-      </w:r>
-    </w:p>
-    <w:p>
-      <w:pPr>
-        <w:pStyle w:val="Compact"/>
-        <w:numPr>
-          <w:ilvl w:val="0"/>
-          <w:numId w:val="1012"/>
-        </w:numPr>
-      </w:pPr>
-      <w:r>
-        <w:t xml:space="preserve">PCR Publishing (Side-Project) — Editor, Typesetter, Publisher, Book Producer (April 2021–April 2022)</w:t>
-      </w:r>
-    </w:p>
-    <w:p>
-      <w:pPr>
-        <w:pStyle w:val="Compact"/>
-        <w:numPr>
-          <w:ilvl w:val="0"/>
-          <w:numId w:val="1012"/>
-        </w:numPr>
-      </w:pPr>
-      <w:r>
-        <w:t xml:space="preserve">Perimeter of Wisdom, LLC (defunct) — Co-Owner, CTO, Producer (February 2015—2018)</w:t>
-      </w:r>
-    </w:p>
-    <w:p>
-      <w:pPr>
-        <w:pStyle w:val="Compact"/>
-        <w:numPr>
-          <w:ilvl w:val="0"/>
-          <w:numId w:val="1012"/>
-        </w:numPr>
-      </w:pPr>
-      <w:hyperlink r:id="rId94">
-        <w:r>
-          <w:rPr>
-            <w:rStyle w:val="Hyperlink"/>
-          </w:rPr>
-          <w:t xml:space="preserve">Amazon Web Services</w:t>
-        </w:r>
-      </w:hyperlink>
-      <w:r>
-        <w:t xml:space="preserve"> </w:t>
-      </w:r>
-      <w:r>
-        <w:t xml:space="preserve">— AWS SDK Developer (March 2010—April 2014)</w:t>
-      </w:r>
-    </w:p>
-    <w:p>
-      <w:pPr>
-        <w:pStyle w:val="Compact"/>
-        <w:numPr>
-          <w:ilvl w:val="0"/>
-          <w:numId w:val="1012"/>
-        </w:numPr>
-      </w:pPr>
-      <w:r>
-        <w:t xml:space="preserve">Rearden Commerce (now</w:t>
-      </w:r>
-      <w:r>
-        <w:t xml:space="preserve"> </w:t>
-      </w:r>
-      <w:hyperlink r:id="rId95">
-        <w:r>
-          <w:rPr>
-            <w:rStyle w:val="Hyperlink"/>
-          </w:rPr>
-          <w:t xml:space="preserve">Deem</w:t>
-        </w:r>
-      </w:hyperlink>
-      <w:r>
-        <w:t xml:space="preserve">) — Senior User Experience Developer (July 2008—March 2010)</w:t>
-      </w:r>
-    </w:p>
-    <w:p>
-      <w:pPr>
-        <w:pStyle w:val="Compact"/>
-        <w:numPr>
-          <w:ilvl w:val="0"/>
-          <w:numId w:val="1012"/>
-        </w:numPr>
-      </w:pPr>
-      <w:hyperlink r:id="rId96">
-        <w:r>
-          <w:rPr>
-            <w:rStyle w:val="Hyperlink"/>
-          </w:rPr>
-          <w:t xml:space="preserve">WarpShare</w:t>
-        </w:r>
-      </w:hyperlink>
-      <w:r>
-        <w:t xml:space="preserve"> </w:t>
-      </w:r>
-      <w:r>
-        <w:t xml:space="preserve">(defunct) — Co-Founder and Chief Information Officer (September 2006—March 2010)</w:t>
-      </w:r>
-    </w:p>
-    <w:p>
-      <w:pPr>
-        <w:pStyle w:val="Compact"/>
-        <w:numPr>
-          <w:ilvl w:val="0"/>
-          <w:numId w:val="1012"/>
-        </w:numPr>
-      </w:pPr>
-      <w:hyperlink r:id="rId97">
-        <w:r>
-          <w:rPr>
-            <w:rStyle w:val="Hyperlink"/>
-          </w:rPr>
-          <w:t xml:space="preserve">Yahoo!</w:t>
-        </w:r>
-      </w:hyperlink>
-      <w:r>
-        <w:t xml:space="preserve"> </w:t>
-      </w:r>
-      <w:r>
-        <w:t xml:space="preserve">— Front-end Developer (Contract), Yahoo! Messenger (November 2007—January 2008)</w:t>
-      </w:r>
-    </w:p>
-    <w:p>
-      <w:pPr>
-        <w:pStyle w:val="Compact"/>
-        <w:numPr>
-          <w:ilvl w:val="0"/>
-          <w:numId w:val="1012"/>
-        </w:numPr>
-      </w:pPr>
-      <w:hyperlink r:id="rId98">
-        <w:r>
-          <w:rPr>
-            <w:rStyle w:val="Hyperlink"/>
-          </w:rPr>
-          <w:t xml:space="preserve">Stryker</w:t>
-        </w:r>
-      </w:hyperlink>
-      <w:r>
-        <w:t xml:space="preserve"> </w:t>
-      </w:r>
-      <w:r>
-        <w:t xml:space="preserve">— User Interface Developer (Contract) (May 2005—September 2006)</w:t>
-      </w:r>
-    </w:p>
-    <w:p>
-      <w:pPr>
-        <w:pStyle w:val="Compact"/>
-        <w:numPr>
-          <w:ilvl w:val="0"/>
-          <w:numId w:val="1012"/>
-        </w:numPr>
-      </w:pPr>
-      <w:hyperlink r:id="rId99">
-        <w:r>
-          <w:rPr>
-            <w:rStyle w:val="Hyperlink"/>
-          </w:rPr>
-          <w:t xml:space="preserve">Digital Impact</w:t>
-        </w:r>
-      </w:hyperlink>
-      <w:r>
-        <w:t xml:space="preserve"> </w:t>
-      </w:r>
-      <w:r>
-        <w:t xml:space="preserve">(now part of</w:t>
-      </w:r>
-      <w:r>
-        <w:t xml:space="preserve"> </w:t>
-      </w:r>
-      <w:hyperlink r:id="rId100">
-        <w:r>
-          <w:rPr>
-            <w:rStyle w:val="Hyperlink"/>
-          </w:rPr>
-          <w:t xml:space="preserve">Axciom</w:t>
-        </w:r>
-      </w:hyperlink>
-      <w:r>
-        <w:t xml:space="preserve">) — Production Specialist (March 2004—April 2005)</w:t>
-      </w:r>
-    </w:p>
-    <w:bookmarkEnd w:id="101"/>
-    <w:bookmarkEnd w:id="102"/>
-    <w:bookmarkStart w:id="107" w:name="projects"/>
-    <w:p>
-      <w:pPr>
-        <w:pStyle w:val="Heading2"/>
-      </w:pPr>
-      <w:r>
-        <w:t xml:space="preserve">Projects</w:t>
-      </w:r>
-    </w:p>
-    <w:p>
-      <w:pPr>
-        <w:pStyle w:val="FirstParagraph"/>
-      </w:pPr>
-      <w:r>
         <w:t xml:space="preserve">Proof that I can code, call APIs, interact with SDKs, and build user-facing software.</w:t>
       </w:r>
     </w:p>
@@ -3054,7 +2731,7 @@
         <w:pStyle w:val="Compact"/>
         <w:numPr>
           <w:ilvl w:val="0"/>
-          <w:numId w:val="1013"/>
+          <w:numId w:val="1011"/>
         </w:numPr>
       </w:pPr>
       <w:r>
@@ -3073,7 +2750,7 @@
       <w:r>
         <w:t xml:space="preserve"> </w:t>
       </w:r>
-      <w:hyperlink r:id="rId103">
+      <w:hyperlink r:id="rId92">
         <w:r>
           <w:rPr>
             <w:rStyle w:val="Hyperlink"/>
@@ -3093,7 +2770,7 @@
         <w:pStyle w:val="Compact"/>
         <w:numPr>
           <w:ilvl w:val="0"/>
-          <w:numId w:val="1013"/>
+          <w:numId w:val="1011"/>
         </w:numPr>
       </w:pPr>
       <w:r>
@@ -3112,7 +2789,7 @@
       <w:r>
         <w:t xml:space="preserve"> </w:t>
       </w:r>
-      <w:hyperlink r:id="rId104">
+      <w:hyperlink r:id="rId93">
         <w:r>
           <w:rPr>
             <w:rStyle w:val="Hyperlink"/>
@@ -3132,7 +2809,7 @@
         <w:pStyle w:val="Compact"/>
         <w:numPr>
           <w:ilvl w:val="0"/>
-          <w:numId w:val="1013"/>
+          <w:numId w:val="1011"/>
         </w:numPr>
       </w:pPr>
       <w:r>
@@ -3151,46 +2828,324 @@
       <w:r>
         <w:t xml:space="preserve"> </w:t>
       </w:r>
+      <w:hyperlink r:id="rId94">
+        <w:r>
+          <w:rPr>
+            <w:rStyle w:val="Hyperlink"/>
+          </w:rPr>
+          <w:t xml:space="preserve">TUI</w:t>
+        </w:r>
+      </w:hyperlink>
+      <w:r>
+        <w:t xml:space="preserve"> </w:t>
+      </w:r>
+      <w:r>
+        <w:t xml:space="preserve">for</w:t>
+      </w:r>
+      <w:r>
+        <w:t xml:space="preserve"> </w:t>
+      </w:r>
+      <w:hyperlink r:id="rId95">
+        <w:r>
+          <w:rPr>
+            <w:rStyle w:val="Hyperlink"/>
+          </w:rPr>
+          <w:t xml:space="preserve">simplifying connections to SSM-enabled EC2 instances</w:t>
+        </w:r>
+      </w:hyperlink>
+      <w:r>
+        <w:t xml:space="preserve"> </w:t>
+      </w:r>
+      <w:r>
+        <w:t xml:space="preserve">using your Terminal.</w:t>
+      </w:r>
+    </w:p>
+    <w:bookmarkEnd w:id="96"/>
+    <w:bookmarkStart w:id="101" w:name="examples-of-technical-documentation"/>
+    <w:p>
+      <w:pPr>
+        <w:pStyle w:val="Heading2"/>
+      </w:pPr>
+      <w:r>
+        <w:t xml:space="preserve">Examples of Technical Documentation</w:t>
+      </w:r>
+    </w:p>
+    <w:p>
+      <w:pPr>
+        <w:pStyle w:val="FirstParagraph"/>
+      </w:pPr>
+      <w:r>
+        <w:t xml:space="preserve">Here are examples of my public-facing documentation:</w:t>
+      </w:r>
+    </w:p>
+    <w:p>
+      <w:pPr>
+        <w:pStyle w:val="Compact"/>
+        <w:numPr>
+          <w:ilvl w:val="0"/>
+          <w:numId w:val="1012"/>
+        </w:numPr>
+      </w:pPr>
+      <w:hyperlink r:id="rId97">
+        <w:r>
+          <w:rPr>
+            <w:rStyle w:val="Hyperlink"/>
+          </w:rPr>
+          <w:t xml:space="preserve">Local development environment (devsec-tools)</w:t>
+        </w:r>
+      </w:hyperlink>
+    </w:p>
+    <w:p>
+      <w:pPr>
+        <w:pStyle w:val="Compact"/>
+        <w:numPr>
+          <w:ilvl w:val="0"/>
+          <w:numId w:val="1012"/>
+        </w:numPr>
+      </w:pPr>
+      <w:hyperlink r:id="rId98">
+        <w:r>
+          <w:rPr>
+            <w:rStyle w:val="Hyperlink"/>
+          </w:rPr>
+          <w:t xml:space="preserve">Configuring DataGrip for Valkey (devsec-tools)</w:t>
+        </w:r>
+      </w:hyperlink>
+    </w:p>
+    <w:p>
+      <w:pPr>
+        <w:pStyle w:val="Compact"/>
+        <w:numPr>
+          <w:ilvl w:val="0"/>
+          <w:numId w:val="1012"/>
+        </w:numPr>
+      </w:pPr>
+      <w:r>
+        <w:t xml:space="preserve">Diagrams of Artifactory</w:t>
+      </w:r>
+      <w:r>
+        <w:t xml:space="preserve"> </w:t>
+      </w:r>
+      <w:hyperlink r:id="rId99">
+        <w:r>
+          <w:rPr>
+            <w:rStyle w:val="Hyperlink"/>
+          </w:rPr>
+          <w:t xml:space="preserve">infrastructure</w:t>
+        </w:r>
+      </w:hyperlink>
+      <w:r>
+        <w:t xml:space="preserve"> </w:t>
+      </w:r>
+      <w:r>
+        <w:t xml:space="preserve">and</w:t>
+      </w:r>
+      <w:r>
+        <w:t xml:space="preserve"> </w:t>
+      </w:r>
+      <w:hyperlink r:id="rId100">
+        <w:r>
+          <w:rPr>
+            <w:rStyle w:val="Hyperlink"/>
+          </w:rPr>
+          <w:t xml:space="preserve">software</w:t>
+        </w:r>
+      </w:hyperlink>
+      <w:r>
+        <w:t xml:space="preserve"> </w:t>
+      </w:r>
+      <w:r>
+        <w:t xml:space="preserve">configuration.</w:t>
+      </w:r>
+    </w:p>
+    <w:bookmarkEnd w:id="101"/>
+    <w:bookmarkStart w:id="103" w:name="recommendations"/>
+    <w:p>
+      <w:pPr>
+        <w:pStyle w:val="Heading2"/>
+      </w:pPr>
+      <w:r>
+        <w:t xml:space="preserve">Recommendations</w:t>
+      </w:r>
+    </w:p>
+    <w:p>
+      <w:pPr>
+        <w:pStyle w:val="FirstParagraph"/>
+      </w:pPr>
+      <w:r>
+        <w:t xml:space="preserve">See a</w:t>
+      </w:r>
+      <w:r>
+        <w:t xml:space="preserve"> </w:t>
+      </w:r>
+      <w:hyperlink r:id="rId102">
+        <w:r>
+          <w:rPr>
+            <w:rStyle w:val="Hyperlink"/>
+          </w:rPr>
+          <w:t xml:space="preserve">selective list of recommendations</w:t>
+        </w:r>
+      </w:hyperlink>
+      <w:r>
+        <w:t xml:space="preserve"> </w:t>
+      </w:r>
+      <w:r>
+        <w:t xml:space="preserve">from co-workers and peers.</w:t>
+      </w:r>
+    </w:p>
+    <w:bookmarkEnd w:id="103"/>
+    <w:bookmarkStart w:id="109" w:name="patents-and-notable-open-source"/>
+    <w:p>
+      <w:pPr>
+        <w:pStyle w:val="Heading2"/>
+      </w:pPr>
+      <w:r>
+        <w:t xml:space="preserve">Patents and Notable Open-Source</w:t>
+      </w:r>
+    </w:p>
+    <w:p>
+      <w:pPr>
+        <w:pStyle w:val="Compact"/>
+        <w:numPr>
+          <w:ilvl w:val="0"/>
+          <w:numId w:val="1013"/>
+        </w:numPr>
+      </w:pPr>
+      <w:r>
+        <w:t xml:space="preserve">U.S. patent filing,</w:t>
+      </w:r>
+      <w:r>
+        <w:t xml:space="preserve"> </w:t>
+      </w:r>
+      <w:hyperlink r:id="rId104">
+        <w:r>
+          <w:rPr>
+            <w:rStyle w:val="Hyperlink"/>
+          </w:rPr>
+          <w:t xml:space="preserve">“System and Methods for User Authentication across Multiple Domains”</w:t>
+        </w:r>
+      </w:hyperlink>
+      <w:r>
+        <w:t xml:space="preserve"> </w:t>
+      </w:r>
+      <w:r>
+        <w:t xml:space="preserve">(US15042104) (2016)</w:t>
+      </w:r>
+    </w:p>
+    <w:p>
+      <w:pPr>
+        <w:pStyle w:val="Compact"/>
+        <w:numPr>
+          <w:ilvl w:val="0"/>
+          <w:numId w:val="1013"/>
+        </w:numPr>
+      </w:pPr>
+      <w:r>
+        <w:t xml:space="preserve">U.S. patent filing,</w:t>
+      </w:r>
+      <w:r>
+        <w:t xml:space="preserve"> </w:t>
+      </w:r>
       <w:hyperlink r:id="rId105">
         <w:r>
           <w:rPr>
             <w:rStyle w:val="Hyperlink"/>
           </w:rPr>
-          <w:t xml:space="preserve">TUI</w:t>
-        </w:r>
-      </w:hyperlink>
-      <w:r>
-        <w:t xml:space="preserve"> </w:t>
-      </w:r>
-      <w:r>
-        <w:t xml:space="preserve">for</w:t>
-      </w:r>
-      <w:r>
-        <w:t xml:space="preserve"> </w:t>
-      </w:r>
+          <w:t xml:space="preserve">“Hive-based Peer-to-Peer Network”</w:t>
+        </w:r>
+      </w:hyperlink>
+      <w:r>
+        <w:t xml:space="preserve"> </w:t>
+      </w:r>
+      <w:r>
+        <w:t xml:space="preserve">(US8103870B2) (2007)</w:t>
+      </w:r>
+    </w:p>
+    <w:p>
+      <w:pPr>
+        <w:pStyle w:val="Compact"/>
+        <w:numPr>
+          <w:ilvl w:val="0"/>
+          <w:numId w:val="1013"/>
+        </w:numPr>
+      </w:pPr>
       <w:hyperlink r:id="rId106">
         <w:r>
           <w:rPr>
             <w:rStyle w:val="Hyperlink"/>
           </w:rPr>
-          <w:t xml:space="preserve">simplifying connections to SSM-enabled EC2 instances</w:t>
-        </w:r>
-      </w:hyperlink>
-      <w:r>
-        <w:t xml:space="preserve"> </w:t>
-      </w:r>
-      <w:r>
-        <w:t xml:space="preserve">using your Terminal.</w:t>
-      </w:r>
-    </w:p>
-    <w:bookmarkEnd w:id="107"/>
-    <w:bookmarkStart w:id="112" w:name="examples-of-technical-documentation"/>
+          <w:t xml:space="preserve">SimplePie</w:t>
+        </w:r>
+      </w:hyperlink>
+      <w:r>
+        <w:t xml:space="preserve"> </w:t>
+      </w:r>
+      <w:r>
+        <w:t xml:space="preserve">— An RSS parser for PHP; founded in 2004; integrated into</w:t>
+      </w:r>
+      <w:r>
+        <w:t xml:space="preserve"> </w:t>
+      </w:r>
+      <w:hyperlink r:id="rId107">
+        <w:r>
+          <w:rPr>
+            <w:rStyle w:val="Hyperlink"/>
+          </w:rPr>
+          <w:t xml:space="preserve">WordPress</w:t>
+        </w:r>
+      </w:hyperlink>
+      <w:r>
+        <w:t xml:space="preserve"> </w:t>
+      </w:r>
+      <w:r>
+        <w:t xml:space="preserve">core since 2009. Millions of global users.</w:t>
+      </w:r>
+    </w:p>
+    <w:p>
+      <w:pPr>
+        <w:pStyle w:val="Compact"/>
+        <w:numPr>
+          <w:ilvl w:val="0"/>
+          <w:numId w:val="1013"/>
+        </w:numPr>
+      </w:pPr>
+      <w:hyperlink r:id="rId108">
+        <w:r>
+          <w:rPr>
+            <w:rStyle w:val="Hyperlink"/>
+          </w:rPr>
+          <w:t xml:space="preserve">CloudFusion</w:t>
+        </w:r>
+      </w:hyperlink>
+      <w:r>
+        <w:t xml:space="preserve"> </w:t>
+      </w:r>
+      <w:r>
+        <w:t xml:space="preserve">— A PHP SDK for AWS; founded in 2005; later became the official</w:t>
+      </w:r>
+      <w:r>
+        <w:t xml:space="preserve"> </w:t>
+      </w:r>
+      <w:hyperlink r:id="rId108">
+        <w:r>
+          <w:rPr>
+            <w:rStyle w:val="Hyperlink"/>
+          </w:rPr>
+          <w:t xml:space="preserve">AWS SDK for PHP</w:t>
+        </w:r>
+      </w:hyperlink>
+      <w:r>
+        <w:t xml:space="preserve">. Millions of global users.</w:t>
+      </w:r>
+    </w:p>
+    <w:bookmarkEnd w:id="109"/>
+    <w:bookmarkStart w:id="126" w:name="skills"/>
     <w:p>
       <w:pPr>
         <w:pStyle w:val="Heading2"/>
       </w:pPr>
       <w:r>
-        <w:t xml:space="preserve">Examples of Technical Documentation</w:t>
+        <w:t xml:space="preserve">Skills</w:t>
       </w:r>
     </w:p>
     <w:p>
@@ -3198,53 +3153,85 @@
         <w:pStyle w:val="FirstParagraph"/>
       </w:pPr>
       <w:r>
-        <w:t xml:space="preserve">Here are examples of my public-facing documentation:</w:t>
-      </w:r>
-    </w:p>
-    <w:p>
-      <w:pPr>
-        <w:pStyle w:val="Compact"/>
-        <w:numPr>
-          <w:ilvl w:val="0"/>
-          <w:numId w:val="1014"/>
-        </w:numPr>
-      </w:pPr>
-      <w:hyperlink r:id="rId108">
-        <w:r>
-          <w:rPr>
-            <w:rStyle w:val="Hyperlink"/>
-          </w:rPr>
-          <w:t xml:space="preserve">Local development environment (devsec-tools)</w:t>
-        </w:r>
-      </w:hyperlink>
-    </w:p>
-    <w:p>
-      <w:pPr>
-        <w:pStyle w:val="Compact"/>
-        <w:numPr>
-          <w:ilvl w:val="0"/>
-          <w:numId w:val="1014"/>
-        </w:numPr>
-      </w:pPr>
-      <w:hyperlink r:id="rId109">
-        <w:r>
-          <w:rPr>
-            <w:rStyle w:val="Hyperlink"/>
-          </w:rPr>
-          <w:t xml:space="preserve">Configuring DataGrip for Valkey (devsec-tools)</w:t>
-        </w:r>
-      </w:hyperlink>
-    </w:p>
-    <w:p>
-      <w:pPr>
-        <w:pStyle w:val="Compact"/>
-        <w:numPr>
-          <w:ilvl w:val="0"/>
-          <w:numId w:val="1014"/>
-        </w:numPr>
-      </w:pPr>
-      <w:r>
-        <w:t xml:space="preserve">Diagrams of Artifactory</w:t>
+        <w:t xml:space="preserve">This list is not exhaustive, but these are software and hard skills I leveraged in the roles above.</w:t>
+      </w:r>
+    </w:p>
+    <w:p>
+      <w:pPr>
+        <w:pStyle w:val="BodyText"/>
+      </w:pPr>
+      <w:r>
+        <w:t xml:space="preserve">CI/CD, Cloud Engineering, DevOps, DevSecOps, Platform Engineering, Site Reliability Engineering,</w:t>
+      </w:r>
+      <w:r>
+        <w:t xml:space="preserve"> </w:t>
+      </w:r>
+      <w:hyperlink r:id="rId51">
+        <w:r>
+          <w:rPr>
+            <w:rStyle w:val="Hyperlink"/>
+          </w:rPr>
+          <w:t xml:space="preserve">ARM64</w:t>
+        </w:r>
+      </w:hyperlink>
+      <w:r>
+        <w:t xml:space="preserve">,</w:t>
+      </w:r>
+      <w:r>
+        <w:t xml:space="preserve"> </w:t>
+      </w:r>
+      <w:hyperlink r:id="rId28">
+        <w:r>
+          <w:rPr>
+            <w:rStyle w:val="Hyperlink"/>
+          </w:rPr>
+          <w:t xml:space="preserve">AWS Well-Architected</w:t>
+        </w:r>
+      </w:hyperlink>
+      <w:r>
+        <w:t xml:space="preserve">,</w:t>
+      </w:r>
+      <w:r>
+        <w:t xml:space="preserve"> </w:t>
+      </w:r>
+      <w:hyperlink r:id="rId35">
+        <w:r>
+          <w:rPr>
+            <w:rStyle w:val="Hyperlink"/>
+          </w:rPr>
+          <w:t xml:space="preserve">AWS</w:t>
+        </w:r>
+      </w:hyperlink>
+      <w:r>
+        <w:t xml:space="preserve">,</w:t>
+      </w:r>
+      <w:r>
+        <w:t xml:space="preserve"> </w:t>
+      </w:r>
+      <w:hyperlink r:id="rId30">
+        <w:r>
+          <w:rPr>
+            <w:rStyle w:val="Hyperlink"/>
+          </w:rPr>
+          <w:t xml:space="preserve">Amazon Linux</w:t>
+        </w:r>
+      </w:hyperlink>
+      <w:r>
+        <w:t xml:space="preserve">,</w:t>
+      </w:r>
+      <w:r>
+        <w:t xml:space="preserve"> </w:t>
+      </w:r>
+      <w:hyperlink r:id="rId35">
+        <w:r>
+          <w:rPr>
+            <w:rStyle w:val="Hyperlink"/>
+          </w:rPr>
+          <w:t xml:space="preserve">Amazon Web Services</w:t>
+        </w:r>
+      </w:hyperlink>
+      <w:r>
+        <w:t xml:space="preserve">,</w:t>
       </w:r>
       <w:r>
         <w:t xml:space="preserve"> </w:t>
@@ -3254,14 +3241,67 @@
           <w:rPr>
             <w:rStyle w:val="Hyperlink"/>
           </w:rPr>
-          <w:t xml:space="preserve">infrastructure</w:t>
-        </w:r>
-      </w:hyperlink>
-      <w:r>
-        <w:t xml:space="preserve"> </w:t>
-      </w:r>
-      <w:r>
-        <w:t xml:space="preserve">and</w:t>
+          <w:t xml:space="preserve">Ansible</w:t>
+        </w:r>
+      </w:hyperlink>
+      <w:r>
+        <w:t xml:space="preserve">,</w:t>
+      </w:r>
+      <w:r>
+        <w:t xml:space="preserve"> </w:t>
+      </w:r>
+      <w:hyperlink r:id="rId50">
+        <w:r>
+          <w:rPr>
+            <w:rStyle w:val="Hyperlink"/>
+          </w:rPr>
+          <w:t xml:space="preserve">Artifactory</w:t>
+        </w:r>
+      </w:hyperlink>
+      <w:r>
+        <w:t xml:space="preserve">,</w:t>
+      </w:r>
+      <w:r>
+        <w:t xml:space="preserve"> </w:t>
+      </w:r>
+      <w:hyperlink r:id="rId55">
+        <w:r>
+          <w:rPr>
+            <w:rStyle w:val="Hyperlink"/>
+          </w:rPr>
+          <w:t xml:space="preserve">Bash</w:t>
+        </w:r>
+      </w:hyperlink>
+      <w:r>
+        <w:t xml:space="preserve">,</w:t>
+      </w:r>
+      <w:r>
+        <w:t xml:space="preserve"> </w:t>
+      </w:r>
+      <w:hyperlink r:id="rId48">
+        <w:r>
+          <w:rPr>
+            <w:rStyle w:val="Hyperlink"/>
+          </w:rPr>
+          <w:t xml:space="preserve">CIS</w:t>
+        </w:r>
+      </w:hyperlink>
+      <w:r>
+        <w:t xml:space="preserve">,</w:t>
+      </w:r>
+      <w:r>
+        <w:t xml:space="preserve"> </w:t>
+      </w:r>
+      <w:hyperlink r:id="rId29">
+        <w:r>
+          <w:rPr>
+            <w:rStyle w:val="Hyperlink"/>
+          </w:rPr>
+          <w:t xml:space="preserve">CentOS</w:t>
+        </w:r>
+      </w:hyperlink>
+      <w:r>
+        <w:t xml:space="preserve">,</w:t>
       </w:r>
       <w:r>
         <w:t xml:space="preserve"> </w:t>
@@ -3271,32 +3311,109 @@
           <w:rPr>
             <w:rStyle w:val="Hyperlink"/>
           </w:rPr>
-          <w:t xml:space="preserve">software</w:t>
-        </w:r>
-      </w:hyperlink>
-      <w:r>
-        <w:t xml:space="preserve"> </w:t>
-      </w:r>
-      <w:r>
-        <w:t xml:space="preserve">configuration.</w:t>
-      </w:r>
-    </w:p>
-    <w:bookmarkEnd w:id="112"/>
-    <w:bookmarkStart w:id="114" w:name="recommendations"/>
-    <w:p>
-      <w:pPr>
-        <w:pStyle w:val="Heading2"/>
-      </w:pPr>
-      <w:r>
-        <w:t xml:space="preserve">Recommendations</w:t>
-      </w:r>
-    </w:p>
-    <w:p>
-      <w:pPr>
-        <w:pStyle w:val="FirstParagraph"/>
-      </w:pPr>
-      <w:r>
-        <w:t xml:space="preserve">See a</w:t>
+          <w:t xml:space="preserve">CircleCI</w:t>
+        </w:r>
+      </w:hyperlink>
+      <w:r>
+        <w:t xml:space="preserve">,</w:t>
+      </w:r>
+      <w:r>
+        <w:t xml:space="preserve"> </w:t>
+      </w:r>
+      <w:hyperlink r:id="rId56">
+        <w:r>
+          <w:rPr>
+            <w:rStyle w:val="Hyperlink"/>
+          </w:rPr>
+          <w:t xml:space="preserve">CloudFormation</w:t>
+        </w:r>
+      </w:hyperlink>
+      <w:r>
+        <w:t xml:space="preserve">,</w:t>
+      </w:r>
+      <w:r>
+        <w:t xml:space="preserve"> </w:t>
+      </w:r>
+      <w:hyperlink r:id="rId112">
+        <w:r>
+          <w:rPr>
+            <w:rStyle w:val="Hyperlink"/>
+          </w:rPr>
+          <w:t xml:space="preserve">CloudWatch</w:t>
+        </w:r>
+      </w:hyperlink>
+      <w:r>
+        <w:t xml:space="preserve">,</w:t>
+      </w:r>
+      <w:r>
+        <w:t xml:space="preserve"> </w:t>
+      </w:r>
+      <w:hyperlink r:id="rId45">
+        <w:r>
+          <w:rPr>
+            <w:rStyle w:val="Hyperlink"/>
+          </w:rPr>
+          <w:t xml:space="preserve">Control Tower</w:t>
+        </w:r>
+      </w:hyperlink>
+      <w:r>
+        <w:t xml:space="preserve">,</w:t>
+      </w:r>
+      <w:r>
+        <w:t xml:space="preserve"> </w:t>
+      </w:r>
+      <w:hyperlink r:id="rId57">
+        <w:r>
+          <w:rPr>
+            <w:rStyle w:val="Hyperlink"/>
+          </w:rPr>
+          <w:t xml:space="preserve">Datadog</w:t>
+        </w:r>
+      </w:hyperlink>
+      <w:r>
+        <w:t xml:space="preserve">,</w:t>
+      </w:r>
+      <w:r>
+        <w:t xml:space="preserve"> </w:t>
+      </w:r>
+      <w:hyperlink r:id="rId32">
+        <w:r>
+          <w:rPr>
+            <w:rStyle w:val="Hyperlink"/>
+          </w:rPr>
+          <w:t xml:space="preserve">Docker</w:t>
+        </w:r>
+      </w:hyperlink>
+      <w:r>
+        <w:t xml:space="preserve">,</w:t>
+      </w:r>
+      <w:r>
+        <w:t xml:space="preserve"> </w:t>
+      </w:r>
+      <w:hyperlink r:id="rId38">
+        <w:r>
+          <w:rPr>
+            <w:rStyle w:val="Hyperlink"/>
+          </w:rPr>
+          <w:t xml:space="preserve">ECS</w:t>
+        </w:r>
+      </w:hyperlink>
+      <w:r>
+        <w:t xml:space="preserve">,</w:t>
+      </w:r>
+      <w:r>
+        <w:t xml:space="preserve"> </w:t>
+      </w:r>
+      <w:hyperlink r:id="rId49">
+        <w:r>
+          <w:rPr>
+            <w:rStyle w:val="Hyperlink"/>
+          </w:rPr>
+          <w:t xml:space="preserve">GitHub Actions</w:t>
+        </w:r>
+      </w:hyperlink>
+      <w:r>
+        <w:t xml:space="preserve">,</w:t>
       </w:r>
       <w:r>
         <w:t xml:space="preserve"> </w:t>
@@ -3306,36 +3423,81 @@
           <w:rPr>
             <w:rStyle w:val="Hyperlink"/>
           </w:rPr>
-          <w:t xml:space="preserve">selective list of recommendations</w:t>
-        </w:r>
-      </w:hyperlink>
-      <w:r>
-        <w:t xml:space="preserve"> </w:t>
-      </w:r>
-      <w:r>
-        <w:t xml:space="preserve">from co-workers and peers.</w:t>
-      </w:r>
-    </w:p>
-    <w:bookmarkEnd w:id="114"/>
-    <w:bookmarkStart w:id="120" w:name="patents-and-notable-open-source"/>
-    <w:p>
-      <w:pPr>
-        <w:pStyle w:val="Heading2"/>
-      </w:pPr>
-      <w:r>
-        <w:t xml:space="preserve">Patents and Notable Open-Source</w:t>
-      </w:r>
-    </w:p>
-    <w:p>
-      <w:pPr>
-        <w:pStyle w:val="Compact"/>
-        <w:numPr>
-          <w:ilvl w:val="0"/>
-          <w:numId w:val="1015"/>
-        </w:numPr>
-      </w:pPr>
-      <w:r>
-        <w:t xml:space="preserve">U.S. patent filing,</w:t>
+          <w:t xml:space="preserve">GitHub Enterprise</w:t>
+        </w:r>
+      </w:hyperlink>
+      <w:r>
+        <w:t xml:space="preserve">,</w:t>
+      </w:r>
+      <w:r>
+        <w:t xml:space="preserve"> </w:t>
+      </w:r>
+      <w:hyperlink r:id="rId34">
+        <w:r>
+          <w:rPr>
+            <w:rStyle w:val="Hyperlink"/>
+          </w:rPr>
+          <w:t xml:space="preserve">GitOps</w:t>
+        </w:r>
+      </w:hyperlink>
+      <w:r>
+        <w:t xml:space="preserve">,</w:t>
+      </w:r>
+      <w:r>
+        <w:t xml:space="preserve"> </w:t>
+      </w:r>
+      <w:hyperlink r:id="rId114">
+        <w:r>
+          <w:rPr>
+            <w:rStyle w:val="Hyperlink"/>
+          </w:rPr>
+          <w:t xml:space="preserve">Git</w:t>
+        </w:r>
+      </w:hyperlink>
+      <w:r>
+        <w:t xml:space="preserve">,</w:t>
+      </w:r>
+      <w:r>
+        <w:t xml:space="preserve"> </w:t>
+      </w:r>
+      <w:hyperlink r:id="rId31">
+        <w:r>
+          <w:rPr>
+            <w:rStyle w:val="Hyperlink"/>
+          </w:rPr>
+          <w:t xml:space="preserve">Go</w:t>
+        </w:r>
+      </w:hyperlink>
+      <w:r>
+        <w:t xml:space="preserve">,</w:t>
+      </w:r>
+      <w:r>
+        <w:t xml:space="preserve"> </w:t>
+      </w:r>
+      <w:hyperlink r:id="rId71">
+        <w:r>
+          <w:rPr>
+            <w:rStyle w:val="Hyperlink"/>
+          </w:rPr>
+          <w:t xml:space="preserve">GraphQL</w:t>
+        </w:r>
+      </w:hyperlink>
+      <w:r>
+        <w:t xml:space="preserve">,</w:t>
+      </w:r>
+      <w:r>
+        <w:t xml:space="preserve"> </w:t>
+      </w:r>
+      <w:hyperlink r:id="rId76">
+        <w:r>
+          <w:rPr>
+            <w:rStyle w:val="Hyperlink"/>
+          </w:rPr>
+          <w:t xml:space="preserve">HLS</w:t>
+        </w:r>
+      </w:hyperlink>
+      <w:r>
+        <w:t xml:space="preserve">,</w:t>
       </w:r>
       <w:r>
         <w:t xml:space="preserve"> </w:t>
@@ -3345,26 +3507,11 @@
           <w:rPr>
             <w:rStyle w:val="Hyperlink"/>
           </w:rPr>
-          <w:t xml:space="preserve">“System and Methods for User Authentication across Multiple Domains”</w:t>
-        </w:r>
-      </w:hyperlink>
-      <w:r>
-        <w:t xml:space="preserve"> </w:t>
-      </w:r>
-      <w:r>
-        <w:t xml:space="preserve">(US15042104) (2016)</w:t>
-      </w:r>
-    </w:p>
-    <w:p>
-      <w:pPr>
-        <w:pStyle w:val="Compact"/>
-        <w:numPr>
-          <w:ilvl w:val="0"/>
-          <w:numId w:val="1015"/>
-        </w:numPr>
-      </w:pPr>
-      <w:r>
-        <w:t xml:space="preserve">U.S. patent filing,</w:t>
+          <w:t xml:space="preserve">JWT</w:t>
+        </w:r>
+      </w:hyperlink>
+      <w:r>
+        <w:t xml:space="preserve">,</w:t>
       </w:r>
       <w:r>
         <w:t xml:space="preserve"> </w:t>
@@ -3374,37 +3521,53 @@
           <w:rPr>
             <w:rStyle w:val="Hyperlink"/>
           </w:rPr>
-          <w:t xml:space="preserve">“Hive-based Peer-to-Peer Network”</w:t>
-        </w:r>
-      </w:hyperlink>
-      <w:r>
-        <w:t xml:space="preserve"> </w:t>
-      </w:r>
-      <w:r>
-        <w:t xml:space="preserve">(US8103870B2) (2007)</w:t>
-      </w:r>
-    </w:p>
-    <w:p>
-      <w:pPr>
-        <w:pStyle w:val="Compact"/>
-        <w:numPr>
-          <w:ilvl w:val="0"/>
-          <w:numId w:val="1015"/>
-        </w:numPr>
-      </w:pPr>
+          <w:t xml:space="preserve">JavaScript</w:t>
+        </w:r>
+      </w:hyperlink>
+      <w:r>
+        <w:t xml:space="preserve">,</w:t>
+      </w:r>
+      <w:r>
+        <w:t xml:space="preserve"> </w:t>
+      </w:r>
+      <w:hyperlink r:id="rId41">
+        <w:r>
+          <w:rPr>
+            <w:rStyle w:val="Hyperlink"/>
+          </w:rPr>
+          <w:t xml:space="preserve">Lambda</w:t>
+        </w:r>
+      </w:hyperlink>
+      <w:r>
+        <w:t xml:space="preserve">,</w:t>
+      </w:r>
+      <w:r>
+        <w:t xml:space="preserve"> </w:t>
+      </w:r>
+      <w:hyperlink r:id="rId60">
+        <w:r>
+          <w:rPr>
+            <w:rStyle w:val="Hyperlink"/>
+          </w:rPr>
+          <w:t xml:space="preserve">New Relic</w:t>
+        </w:r>
+      </w:hyperlink>
+      <w:r>
+        <w:t xml:space="preserve">,</w:t>
+      </w:r>
+      <w:r>
+        <w:t xml:space="preserve"> </w:t>
+      </w:r>
       <w:hyperlink r:id="rId117">
         <w:r>
           <w:rPr>
             <w:rStyle w:val="Hyperlink"/>
           </w:rPr>
-          <w:t xml:space="preserve">SimplePie</w:t>
-        </w:r>
-      </w:hyperlink>
-      <w:r>
-        <w:t xml:space="preserve"> </w:t>
-      </w:r>
-      <w:r>
-        <w:t xml:space="preserve">— An RSS parser for PHP; founded in 2004; integrated into</w:t>
+          <w:t xml:space="preserve">Nginx</w:t>
+        </w:r>
+      </w:hyperlink>
+      <w:r>
+        <w:t xml:space="preserve">,</w:t>
       </w:r>
       <w:r>
         <w:t xml:space="preserve"> </w:t>
@@ -3414,213 +3577,77 @@
           <w:rPr>
             <w:rStyle w:val="Hyperlink"/>
           </w:rPr>
-          <w:t xml:space="preserve">WordPress</w:t>
-        </w:r>
-      </w:hyperlink>
-      <w:r>
-        <w:t xml:space="preserve"> </w:t>
-      </w:r>
-      <w:r>
-        <w:t xml:space="preserve">core since 2009. Millions of global users.</w:t>
-      </w:r>
-    </w:p>
-    <w:p>
-      <w:pPr>
-        <w:pStyle w:val="Compact"/>
-        <w:numPr>
-          <w:ilvl w:val="0"/>
-          <w:numId w:val="1015"/>
-        </w:numPr>
-      </w:pPr>
+          <w:t xml:space="preserve">OpenTelemetry</w:t>
+        </w:r>
+      </w:hyperlink>
+      <w:r>
+        <w:t xml:space="preserve">,</w:t>
+      </w:r>
+      <w:r>
+        <w:t xml:space="preserve"> </w:t>
+      </w:r>
       <w:hyperlink r:id="rId119">
         <w:r>
           <w:rPr>
             <w:rStyle w:val="Hyperlink"/>
           </w:rPr>
-          <w:t xml:space="preserve">CloudFusion</w:t>
-        </w:r>
-      </w:hyperlink>
-      <w:r>
-        <w:t xml:space="preserve"> </w:t>
-      </w:r>
-      <w:r>
-        <w:t xml:space="preserve">— A PHP SDK for AWS; founded in 2005; later became the official</w:t>
-      </w:r>
-      <w:r>
-        <w:t xml:space="preserve"> </w:t>
-      </w:r>
-      <w:hyperlink r:id="rId119">
-        <w:r>
-          <w:rPr>
-            <w:rStyle w:val="Hyperlink"/>
-          </w:rPr>
-          <w:t xml:space="preserve">AWS SDK for PHP</w:t>
-        </w:r>
-      </w:hyperlink>
-      <w:r>
-        <w:t xml:space="preserve">. Millions of global users.</w:t>
-      </w:r>
-    </w:p>
-    <w:bookmarkEnd w:id="120"/>
-    <w:bookmarkStart w:id="135" w:name="skills"/>
-    <w:p>
-      <w:pPr>
-        <w:pStyle w:val="Heading2"/>
-      </w:pPr>
-      <w:r>
-        <w:t xml:space="preserve">Skills</w:t>
-      </w:r>
-    </w:p>
-    <w:p>
-      <w:pPr>
-        <w:pStyle w:val="FirstParagraph"/>
-      </w:pPr>
-      <w:r>
-        <w:t xml:space="preserve">This list is not exhaustive, but these are software and hard skills I leveraged in the roles above.</w:t>
-      </w:r>
-    </w:p>
-    <w:p>
-      <w:pPr>
-        <w:pStyle w:val="BodyText"/>
-      </w:pPr>
-      <w:r>
-        <w:t xml:space="preserve">CI/CD, Cloud Engineering, DevOps, DevSecOps, Platform Engineering, Site Reliability Engineering,</w:t>
-      </w:r>
-      <w:r>
-        <w:t xml:space="preserve"> </w:t>
-      </w:r>
-      <w:hyperlink r:id="rId51">
-        <w:r>
-          <w:rPr>
-            <w:rStyle w:val="Hyperlink"/>
-          </w:rPr>
-          <w:t xml:space="preserve">ARM64</w:t>
-        </w:r>
-      </w:hyperlink>
-      <w:r>
-        <w:t xml:space="preserve">,</w:t>
-      </w:r>
-      <w:r>
-        <w:t xml:space="preserve"> </w:t>
-      </w:r>
-      <w:hyperlink r:id="rId28">
-        <w:r>
-          <w:rPr>
-            <w:rStyle w:val="Hyperlink"/>
-          </w:rPr>
-          <w:t xml:space="preserve">AWS Well-Architected</w:t>
-        </w:r>
-      </w:hyperlink>
-      <w:r>
-        <w:t xml:space="preserve">,</w:t>
-      </w:r>
-      <w:r>
-        <w:t xml:space="preserve"> </w:t>
-      </w:r>
-      <w:hyperlink r:id="rId35">
-        <w:r>
-          <w:rPr>
-            <w:rStyle w:val="Hyperlink"/>
-          </w:rPr>
-          <w:t xml:space="preserve">AWS</w:t>
-        </w:r>
-      </w:hyperlink>
-      <w:r>
-        <w:t xml:space="preserve">,</w:t>
-      </w:r>
-      <w:r>
-        <w:t xml:space="preserve"> </w:t>
-      </w:r>
-      <w:hyperlink r:id="rId30">
-        <w:r>
-          <w:rPr>
-            <w:rStyle w:val="Hyperlink"/>
-          </w:rPr>
-          <w:t xml:space="preserve">Amazon Linux</w:t>
-        </w:r>
-      </w:hyperlink>
-      <w:r>
-        <w:t xml:space="preserve">,</w:t>
-      </w:r>
-      <w:r>
-        <w:t xml:space="preserve"> </w:t>
-      </w:r>
-      <w:hyperlink r:id="rId35">
-        <w:r>
-          <w:rPr>
-            <w:rStyle w:val="Hyperlink"/>
-          </w:rPr>
-          <w:t xml:space="preserve">Amazon Web Services</w:t>
-        </w:r>
-      </w:hyperlink>
-      <w:r>
-        <w:t xml:space="preserve">,</w:t>
-      </w:r>
-      <w:r>
-        <w:t xml:space="preserve"> </w:t>
-      </w:r>
-      <w:hyperlink r:id="rId82">
-        <w:r>
-          <w:rPr>
-            <w:rStyle w:val="Hyperlink"/>
-          </w:rPr>
-          <w:t xml:space="preserve">Ansible</w:t>
-        </w:r>
-      </w:hyperlink>
-      <w:r>
-        <w:t xml:space="preserve">,</w:t>
-      </w:r>
-      <w:r>
-        <w:t xml:space="preserve"> </w:t>
-      </w:r>
-      <w:hyperlink r:id="rId50">
-        <w:r>
-          <w:rPr>
-            <w:rStyle w:val="Hyperlink"/>
-          </w:rPr>
-          <w:t xml:space="preserve">Artifactory</w:t>
-        </w:r>
-      </w:hyperlink>
-      <w:r>
-        <w:t xml:space="preserve">,</w:t>
-      </w:r>
-      <w:r>
-        <w:t xml:space="preserve"> </w:t>
-      </w:r>
-      <w:hyperlink r:id="rId55">
-        <w:r>
-          <w:rPr>
-            <w:rStyle w:val="Hyperlink"/>
-          </w:rPr>
-          <w:t xml:space="preserve">Bash</w:t>
-        </w:r>
-      </w:hyperlink>
-      <w:r>
-        <w:t xml:space="preserve">,</w:t>
-      </w:r>
-      <w:r>
-        <w:t xml:space="preserve"> </w:t>
-      </w:r>
-      <w:hyperlink r:id="rId48">
-        <w:r>
-          <w:rPr>
-            <w:rStyle w:val="Hyperlink"/>
-          </w:rPr>
-          <w:t xml:space="preserve">CIS</w:t>
-        </w:r>
-      </w:hyperlink>
-      <w:r>
-        <w:t xml:space="preserve">,</w:t>
-      </w:r>
-      <w:r>
-        <w:t xml:space="preserve"> </w:t>
-      </w:r>
-      <w:hyperlink r:id="rId29">
-        <w:r>
-          <w:rPr>
-            <w:rStyle w:val="Hyperlink"/>
-          </w:rPr>
-          <w:t xml:space="preserve">CentOS</w:t>
+          <w:t xml:space="preserve">OpenTofu</w:t>
+        </w:r>
+      </w:hyperlink>
+      <w:r>
+        <w:t xml:space="preserve">,</w:t>
+      </w:r>
+      <w:r>
+        <w:t xml:space="preserve"> </w:t>
+      </w:r>
+      <w:hyperlink r:id="rId77">
+        <w:r>
+          <w:rPr>
+            <w:rStyle w:val="Hyperlink"/>
+          </w:rPr>
+          <w:t xml:space="preserve">PHP</w:t>
+        </w:r>
+      </w:hyperlink>
+      <w:r>
+        <w:t xml:space="preserve">,</w:t>
+      </w:r>
+      <w:r>
+        <w:t xml:space="preserve"> </w:t>
+      </w:r>
+      <w:hyperlink r:id="rId62">
+        <w:r>
+          <w:rPr>
+            <w:rStyle w:val="Hyperlink"/>
+          </w:rPr>
+          <w:t xml:space="preserve">Packer</w:t>
+        </w:r>
+      </w:hyperlink>
+      <w:r>
+        <w:t xml:space="preserve">,</w:t>
+      </w:r>
+      <w:r>
+        <w:t xml:space="preserve"> </w:t>
+      </w:r>
+      <w:hyperlink r:id="rId64">
+        <w:r>
+          <w:rPr>
+            <w:rStyle w:val="Hyperlink"/>
+          </w:rPr>
+          <w:t xml:space="preserve">Python</w:t>
+        </w:r>
+      </w:hyperlink>
+      <w:r>
+        <w:t xml:space="preserve">,</w:t>
+      </w:r>
+      <w:r>
+        <w:t xml:space="preserve"> </w:t>
+      </w:r>
+      <w:hyperlink r:id="rId120">
+        <w:r>
+          <w:rPr>
+            <w:rStyle w:val="Hyperlink"/>
+          </w:rPr>
+          <w:t xml:space="preserve">Redis</w:t>
         </w:r>
       </w:hyperlink>
       <w:r>
@@ -3634,21 +3661,21 @@
           <w:rPr>
             <w:rStyle w:val="Hyperlink"/>
           </w:rPr>
-          <w:t xml:space="preserve">CircleCI</w:t>
-        </w:r>
-      </w:hyperlink>
-      <w:r>
-        <w:t xml:space="preserve">,</w:t>
-      </w:r>
-      <w:r>
-        <w:t xml:space="preserve"> </w:t>
-      </w:r>
-      <w:hyperlink r:id="rId56">
-        <w:r>
-          <w:rPr>
-            <w:rStyle w:val="Hyperlink"/>
-          </w:rPr>
-          <w:t xml:space="preserve">CloudFormation</w:t>
+          <w:t xml:space="preserve">SDKs</w:t>
+        </w:r>
+      </w:hyperlink>
+      <w:r>
+        <w:t xml:space="preserve">,</w:t>
+      </w:r>
+      <w:r>
+        <w:t xml:space="preserve"> </w:t>
+      </w:r>
+      <w:hyperlink r:id="rId33">
+        <w:r>
+          <w:rPr>
+            <w:rStyle w:val="Hyperlink"/>
+          </w:rPr>
+          <w:t xml:space="preserve">Terraform</w:t>
         </w:r>
       </w:hyperlink>
       <w:r>
@@ -3662,77 +3689,21 @@
           <w:rPr>
             <w:rStyle w:val="Hyperlink"/>
           </w:rPr>
-          <w:t xml:space="preserve">CloudWatch</w:t>
-        </w:r>
-      </w:hyperlink>
-      <w:r>
-        <w:t xml:space="preserve">,</w:t>
-      </w:r>
-      <w:r>
-        <w:t xml:space="preserve"> </w:t>
-      </w:r>
-      <w:hyperlink r:id="rId45">
-        <w:r>
-          <w:rPr>
-            <w:rStyle w:val="Hyperlink"/>
-          </w:rPr>
-          <w:t xml:space="preserve">Control Tower</w:t>
-        </w:r>
-      </w:hyperlink>
-      <w:r>
-        <w:t xml:space="preserve">,</w:t>
-      </w:r>
-      <w:r>
-        <w:t xml:space="preserve"> </w:t>
-      </w:r>
-      <w:hyperlink r:id="rId57">
-        <w:r>
-          <w:rPr>
-            <w:rStyle w:val="Hyperlink"/>
-          </w:rPr>
-          <w:t xml:space="preserve">Datadog</w:t>
-        </w:r>
-      </w:hyperlink>
-      <w:r>
-        <w:t xml:space="preserve">,</w:t>
-      </w:r>
-      <w:r>
-        <w:t xml:space="preserve"> </w:t>
-      </w:r>
-      <w:hyperlink r:id="rId32">
-        <w:r>
-          <w:rPr>
-            <w:rStyle w:val="Hyperlink"/>
-          </w:rPr>
-          <w:t xml:space="preserve">Docker</w:t>
-        </w:r>
-      </w:hyperlink>
-      <w:r>
-        <w:t xml:space="preserve">,</w:t>
-      </w:r>
-      <w:r>
-        <w:t xml:space="preserve"> </w:t>
-      </w:r>
-      <w:hyperlink r:id="rId38">
-        <w:r>
-          <w:rPr>
-            <w:rStyle w:val="Hyperlink"/>
-          </w:rPr>
-          <w:t xml:space="preserve">ECS</w:t>
-        </w:r>
-      </w:hyperlink>
-      <w:r>
-        <w:t xml:space="preserve">,</w:t>
-      </w:r>
-      <w:r>
-        <w:t xml:space="preserve"> </w:t>
-      </w:r>
-      <w:hyperlink r:id="rId49">
-        <w:r>
-          <w:rPr>
-            <w:rStyle w:val="Hyperlink"/>
-          </w:rPr>
-          <w:t xml:space="preserve">GitHub Actions</w:t>
+          <w:t xml:space="preserve">Traefik</w:t>
+        </w:r>
+      </w:hyperlink>
+      <w:r>
+        <w:t xml:space="preserve">,</w:t>
+      </w:r>
+      <w:r>
+        <w:t xml:space="preserve"> </w:t>
+      </w:r>
+      <w:hyperlink r:id="rId65">
+        <w:r>
+          <w:rPr>
+            <w:rStyle w:val="Hyperlink"/>
+          </w:rPr>
+          <w:t xml:space="preserve">Ubuntu</w:t>
         </w:r>
       </w:hyperlink>
       <w:r>
@@ -3746,21 +3717,7 @@
           <w:rPr>
             <w:rStyle w:val="Hyperlink"/>
           </w:rPr>
-          <w:t xml:space="preserve">GitHub Enterprise</w:t>
-        </w:r>
-      </w:hyperlink>
-      <w:r>
-        <w:t xml:space="preserve">,</w:t>
-      </w:r>
-      <w:r>
-        <w:t xml:space="preserve"> </w:t>
-      </w:r>
-      <w:hyperlink r:id="rId34">
-        <w:r>
-          <w:rPr>
-            <w:rStyle w:val="Hyperlink"/>
-          </w:rPr>
-          <w:t xml:space="preserve">GitOps</w:t>
+          <w:t xml:space="preserve">Vagrant</w:t>
         </w:r>
       </w:hyperlink>
       <w:r>
@@ -3774,49 +3731,21 @@
           <w:rPr>
             <w:rStyle w:val="Hyperlink"/>
           </w:rPr>
-          <w:t xml:space="preserve">Git</w:t>
-        </w:r>
-      </w:hyperlink>
-      <w:r>
-        <w:t xml:space="preserve">,</w:t>
-      </w:r>
-      <w:r>
-        <w:t xml:space="preserve"> </w:t>
-      </w:r>
-      <w:hyperlink r:id="rId31">
-        <w:r>
-          <w:rPr>
-            <w:rStyle w:val="Hyperlink"/>
-          </w:rPr>
-          <w:t xml:space="preserve">Go</w:t>
-        </w:r>
-      </w:hyperlink>
-      <w:r>
-        <w:t xml:space="preserve">,</w:t>
-      </w:r>
-      <w:r>
-        <w:t xml:space="preserve"> </w:t>
-      </w:r>
-      <w:hyperlink r:id="rId71">
-        <w:r>
-          <w:rPr>
-            <w:rStyle w:val="Hyperlink"/>
-          </w:rPr>
-          <w:t xml:space="preserve">GraphQL</w:t>
-        </w:r>
-      </w:hyperlink>
-      <w:r>
-        <w:t xml:space="preserve">,</w:t>
-      </w:r>
-      <w:r>
-        <w:t xml:space="preserve"> </w:t>
-      </w:r>
-      <w:hyperlink r:id="rId76">
-        <w:r>
-          <w:rPr>
-            <w:rStyle w:val="Hyperlink"/>
-          </w:rPr>
-          <w:t xml:space="preserve">HLS</w:t>
+          <w:t xml:space="preserve">cloud-init</w:t>
+        </w:r>
+      </w:hyperlink>
+      <w:r>
+        <w:t xml:space="preserve">,</w:t>
+      </w:r>
+      <w:r>
+        <w:t xml:space="preserve"> </w:t>
+      </w:r>
+      <w:hyperlink r:id="rId75">
+        <w:r>
+          <w:rPr>
+            <w:rStyle w:val="Hyperlink"/>
+          </w:rPr>
+          <w:t xml:space="preserve">ffmpeg</w:t>
         </w:r>
       </w:hyperlink>
       <w:r>
@@ -3830,258 +3759,6 @@
           <w:rPr>
             <w:rStyle w:val="Hyperlink"/>
           </w:rPr>
-          <w:t xml:space="preserve">JWT</w:t>
-        </w:r>
-      </w:hyperlink>
-      <w:r>
-        <w:t xml:space="preserve">,</w:t>
-      </w:r>
-      <w:r>
-        <w:t xml:space="preserve"> </w:t>
-      </w:r>
-      <w:hyperlink r:id="rId126">
-        <w:r>
-          <w:rPr>
-            <w:rStyle w:val="Hyperlink"/>
-          </w:rPr>
-          <w:t xml:space="preserve">JavaScript</w:t>
-        </w:r>
-      </w:hyperlink>
-      <w:r>
-        <w:t xml:space="preserve">,</w:t>
-      </w:r>
-      <w:r>
-        <w:t xml:space="preserve"> </w:t>
-      </w:r>
-      <w:hyperlink r:id="rId41">
-        <w:r>
-          <w:rPr>
-            <w:rStyle w:val="Hyperlink"/>
-          </w:rPr>
-          <w:t xml:space="preserve">Lambda</w:t>
-        </w:r>
-      </w:hyperlink>
-      <w:r>
-        <w:t xml:space="preserve">,</w:t>
-      </w:r>
-      <w:r>
-        <w:t xml:space="preserve"> </w:t>
-      </w:r>
-      <w:hyperlink r:id="rId60">
-        <w:r>
-          <w:rPr>
-            <w:rStyle w:val="Hyperlink"/>
-          </w:rPr>
-          <w:t xml:space="preserve">New Relic</w:t>
-        </w:r>
-      </w:hyperlink>
-      <w:r>
-        <w:t xml:space="preserve">,</w:t>
-      </w:r>
-      <w:r>
-        <w:t xml:space="preserve"> </w:t>
-      </w:r>
-      <w:hyperlink r:id="rId127">
-        <w:r>
-          <w:rPr>
-            <w:rStyle w:val="Hyperlink"/>
-          </w:rPr>
-          <w:t xml:space="preserve">Nginx</w:t>
-        </w:r>
-      </w:hyperlink>
-      <w:r>
-        <w:t xml:space="preserve">,</w:t>
-      </w:r>
-      <w:r>
-        <w:t xml:space="preserve"> </w:t>
-      </w:r>
-      <w:hyperlink r:id="rId128">
-        <w:r>
-          <w:rPr>
-            <w:rStyle w:val="Hyperlink"/>
-          </w:rPr>
-          <w:t xml:space="preserve">OpenTelemetry</w:t>
-        </w:r>
-      </w:hyperlink>
-      <w:r>
-        <w:t xml:space="preserve">,</w:t>
-      </w:r>
-      <w:r>
-        <w:t xml:space="preserve"> </w:t>
-      </w:r>
-      <w:hyperlink r:id="rId129">
-        <w:r>
-          <w:rPr>
-            <w:rStyle w:val="Hyperlink"/>
-          </w:rPr>
-          <w:t xml:space="preserve">OpenTofu</w:t>
-        </w:r>
-      </w:hyperlink>
-      <w:r>
-        <w:t xml:space="preserve">,</w:t>
-      </w:r>
-      <w:r>
-        <w:t xml:space="preserve"> </w:t>
-      </w:r>
-      <w:hyperlink r:id="rId77">
-        <w:r>
-          <w:rPr>
-            <w:rStyle w:val="Hyperlink"/>
-          </w:rPr>
-          <w:t xml:space="preserve">PHP</w:t>
-        </w:r>
-      </w:hyperlink>
-      <w:r>
-        <w:t xml:space="preserve">,</w:t>
-      </w:r>
-      <w:r>
-        <w:t xml:space="preserve"> </w:t>
-      </w:r>
-      <w:hyperlink r:id="rId62">
-        <w:r>
-          <w:rPr>
-            <w:rStyle w:val="Hyperlink"/>
-          </w:rPr>
-          <w:t xml:space="preserve">Packer</w:t>
-        </w:r>
-      </w:hyperlink>
-      <w:r>
-        <w:t xml:space="preserve">,</w:t>
-      </w:r>
-      <w:r>
-        <w:t xml:space="preserve"> </w:t>
-      </w:r>
-      <w:hyperlink r:id="rId64">
-        <w:r>
-          <w:rPr>
-            <w:rStyle w:val="Hyperlink"/>
-          </w:rPr>
-          <w:t xml:space="preserve">Python</w:t>
-        </w:r>
-      </w:hyperlink>
-      <w:r>
-        <w:t xml:space="preserve">,</w:t>
-      </w:r>
-      <w:r>
-        <w:t xml:space="preserve"> </w:t>
-      </w:r>
-      <w:hyperlink r:id="rId130">
-        <w:r>
-          <w:rPr>
-            <w:rStyle w:val="Hyperlink"/>
-          </w:rPr>
-          <w:t xml:space="preserve">Redis</w:t>
-        </w:r>
-      </w:hyperlink>
-      <w:r>
-        <w:t xml:space="preserve">,</w:t>
-      </w:r>
-      <w:r>
-        <w:t xml:space="preserve"> </w:t>
-      </w:r>
-      <w:hyperlink r:id="rId131">
-        <w:r>
-          <w:rPr>
-            <w:rStyle w:val="Hyperlink"/>
-          </w:rPr>
-          <w:t xml:space="preserve">SDKs</w:t>
-        </w:r>
-      </w:hyperlink>
-      <w:r>
-        <w:t xml:space="preserve">,</w:t>
-      </w:r>
-      <w:r>
-        <w:t xml:space="preserve"> </w:t>
-      </w:r>
-      <w:hyperlink r:id="rId33">
-        <w:r>
-          <w:rPr>
-            <w:rStyle w:val="Hyperlink"/>
-          </w:rPr>
-          <w:t xml:space="preserve">Terraform</w:t>
-        </w:r>
-      </w:hyperlink>
-      <w:r>
-        <w:t xml:space="preserve">,</w:t>
-      </w:r>
-      <w:r>
-        <w:t xml:space="preserve"> </w:t>
-      </w:r>
-      <w:hyperlink r:id="rId132">
-        <w:r>
-          <w:rPr>
-            <w:rStyle w:val="Hyperlink"/>
-          </w:rPr>
-          <w:t xml:space="preserve">Traefik</w:t>
-        </w:r>
-      </w:hyperlink>
-      <w:r>
-        <w:t xml:space="preserve">,</w:t>
-      </w:r>
-      <w:r>
-        <w:t xml:space="preserve"> </w:t>
-      </w:r>
-      <w:hyperlink r:id="rId65">
-        <w:r>
-          <w:rPr>
-            <w:rStyle w:val="Hyperlink"/>
-          </w:rPr>
-          <w:t xml:space="preserve">Ubuntu</w:t>
-        </w:r>
-      </w:hyperlink>
-      <w:r>
-        <w:t xml:space="preserve">,</w:t>
-      </w:r>
-      <w:r>
-        <w:t xml:space="preserve"> </w:t>
-      </w:r>
-      <w:hyperlink r:id="rId88">
-        <w:r>
-          <w:rPr>
-            <w:rStyle w:val="Hyperlink"/>
-          </w:rPr>
-          <w:t xml:space="preserve">Vagrant</w:t>
-        </w:r>
-      </w:hyperlink>
-      <w:r>
-        <w:t xml:space="preserve">,</w:t>
-      </w:r>
-      <w:r>
-        <w:t xml:space="preserve"> </w:t>
-      </w:r>
-      <w:hyperlink r:id="rId133">
-        <w:r>
-          <w:rPr>
-            <w:rStyle w:val="Hyperlink"/>
-          </w:rPr>
-          <w:t xml:space="preserve">cloud-init</w:t>
-        </w:r>
-      </w:hyperlink>
-      <w:r>
-        <w:t xml:space="preserve">,</w:t>
-      </w:r>
-      <w:r>
-        <w:t xml:space="preserve"> </w:t>
-      </w:r>
-      <w:hyperlink r:id="rId75">
-        <w:r>
-          <w:rPr>
-            <w:rStyle w:val="Hyperlink"/>
-          </w:rPr>
-          <w:t xml:space="preserve">ffmpeg</w:t>
-        </w:r>
-      </w:hyperlink>
-      <w:r>
-        <w:t xml:space="preserve">,</w:t>
-      </w:r>
-      <w:r>
-        <w:t xml:space="preserve"> </w:t>
-      </w:r>
-      <w:hyperlink r:id="rId134">
-        <w:r>
-          <w:rPr>
-            <w:rStyle w:val="Hyperlink"/>
-          </w:rPr>
           <w:t xml:space="preserve">twelve-factor applications</w:t>
         </w:r>
       </w:hyperlink>
@@ -4089,8 +3766,8 @@
         <w:t xml:space="preserve">, architecture, automation, code generation, concurrency, containerization, debugging, disaster recovery, distributed systems, documentation, encryption at rest, error budget, fault tolerance, microservices, multi-platform, optimization, performance, platforms, refactoring, reliability, scalability, scripting, security, test-driven development, testing, troubleshooting, uptime.</w:t>
       </w:r>
     </w:p>
-    <w:bookmarkEnd w:id="135"/>
-    <w:bookmarkStart w:id="137" w:name="education"/>
+    <w:bookmarkEnd w:id="126"/>
+    <w:bookmarkStart w:id="128" w:name="education"/>
     <w:p>
       <w:pPr>
         <w:pStyle w:val="Heading2"/>
@@ -4119,7 +3796,7 @@
       <w:r>
         <w:t xml:space="preserve"> </w:t>
       </w:r>
-      <w:hyperlink r:id="rId136">
+      <w:hyperlink r:id="rId127">
         <w:r>
           <w:rPr>
             <w:rStyle w:val="Hyperlink"/>
@@ -4141,8 +3818,8 @@
         <w:t xml:space="preserve">Design and Visualization</w:t>
       </w:r>
     </w:p>
-    <w:bookmarkEnd w:id="137"/>
-    <w:bookmarkEnd w:id="138"/>
+    <w:bookmarkEnd w:id="128"/>
+    <w:bookmarkEnd w:id="129"/>
     <w:sectPr>
       <w:pgSz w:h="15840" w:w="12240"/>
       <w:pgMar w:bottom="1440" w:footer="720" w:gutter="0" w:header="720" w:left="1440" w:right="1440" w:top="1440"/>
@@ -4613,12 +4290,6 @@
     <w:abstractNumId w:val="991"/>
   </w:num>
   <w:num w:numId="1013">
-    <w:abstractNumId w:val="991"/>
-  </w:num>
-  <w:num w:numId="1014">
-    <w:abstractNumId w:val="991"/>
-  </w:num>
-  <w:num w:numId="1015">
     <w:abstractNumId w:val="991"/>
   </w:num>
 </w:numbering>
